--- a/FinalSubmission-Group3_Project2_DeepLearning .docx
+++ b/FinalSubmission-Group3_Project2_DeepLearning .docx
@@ -1,11 +1,11 @@
 
 <file path=word/document.xml><?xml version="1.0" encoding="utf-8"?>
-<w:document xmlns:o="urn:schemas-microsoft-com:office:office" xmlns:r="http://schemas.openxmlformats.org/officeDocument/2006/relationships" xmlns:v="urn:schemas-microsoft-com:vml" xmlns:w="http://schemas.openxmlformats.org/wordprocessingml/2006/main" xmlns:w10="urn:schemas-microsoft-com:office:word" xmlns:wp="http://schemas.openxmlformats.org/drawingml/2006/wordprocessingDrawing" xmlns:wps="http://schemas.microsoft.com/office/word/2010/wordprocessingShape" xmlns:wpg="http://schemas.microsoft.com/office/word/2010/wordprocessingGroup" xmlns:mc="http://schemas.openxmlformats.org/markup-compatibility/2006" xmlns:wp14="http://schemas.microsoft.com/office/word/2010/wordprocessingDrawing" xmlns:w14="http://schemas.microsoft.com/office/word/2010/wordml" xmlns:w15="http://schemas.microsoft.com/office/word/2012/wordml" mc:Ignorable="w14 wp14 w15">
+<w:document xmlns:wpc="http://schemas.microsoft.com/office/word/2010/wordprocessingCanvas" xmlns:cx="http://schemas.microsoft.com/office/drawing/2014/chartex" xmlns:cx1="http://schemas.microsoft.com/office/drawing/2015/9/8/chartex" xmlns:cx2="http://schemas.microsoft.com/office/drawing/2015/10/21/chartex" xmlns:cx3="http://schemas.microsoft.com/office/drawing/2016/5/9/chartex" xmlns:cx4="http://schemas.microsoft.com/office/drawing/2016/5/10/chartex" xmlns:cx5="http://schemas.microsoft.com/office/drawing/2016/5/11/chartex" xmlns:cx6="http://schemas.microsoft.com/office/drawing/2016/5/12/chartex" xmlns:cx7="http://schemas.microsoft.com/office/drawing/2016/5/13/chartex" xmlns:cx8="http://schemas.microsoft.com/office/drawing/2016/5/14/chartex" xmlns:mc="http://schemas.openxmlformats.org/markup-compatibility/2006" xmlns:aink="http://schemas.microsoft.com/office/drawing/2016/ink" xmlns:am3d="http://schemas.microsoft.com/office/drawing/2017/model3d" xmlns:o="urn:schemas-microsoft-com:office:office" xmlns:oel="http://schemas.microsoft.com/office/2019/extlst" xmlns:r="http://schemas.openxmlformats.org/officeDocument/2006/relationships" xmlns:m="http://schemas.openxmlformats.org/officeDocument/2006/math" xmlns:v="urn:schemas-microsoft-com:vml" xmlns:wp14="http://schemas.microsoft.com/office/word/2010/wordprocessingDrawing" xmlns:wp="http://schemas.openxmlformats.org/drawingml/2006/wordprocessingDrawing" xmlns:w10="urn:schemas-microsoft-com:office:word" xmlns:w="http://schemas.openxmlformats.org/wordprocessingml/2006/main" xmlns:w14="http://schemas.microsoft.com/office/word/2010/wordml" xmlns:w15="http://schemas.microsoft.com/office/word/2012/wordml" xmlns:w16cex="http://schemas.microsoft.com/office/word/2018/wordml/cex" xmlns:w16cid="http://schemas.microsoft.com/office/word/2016/wordml/cid" xmlns:w16="http://schemas.microsoft.com/office/word/2018/wordml" xmlns:w16du="http://schemas.microsoft.com/office/word/2023/wordml/word16du" xmlns:w16sdtdh="http://schemas.microsoft.com/office/word/2020/wordml/sdtdatahash" xmlns:w16sdtfl="http://schemas.microsoft.com/office/word/2024/wordml/sdtformatlock" xmlns:w16se="http://schemas.microsoft.com/office/word/2015/wordml/symex" xmlns:wpg="http://schemas.microsoft.com/office/word/2010/wordprocessingGroup" xmlns:wpi="http://schemas.microsoft.com/office/word/2010/wordprocessingInk" xmlns:wne="http://schemas.microsoft.com/office/word/2006/wordml" xmlns:wps="http://schemas.microsoft.com/office/word/2010/wordprocessingShape" mc:Ignorable="w14 w15 w16se w16cid w16 w16cex w16sdtdh w16sdtfl w16du wp14">
   <w:body>
     <w:p>
       <w:pPr>
         <w:pStyle w:val="NormalWeb"/>
-        <w:spacing w:before="0" w:after="280"/>
+        <w:spacing w:after="280"/>
         <w:jc w:val="center"/>
         <w:rPr>
           <w:rFonts w:ascii="Arial" w:hAnsi="Arial"/>
@@ -20,11 +20,12 @@
           <w:rFonts w:ascii="Arial" w:hAnsi="Arial"/>
           <w:b/>
           <w:bCs/>
+          <w:noProof/>
           <w:sz w:val="28"/>
           <w:lang w:val="en-US"/>
         </w:rPr>
         <w:drawing>
-          <wp:anchor behindDoc="0" distT="0" distB="0" distL="0" distR="0" simplePos="0" locked="0" layoutInCell="0" allowOverlap="1" relativeHeight="13">
+          <wp:anchor distT="0" distB="0" distL="0" distR="0" simplePos="0" relativeHeight="13" behindDoc="0" locked="0" layoutInCell="0" allowOverlap="1" wp14:anchorId="0FE2F31A" wp14:editId="1094F547">
             <wp:simplePos x="0" y="0"/>
             <wp:positionH relativeFrom="column">
               <wp:posOffset>1495425</wp:posOffset>
@@ -35,7 +36,7 @@
             <wp:extent cx="2435225" cy="914400"/>
             <wp:effectExtent l="0" t="0" r="0" b="0"/>
             <wp:wrapSquare wrapText="largest"/>
-            <wp:docPr id="1" name="Image1" descr=""/>
+            <wp:docPr id="1" name="Image1"/>
             <wp:cNvGraphicFramePr>
               <a:graphicFrameLocks xmlns:a="http://schemas.openxmlformats.org/drawingml/2006/main" noChangeAspect="1"/>
             </wp:cNvGraphicFramePr>
@@ -43,13 +44,13 @@
               <a:graphicData uri="http://schemas.openxmlformats.org/drawingml/2006/picture">
                 <pic:pic xmlns:pic="http://schemas.openxmlformats.org/drawingml/2006/picture">
                   <pic:nvPicPr>
-                    <pic:cNvPr id="1" name="Image1" descr=""/>
+                    <pic:cNvPr id="1" name="Image1"/>
                     <pic:cNvPicPr>
                       <a:picLocks noChangeAspect="1" noChangeArrowheads="1"/>
                     </pic:cNvPicPr>
                   </pic:nvPicPr>
                   <pic:blipFill>
-                    <a:blip r:embed="rId2"/>
+                    <a:blip r:embed="rId6"/>
                     <a:stretch>
                       <a:fillRect/>
                     </a:stretch>
@@ -83,15 +84,6 @@
           <w:lang w:val="en-US"/>
         </w:rPr>
       </w:pPr>
-      <w:r>
-        <w:rPr>
-          <w:rFonts w:ascii="Arial" w:hAnsi="Arial"/>
-          <w:b/>
-          <w:bCs/>
-          <w:sz w:val="28"/>
-          <w:lang w:val="en-US"/>
-        </w:rPr>
-      </w:r>
     </w:p>
     <w:p>
       <w:pPr>
@@ -103,18 +95,12 @@
           <w:lang w:val="en-US"/>
         </w:rPr>
       </w:pPr>
-      <w:r>
-        <w:rPr>
-          <w:rFonts w:ascii="Arial" w:hAnsi="Arial"/>
-          <w:lang w:val="en-US"/>
-        </w:rPr>
-      </w:r>
-    </w:p>
-    <w:p>
-      <w:pPr>
-        <w:pStyle w:val="NormalWeb"/>
-        <w:spacing w:before="109" w:after="109"/>
-        <w:ind w:firstLine="708" w:left="1416"/>
+    </w:p>
+    <w:p>
+      <w:pPr>
+        <w:pStyle w:val="NormalWeb"/>
+        <w:spacing w:before="109" w:after="109"/>
+        <w:ind w:left="1416" w:firstLine="708"/>
         <w:rPr>
           <w:rFonts w:ascii="Arial" w:hAnsi="Arial"/>
           <w:b/>
@@ -124,7 +110,12 @@
           <w:lang w:val="en-US"/>
         </w:rPr>
       </w:pPr>
-      <w:r>
+    </w:p>
+    <w:p>
+      <w:pPr>
+        <w:pStyle w:val="NormalWeb"/>
+        <w:spacing w:before="109" w:after="109"/>
+        <w:jc w:val="center"/>
         <w:rPr>
           <w:rFonts w:ascii="Arial" w:hAnsi="Arial"/>
           <w:b/>
@@ -133,13 +124,8 @@
           <w:szCs w:val="36"/>
           <w:lang w:val="en-US"/>
         </w:rPr>
-      </w:r>
-    </w:p>
-    <w:p>
-      <w:pPr>
-        <w:pStyle w:val="NormalWeb"/>
-        <w:spacing w:before="109" w:after="109"/>
-        <w:jc w:val="center"/>
+      </w:pPr>
+      <w:r>
         <w:rPr>
           <w:rFonts w:ascii="Arial" w:hAnsi="Arial"/>
           <w:b/>
@@ -148,16 +134,6 @@
           <w:szCs w:val="36"/>
           <w:lang w:val="en-US"/>
         </w:rPr>
-      </w:pPr>
-      <w:r>
-        <w:rPr>
-          <w:rFonts w:ascii="Arial" w:hAnsi="Arial"/>
-          <w:b/>
-          <w:bCs/>
-          <w:sz w:val="36"/>
-          <w:szCs w:val="36"/>
-          <w:lang w:val="en-US"/>
-        </w:rPr>
         <w:t>Deep Learning Methods for Seizure Detection</w:t>
       </w:r>
     </w:p>
@@ -171,9 +147,11 @@
         </w:rPr>
       </w:pPr>
       <w:r>
-        <w:rPr/>
+        <w:rPr>
+          <w:noProof/>
+        </w:rPr>
         <w:drawing>
-          <wp:inline distT="0" distB="0" distL="0" distR="0">
+          <wp:inline distT="0" distB="0" distL="0" distR="0" wp14:anchorId="3D926D8C" wp14:editId="35817C03">
             <wp:extent cx="5400040" cy="2250440"/>
             <wp:effectExtent l="0" t="0" r="0" b="0"/>
             <wp:docPr id="2" name="Picture 4" descr="A young woman with electrodes on her scalp getting EEG readings for epilepsy."/>
@@ -190,7 +168,7 @@
                     </pic:cNvPicPr>
                   </pic:nvPicPr>
                   <pic:blipFill>
-                    <a:blip r:embed="rId3"/>
+                    <a:blip r:embed="rId7"/>
                     <a:stretch>
                       <a:fillRect/>
                     </a:stretch>
@@ -220,12 +198,6 @@
           <w:lang w:val="en-US"/>
         </w:rPr>
       </w:pPr>
-      <w:r>
-        <w:rPr>
-          <w:rFonts w:ascii="Arial" w:hAnsi="Arial"/>
-          <w:lang w:val="en-US"/>
-        </w:rPr>
-      </w:r>
     </w:p>
     <w:p>
       <w:pPr>
@@ -259,7 +231,7 @@
       </w:pPr>
       <w:r>
         <w:rPr>
-          <w:rFonts w:cs="Arial" w:ascii="Arial" w:hAnsi="Arial"/>
+          <w:rFonts w:ascii="Arial" w:hAnsi="Arial" w:cs="Arial"/>
           <w:lang w:val="en-US"/>
         </w:rPr>
         <w:t>Twyla Keating, 1770979</w:t>
@@ -277,7 +249,7 @@
       </w:pPr>
       <w:r>
         <w:rPr>
-          <w:rFonts w:cs="Arial" w:ascii="Arial" w:hAnsi="Arial"/>
+          <w:rFonts w:ascii="Arial" w:hAnsi="Arial" w:cs="Arial"/>
           <w:lang w:val="en-US"/>
         </w:rPr>
         <w:t>Zijian Li, 1781642</w:t>
@@ -295,7 +267,7 @@
       </w:pPr>
       <w:r>
         <w:rPr>
-          <w:rFonts w:cs="Arial" w:ascii="Arial" w:hAnsi="Arial"/>
+          <w:rFonts w:ascii="Arial" w:hAnsi="Arial" w:cs="Arial"/>
           <w:lang w:val="en-US"/>
         </w:rPr>
         <w:t>Enoch Shin, 1767565</w:t>
@@ -311,29 +283,32 @@
           <w:lang w:val="en-US"/>
         </w:rPr>
       </w:pPr>
-      <w:r>
-        <w:rPr>
-          <w:rFonts w:cs="Arial" w:ascii="Arial" w:hAnsi="Arial"/>
-          <w:lang w:val="en-US"/>
-        </w:rPr>
-        <w:t>Wenqi Zhang, 1785174</w:t>
-      </w:r>
-    </w:p>
-    <w:p>
-      <w:pPr>
-        <w:pStyle w:val="NormalWeb"/>
-        <w:spacing w:before="109" w:after="109"/>
-        <w:rPr>
-          <w:rFonts w:ascii="Arial" w:hAnsi="Arial"/>
-          <w:lang w:val="en-US"/>
-        </w:rPr>
-      </w:pPr>
-      <w:r>
-        <w:rPr>
-          <w:rFonts w:ascii="Arial" w:hAnsi="Arial"/>
-          <w:lang w:val="en-US"/>
-        </w:rPr>
-      </w:r>
+      <w:proofErr w:type="spellStart"/>
+      <w:r>
+        <w:rPr>
+          <w:rFonts w:ascii="Arial" w:hAnsi="Arial" w:cs="Arial"/>
+          <w:lang w:val="en-US"/>
+        </w:rPr>
+        <w:t>Wenqi</w:t>
+      </w:r>
+      <w:proofErr w:type="spellEnd"/>
+      <w:r>
+        <w:rPr>
+          <w:rFonts w:ascii="Arial" w:hAnsi="Arial" w:cs="Arial"/>
+          <w:lang w:val="en-US"/>
+        </w:rPr>
+        <w:t xml:space="preserve"> Zhang, 1785174</w:t>
+      </w:r>
+    </w:p>
+    <w:p>
+      <w:pPr>
+        <w:pStyle w:val="NormalWeb"/>
+        <w:spacing w:before="109" w:after="109"/>
+        <w:rPr>
+          <w:rFonts w:ascii="Arial" w:hAnsi="Arial"/>
+          <w:lang w:val="en-US"/>
+        </w:rPr>
+      </w:pPr>
     </w:p>
     <w:p>
       <w:pPr>
@@ -376,36 +351,27 @@
           <w:szCs w:val="28"/>
           <w:lang w:val="en-US"/>
         </w:rPr>
-        <w:t>26 March 2026</w:t>
-      </w:r>
-    </w:p>
-    <w:p>
-      <w:pPr>
-        <w:pStyle w:val="Normal"/>
-        <w:spacing w:lineRule="auto" w:line="240" w:before="0" w:after="0"/>
-        <w:rPr>
-          <w:rFonts w:ascii="Arial" w:hAnsi="Arial" w:eastAsia="Times New Roman" w:cs="Times New Roman"/>
+        <w:t>28 April 2026</w:t>
+      </w:r>
+    </w:p>
+    <w:p>
+      <w:pPr>
+        <w:spacing w:after="0" w:line="240" w:lineRule="auto"/>
+        <w:rPr>
+          <w:rFonts w:ascii="Arial" w:eastAsia="Times New Roman" w:hAnsi="Arial" w:cs="Times New Roman"/>
           <w:sz w:val="28"/>
           <w:szCs w:val="28"/>
           <w:lang w:val="en-US" w:eastAsia="es-ES"/>
         </w:rPr>
       </w:pPr>
       <w:r>
-        <w:rPr>
-          <w:rFonts w:eastAsia="Times New Roman" w:cs="Times New Roman" w:ascii="Arial" w:hAnsi="Arial"/>
-          <w:sz w:val="28"/>
-          <w:szCs w:val="28"/>
-          <w:lang w:val="en-US" w:eastAsia="es-ES"/>
-        </w:rPr>
-      </w:r>
-      <w:r>
         <w:br w:type="page"/>
       </w:r>
     </w:p>
     <w:p>
       <w:pPr>
         <w:pStyle w:val="NormalWeb"/>
-        <w:spacing w:before="0" w:after="109"/>
+        <w:spacing w:after="109"/>
         <w:rPr>
           <w:sz w:val="26"/>
           <w:szCs w:val="26"/>
@@ -420,6 +386,7 @@
           <w:szCs w:val="26"/>
           <w:lang w:val="en-US"/>
         </w:rPr>
+        <w:lastRenderedPageBreak/>
         <w:t>1. Introduction</w:t>
       </w:r>
     </w:p>
@@ -462,25 +429,7 @@
           <w:szCs w:val="22"/>
           <w:lang w:val="en-US"/>
         </w:rPr>
-        <w:t xml:space="preserve">This drives a multitude of co-morbidities such as physical injuries (bruises, fractures, and the like), as well as psychological symptoms such as anxiety and depression. Moreover, the risk of premature death in </w:t>
-      </w:r>
-      <w:r>
-        <w:rPr>
-          <w:rFonts w:ascii="Arial" w:hAnsi="Arial"/>
-          <w:sz w:val="22"/>
-          <w:szCs w:val="22"/>
-          <w:lang w:val="en-US"/>
-        </w:rPr>
-        <w:t>people affected by epilepsy</w:t>
-      </w:r>
-      <w:r>
-        <w:rPr>
-          <w:rFonts w:ascii="Arial" w:hAnsi="Arial"/>
-          <w:sz w:val="22"/>
-          <w:szCs w:val="22"/>
-          <w:lang w:val="en-US"/>
-        </w:rPr>
-        <w:t xml:space="preserve"> is up to three times higher than that of the general population, but the WHO estimates that up to 70% of people suffering from this condition could live seizure-free if properly diagnosed and treated [2].</w:t>
+        <w:t>This drives a multitude of co-morbidities such as physical injuries (bruises, fractures, and the like), as well as psychological symptoms such as anxiety and depression. Moreover, the risk of premature death in people affected by epilepsy is up to three times higher than that of the general population, but the WHO estimates that up to 70% of people suffering from this condition could live seizure-free if properly diagnosed and treated [2].</w:t>
       </w:r>
     </w:p>
     <w:p>
@@ -522,7 +471,27 @@
           <w:szCs w:val="22"/>
           <w:lang w:val="en-US"/>
         </w:rPr>
-        <w:t>In this report, we investigate the application of deep learning methods in the classification of epileptic seizures from normal brain activity using electroencephalographic (EEG) recordings. EEG is a non-invasive method for measuring neuronal electrical activity in the human brain cortex, defined by a set of N electrodes placed in various regions of the scalp. For each monitored patient, EEG recordings provide N temporal single-dimensional signals (i.e, one per channel). In the diagnostic process of epilepsy, a neurologist explores these EEG recordings visually to find patterns of spikes, sharp, and slow waves, that characterize an epileptic seizure.</w:t>
+        <w:t>In this report, we investigate the application of deep learning methods in the classification of epileptic seizures from normal brain activity using electroencephalographic (EEG) recordings. EEG is a non-invasive method for measuring neuronal electrical activity in the human brain cortex, defined by a set of N electrodes placed in various regions of the scalp. For each monitored patient, EEG recordings provide N temporal single-dimensional signals (</w:t>
+      </w:r>
+      <w:proofErr w:type="spellStart"/>
+      <w:r>
+        <w:rPr>
+          <w:rFonts w:ascii="Arial" w:hAnsi="Arial"/>
+          <w:sz w:val="22"/>
+          <w:szCs w:val="22"/>
+          <w:lang w:val="en-US"/>
+        </w:rPr>
+        <w:t>i.e</w:t>
+      </w:r>
+      <w:proofErr w:type="spellEnd"/>
+      <w:r>
+        <w:rPr>
+          <w:rFonts w:ascii="Arial" w:hAnsi="Arial"/>
+          <w:sz w:val="22"/>
+          <w:szCs w:val="22"/>
+          <w:lang w:val="en-US"/>
+        </w:rPr>
+        <w:t>, one per channel). In the diagnostic process of epilepsy, a neurologist explores these EEG recordings visually to find patterns of spikes, sharp, and slow waves, that characterize an epileptic seizure.</w:t>
       </w:r>
     </w:p>
     <w:p>
@@ -605,7 +574,97 @@
           <w:szCs w:val="22"/>
           <w:lang w:val="en-US"/>
         </w:rPr>
-        <w:t>Additionally, Convolutional Neural Networks (CNNs) with channel fusion are considered a foundational technique for this task. CNNs learn hierarchical feature representations directly from raw or minimally processed input, making them well-suited for EEG signals where relevant patterns may not be obvious to human reviewers. Applied to multi-channel EEGs, CNNs use spatial convolutions to capture relationships across electrode channels and temporal convolutions to detect local patterns within the signal, which is a design exemplified by architectures like Lawhern et al’s widely-cited EEGNet [6]. A key design consideration is when to implement channel fusion, or in other words, when to integrate information across multiple channels. As discussed in Hernández-Sabaté’s study of EEG signals for measuring mental workloads of pilots, channel fusion can be done either early in the pipeline by treating the multi-channel input like a multi-channel image, or later, after per-channel features have been extracted independently [7].</w:t>
+        <w:t xml:space="preserve">Additionally, Convolutional Neural Networks (CNNs) with channel fusion are considered a foundational technique for this task. CNNs learn hierarchical feature representations directly from raw or minimally processed input, making them well-suited for EEG signals where relevant patterns may not be obvious to human reviewers. Applied to multi-channel EEGs, CNNs use spatial convolutions to capture relationships across electrode channels and temporal convolutions to detect local patterns within the signal, which is a design exemplified by architectures like </w:t>
+      </w:r>
+      <w:proofErr w:type="spellStart"/>
+      <w:r>
+        <w:rPr>
+          <w:rFonts w:ascii="Arial" w:hAnsi="Arial"/>
+          <w:sz w:val="22"/>
+          <w:szCs w:val="22"/>
+          <w:lang w:val="en-US"/>
+        </w:rPr>
+        <w:t>Lawhern</w:t>
+      </w:r>
+      <w:proofErr w:type="spellEnd"/>
+      <w:r>
+        <w:rPr>
+          <w:rFonts w:ascii="Arial" w:hAnsi="Arial"/>
+          <w:sz w:val="22"/>
+          <w:szCs w:val="22"/>
+          <w:lang w:val="en-US"/>
+        </w:rPr>
+        <w:t xml:space="preserve"> et </w:t>
+      </w:r>
+      <w:proofErr w:type="spellStart"/>
+      <w:r>
+        <w:rPr>
+          <w:rFonts w:ascii="Arial" w:hAnsi="Arial"/>
+          <w:sz w:val="22"/>
+          <w:szCs w:val="22"/>
+          <w:lang w:val="en-US"/>
+        </w:rPr>
+        <w:t>al’s</w:t>
+      </w:r>
+      <w:proofErr w:type="spellEnd"/>
+      <w:r>
+        <w:rPr>
+          <w:rFonts w:ascii="Arial" w:hAnsi="Arial"/>
+          <w:sz w:val="22"/>
+          <w:szCs w:val="22"/>
+          <w:lang w:val="en-US"/>
+        </w:rPr>
+        <w:t xml:space="preserve"> </w:t>
+      </w:r>
+      <w:proofErr w:type="gramStart"/>
+      <w:r>
+        <w:rPr>
+          <w:rFonts w:ascii="Arial" w:hAnsi="Arial"/>
+          <w:sz w:val="22"/>
+          <w:szCs w:val="22"/>
+          <w:lang w:val="en-US"/>
+        </w:rPr>
+        <w:t>widely-cited</w:t>
+      </w:r>
+      <w:proofErr w:type="gramEnd"/>
+      <w:r>
+        <w:rPr>
+          <w:rFonts w:ascii="Arial" w:hAnsi="Arial"/>
+          <w:sz w:val="22"/>
+          <w:szCs w:val="22"/>
+          <w:lang w:val="en-US"/>
+        </w:rPr>
+        <w:t xml:space="preserve"> </w:t>
+      </w:r>
+      <w:proofErr w:type="spellStart"/>
+      <w:r>
+        <w:rPr>
+          <w:rFonts w:ascii="Arial" w:hAnsi="Arial"/>
+          <w:sz w:val="22"/>
+          <w:szCs w:val="22"/>
+          <w:lang w:val="en-US"/>
+        </w:rPr>
+        <w:t>EEGNet</w:t>
+      </w:r>
+      <w:proofErr w:type="spellEnd"/>
+      <w:r>
+        <w:rPr>
+          <w:rFonts w:ascii="Arial" w:hAnsi="Arial"/>
+          <w:sz w:val="22"/>
+          <w:szCs w:val="22"/>
+          <w:lang w:val="en-US"/>
+        </w:rPr>
+        <w:t xml:space="preserve"> [6]. A key design consideration is when to implement </w:t>
+      </w:r>
+      <w:r>
+        <w:rPr>
+          <w:rFonts w:ascii="Arial" w:hAnsi="Arial"/>
+          <w:sz w:val="22"/>
+          <w:szCs w:val="22"/>
+          <w:lang w:val="en-US"/>
+        </w:rPr>
+        <w:lastRenderedPageBreak/>
+        <w:t>channel fusion, or in other words, when to integrate information across multiple channels. As discussed in Hernández-Sabaté’s study of EEG signals for measuring mental workloads of pilots, channel fusion can be done either early in the pipeline by treating the multi-channel input like a multi-channel image, or later, after per-channel features have been extracted independently [7].</w:t>
       </w:r>
     </w:p>
     <w:p>
@@ -660,30 +719,18 @@
           <w:szCs w:val="22"/>
         </w:rPr>
       </w:pPr>
-      <w:r>
-        <w:rPr>
-          <w:sz w:val="22"/>
-          <w:szCs w:val="22"/>
-        </w:rPr>
-      </w:r>
     </w:p>
     <w:p>
       <w:pPr>
         <w:pStyle w:val="NormalWeb"/>
         <w:spacing w:before="109" w:after="109"/>
         <w:jc w:val="both"/>
-        <w:rPr>
-          <w:sz w:val="24"/>
-          <w:szCs w:val="24"/>
-        </w:rPr>
       </w:pPr>
       <w:r>
         <w:rPr>
           <w:rFonts w:ascii="Arial" w:hAnsi="Arial"/>
           <w:b/>
           <w:bCs/>
-          <w:sz w:val="24"/>
-          <w:szCs w:val="24"/>
           <w:lang w:val="en-US"/>
         </w:rPr>
         <w:t>Goals</w:t>
@@ -759,29 +806,20 @@
           <w:ilvl w:val="0"/>
           <w:numId w:val="1"/>
         </w:numPr>
-        <w:spacing w:before="0" w:after="0"/>
-        <w:rPr>
-          <w:sz w:val="22"/>
-          <w:szCs w:val="22"/>
-        </w:rPr>
-      </w:pPr>
-      <w:r>
-        <w:rPr>
-          <w:rFonts w:ascii="Arial" w:hAnsi="Arial"/>
-          <w:sz w:val="22"/>
-          <w:szCs w:val="22"/>
-          <w:lang w:val="en-US"/>
-        </w:rPr>
-        <w:t>“</w:t>
-      </w:r>
-      <w:r>
-        <w:rPr>
-          <w:rFonts w:ascii="Arial" w:hAnsi="Arial"/>
-          <w:sz w:val="22"/>
-          <w:szCs w:val="22"/>
-          <w:lang w:val="en-US"/>
-        </w:rPr>
-        <w:t>Seizure level," where entire seizure episodes are held out. This would allow us to test whether the model generalizes to new seizures within patients it has already seen during training.</w:t>
+        <w:spacing w:after="0"/>
+        <w:rPr>
+          <w:sz w:val="22"/>
+          <w:szCs w:val="22"/>
+        </w:rPr>
+      </w:pPr>
+      <w:r>
+        <w:rPr>
+          <w:rFonts w:ascii="Arial" w:hAnsi="Arial"/>
+          <w:sz w:val="22"/>
+          <w:szCs w:val="22"/>
+          <w:lang w:val="en-US"/>
+        </w:rPr>
+        <w:t>“Seizure level," where entire seizure episodes are held out. This would allow us to test whether the model generalizes to new seizures within patients it has already seen during training.</w:t>
       </w:r>
     </w:p>
     <w:p>
@@ -791,7 +829,7 @@
           <w:ilvl w:val="0"/>
           <w:numId w:val="1"/>
         </w:numPr>
-        <w:spacing w:before="0" w:after="109"/>
+        <w:spacing w:after="109"/>
         <w:rPr>
           <w:sz w:val="22"/>
           <w:szCs w:val="22"/>
@@ -824,92 +862,17 @@
           <w:szCs w:val="22"/>
           <w:lang w:val="en-US"/>
         </w:rPr>
-        <w:t>For our second sub-goal, we want to compare classification accuracy and performance with different modeling architectures. We approach this in two stages: first, a static classification baseline using a convolutional neural network that combines information across EEG channels and does not include temporal information; second, a temporal model that incorporates sequential context across consecutive windows using memory-based learning.</w:t>
-      </w:r>
-    </w:p>
-    <w:p>
-      <w:pPr>
-        <w:pStyle w:val="NormalWeb"/>
-        <w:spacing w:before="109" w:after="109"/>
-        <w:ind w:firstLine="708"/>
-        <w:rPr>
-          <w:rFonts w:ascii="Arial" w:hAnsi="Arial"/>
-          <w:lang w:val="en-US"/>
-        </w:rPr>
-      </w:pPr>
-      <w:r>
-        <w:rPr>
-          <w:rFonts w:ascii="Arial" w:hAnsi="Arial"/>
-          <w:lang w:val="en-US"/>
-        </w:rPr>
-      </w:r>
-    </w:p>
-    <w:p>
-      <w:pPr>
-        <w:pStyle w:val="NormalWeb"/>
-        <w:spacing w:before="109" w:after="109"/>
-        <w:ind w:firstLine="708"/>
-        <w:rPr>
-          <w:rFonts w:ascii="Arial" w:hAnsi="Arial"/>
-          <w:lang w:val="en-US"/>
-        </w:rPr>
-      </w:pPr>
-      <w:r>
-        <w:rPr>
-          <w:rFonts w:ascii="Arial" w:hAnsi="Arial"/>
-          <w:lang w:val="en-US"/>
-        </w:rPr>
-      </w:r>
-    </w:p>
-    <w:p>
-      <w:pPr>
-        <w:pStyle w:val="NormalWeb"/>
-        <w:spacing w:before="109" w:after="109"/>
-        <w:ind w:firstLine="708"/>
-        <w:rPr>
-          <w:rFonts w:ascii="Arial" w:hAnsi="Arial"/>
-          <w:lang w:val="en-US"/>
-        </w:rPr>
-      </w:pPr>
-      <w:r>
-        <w:rPr>
-          <w:rFonts w:ascii="Arial" w:hAnsi="Arial"/>
-          <w:lang w:val="en-US"/>
-        </w:rPr>
-      </w:r>
-    </w:p>
-    <w:p>
-      <w:pPr>
-        <w:pStyle w:val="NormalWeb"/>
-        <w:spacing w:before="109" w:after="109"/>
-        <w:ind w:firstLine="708"/>
-        <w:rPr>
-          <w:rFonts w:ascii="Arial" w:hAnsi="Arial"/>
-          <w:lang w:val="en-US"/>
-        </w:rPr>
-      </w:pPr>
-      <w:r>
-        <w:rPr>
-          <w:rFonts w:ascii="Arial" w:hAnsi="Arial"/>
-          <w:lang w:val="en-US"/>
-        </w:rPr>
-      </w:r>
-    </w:p>
-    <w:p>
-      <w:pPr>
-        <w:pStyle w:val="NormalWeb"/>
-        <w:spacing w:before="109" w:after="109"/>
-        <w:ind w:firstLine="708"/>
-        <w:rPr>
-          <w:rFonts w:ascii="Arial" w:hAnsi="Arial"/>
-          <w:lang w:val="en-US"/>
-        </w:rPr>
-      </w:pPr>
-      <w:r>
-        <w:rPr>
-          <w:rFonts w:ascii="Arial" w:hAnsi="Arial"/>
-          <w:lang w:val="en-US"/>
-        </w:rPr>
+        <w:t xml:space="preserve">For our second sub-goal, we want to compare classification accuracy and performance with different modeling architectures. We approach this in two stages: first, a static classification baseline using a convolutional neural network that combines </w:t>
+      </w:r>
+      <w:r>
+        <w:rPr>
+          <w:rFonts w:ascii="Arial" w:hAnsi="Arial"/>
+          <w:sz w:val="22"/>
+          <w:szCs w:val="22"/>
+          <w:lang w:val="en-US"/>
+        </w:rPr>
+        <w:lastRenderedPageBreak/>
+        <w:t>information across EEG channels and does not include temporal information; second, a temporal model that incorporates sequential context across consecutive windows using memory-based learning.</w:t>
       </w:r>
     </w:p>
     <w:p>
@@ -957,7 +920,27 @@
           <w:szCs w:val="22"/>
           <w:lang w:val="en-US"/>
         </w:rPr>
-        <w:t xml:space="preserve">First, we performed train-validation-test splits for the three different splitting methods of data (window, seizure event, patient), with two sampling modes (balanced 50/50 and unbalanced 20/80). More details about this splitting is discussed in Section 3.  </w:t>
+        <w:t xml:space="preserve">First, we performed train-validation-test splits for the three different splitting methods of data (window, seizure event, patient), with two sampling modes (balanced 50/50 and unbalanced 20/80). More details about this splitting </w:t>
+      </w:r>
+      <w:proofErr w:type="gramStart"/>
+      <w:r>
+        <w:rPr>
+          <w:rFonts w:ascii="Arial" w:hAnsi="Arial"/>
+          <w:sz w:val="22"/>
+          <w:szCs w:val="22"/>
+          <w:lang w:val="en-US"/>
+        </w:rPr>
+        <w:t>is</w:t>
+      </w:r>
+      <w:proofErr w:type="gramEnd"/>
+      <w:r>
+        <w:rPr>
+          <w:rFonts w:ascii="Arial" w:hAnsi="Arial"/>
+          <w:sz w:val="22"/>
+          <w:szCs w:val="22"/>
+          <w:lang w:val="en-US"/>
+        </w:rPr>
+        <w:t xml:space="preserve"> discussed in Section 3.  </w:t>
       </w:r>
     </w:p>
     <w:p>
@@ -1006,23 +989,6 @@
       <w:pPr>
         <w:pStyle w:val="NormalWeb"/>
         <w:spacing w:before="109" w:after="109"/>
-        <w:jc w:val="both"/>
-        <w:rPr>
-          <w:rFonts w:ascii="Arial" w:hAnsi="Arial"/>
-          <w:lang w:val="en-US"/>
-        </w:rPr>
-      </w:pPr>
-      <w:r>
-        <w:rPr>
-          <w:rFonts w:ascii="Arial" w:hAnsi="Arial"/>
-          <w:lang w:val="en-US"/>
-        </w:rPr>
-      </w:r>
-    </w:p>
-    <w:p>
-      <w:pPr>
-        <w:pStyle w:val="NormalWeb"/>
-        <w:spacing w:before="109" w:after="109"/>
         <w:rPr>
           <w:sz w:val="26"/>
           <w:szCs w:val="26"/>
@@ -1033,8 +999,6 @@
           <w:rFonts w:ascii="Arial" w:hAnsi="Arial"/>
           <w:b/>
           <w:bCs/>
-          <w:sz w:val="24"/>
-          <w:szCs w:val="24"/>
           <w:lang w:val="en-US"/>
         </w:rPr>
         <w:t>2.1 Step 1: EEG Processing and Normalization</w:t>
@@ -1063,7 +1027,7 @@
       </w:pPr>
       <w:r>
         <w:rPr>
-          <w:rFonts w:cs="Arial" w:ascii="Arial" w:hAnsi="Arial"/>
+          <w:rFonts w:ascii="Arial" w:hAnsi="Arial" w:cs="Arial"/>
           <w:sz w:val="22"/>
           <w:szCs w:val="22"/>
           <w:lang w:val="en-US"/>
@@ -1083,7 +1047,7 @@
       </w:pPr>
       <w:r>
         <w:rPr>
-          <w:rFonts w:cs="Arial" w:ascii="Arial" w:hAnsi="Arial"/>
+          <w:rFonts w:ascii="Arial" w:hAnsi="Arial" w:cs="Arial"/>
           <w:sz w:val="22"/>
           <w:szCs w:val="22"/>
           <w:lang w:val="en-US"/>
@@ -1095,32 +1059,17 @@
       <w:pPr>
         <w:pStyle w:val="NormalWeb"/>
         <w:spacing w:before="109" w:after="109"/>
-        <w:ind w:firstLine="708"/>
-        <w:rPr>
-          <w:rFonts w:ascii="Arial" w:hAnsi="Arial" w:cs="Arial"/>
-          <w:lang w:val="en-US"/>
-        </w:rPr>
-      </w:pPr>
-      <w:r>
-        <w:rPr>
-          <w:rFonts w:cs="Arial" w:ascii="Arial" w:hAnsi="Arial"/>
-          <w:lang w:val="en-US"/>
-        </w:rPr>
-      </w:r>
-    </w:p>
-    <w:p>
-      <w:pPr>
-        <w:pStyle w:val="NormalWeb"/>
-        <w:spacing w:before="109" w:after="109"/>
         <w:jc w:val="center"/>
         <w:rPr>
           <w:lang w:val="en-US"/>
         </w:rPr>
       </w:pPr>
       <w:r>
-        <w:rPr/>
+        <w:rPr>
+          <w:noProof/>
+        </w:rPr>
         <w:drawing>
-          <wp:inline distT="0" distB="0" distL="0" distR="0">
+          <wp:inline distT="0" distB="0" distL="0" distR="0" wp14:anchorId="437F4500" wp14:editId="0486D68A">
             <wp:extent cx="5400040" cy="2418715"/>
             <wp:effectExtent l="0" t="0" r="0" b="0"/>
             <wp:docPr id="3" name="Picture 1" descr="A diagram of a computer program&#10;&#10;AI-generated content may be incorrect."/>
@@ -1137,7 +1086,7 @@
                     </pic:cNvPicPr>
                   </pic:nvPicPr>
                   <pic:blipFill>
-                    <a:blip r:embed="rId4"/>
+                    <a:blip r:embed="rId8"/>
                     <a:stretch>
                       <a:fillRect/>
                     </a:stretch>
@@ -1170,7 +1119,7 @@
       </w:pPr>
       <w:r>
         <w:rPr>
-          <w:rFonts w:cs="Arial" w:ascii="Arial" w:hAnsi="Arial"/>
+          <w:rFonts w:ascii="Arial" w:hAnsi="Arial" w:cs="Arial"/>
           <w:lang w:val="en-US"/>
         </w:rPr>
         <w:t xml:space="preserve">Figure 1: Overall workflow of our investigation. We show the three different data splits, and our two overall methods as the CNN and Spiking Convolutional Transformer. </w:t>
@@ -1186,29 +1135,17 @@
           <w:lang w:val="en-US"/>
         </w:rPr>
       </w:pPr>
-      <w:r>
-        <w:rPr>
-          <w:rFonts w:cs="Arial" w:ascii="Arial" w:hAnsi="Arial"/>
-          <w:lang w:val="en-US"/>
-        </w:rPr>
-      </w:r>
-    </w:p>
-    <w:p>
-      <w:pPr>
-        <w:pStyle w:val="NormalWeb"/>
-        <w:spacing w:before="109" w:after="109"/>
-        <w:rPr>
-          <w:sz w:val="24"/>
-          <w:szCs w:val="24"/>
-        </w:rPr>
+    </w:p>
+    <w:p>
+      <w:pPr>
+        <w:pStyle w:val="NormalWeb"/>
+        <w:spacing w:before="109" w:after="109"/>
       </w:pPr>
       <w:r>
         <w:rPr>
           <w:rFonts w:ascii="Arial" w:hAnsi="Arial"/>
           <w:b/>
           <w:bCs/>
-          <w:sz w:val="24"/>
-          <w:szCs w:val="24"/>
           <w:lang w:val="en-US"/>
         </w:rPr>
         <w:t xml:space="preserve">2.2 Step 2, Channel Fusion 1D CNN </w:t>
@@ -1246,34 +1183,16 @@
       </w:pPr>
       <w:r>
         <w:rPr>
-          <w:rFonts w:ascii="Arial" w:hAnsi="Arial"/>
-          <w:sz w:val="22"/>
-          <w:szCs w:val="22"/>
-          <w:lang w:val="en-US"/>
-        </w:rPr>
-        <w:t>The figure below summarizes the implemented CNN baseline from multichannel input to binary output.</w:t>
-      </w:r>
-    </w:p>
-    <w:p>
-      <w:pPr>
-        <w:pStyle w:val="NormalWeb"/>
-        <w:spacing w:before="109" w:after="109"/>
-        <w:ind w:firstLine="708"/>
-        <w:jc w:val="center"/>
-        <w:rPr>
-          <w:rFonts w:ascii="Arial" w:hAnsi="Arial"/>
-          <w:lang w:val="en-US"/>
-        </w:rPr>
-      </w:pPr>
-      <w:r>
+          <w:noProof/>
+        </w:rPr>
         <w:drawing>
-          <wp:anchor behindDoc="0" distT="0" distB="0" distL="114300" distR="114300" simplePos="0" locked="0" layoutInCell="0" allowOverlap="1" relativeHeight="14">
+          <wp:anchor distT="0" distB="0" distL="114300" distR="114300" simplePos="0" relativeHeight="14" behindDoc="0" locked="0" layoutInCell="0" allowOverlap="1" wp14:anchorId="43E10ED3" wp14:editId="09293FE5">
             <wp:simplePos x="0" y="0"/>
             <wp:positionH relativeFrom="column">
               <wp:posOffset>-501650</wp:posOffset>
             </wp:positionH>
             <wp:positionV relativeFrom="paragraph">
-              <wp:posOffset>-635</wp:posOffset>
+              <wp:posOffset>595190</wp:posOffset>
             </wp:positionV>
             <wp:extent cx="6647815" cy="2157730"/>
             <wp:effectExtent l="0" t="0" r="0" b="0"/>
@@ -1292,7 +1211,7 @@
                     </pic:cNvPicPr>
                   </pic:nvPicPr>
                   <pic:blipFill>
-                    <a:blip r:embed="rId5"/>
+                    <a:blip r:embed="rId9"/>
                     <a:stretch>
                       <a:fillRect/>
                     </a:stretch>
@@ -1315,18 +1234,11 @@
       <w:r>
         <w:rPr>
           <w:rFonts w:ascii="Arial" w:hAnsi="Arial"/>
-          <w:lang w:val="en-US"/>
-        </w:rPr>
-        <w:t xml:space="preserve"> </w:t>
-      </w:r>
-      <w:r>
-        <w:rPr>
-          <w:rFonts w:ascii="Arial" w:hAnsi="Arial"/>
-          <w:sz w:val="22"/>
-          <w:szCs w:val="22"/>
-          <w:lang w:val="en-US"/>
-        </w:rPr>
-        <w:t xml:space="preserve">Figure 2. Summary of implemented CNN from multichannel input to binary output. </w:t>
+          <w:sz w:val="22"/>
+          <w:szCs w:val="22"/>
+          <w:lang w:val="en-US"/>
+        </w:rPr>
+        <w:t>The figure below summarizes the implemented CNN baseline from multichannel input to binary output.</w:t>
       </w:r>
     </w:p>
     <w:p>
@@ -1345,6 +1257,16 @@
           <w:rFonts w:ascii="Arial" w:hAnsi="Arial"/>
           <w:lang w:val="en-US"/>
         </w:rPr>
+        <w:t xml:space="preserve"> </w:t>
+      </w:r>
+      <w:r>
+        <w:rPr>
+          <w:rFonts w:ascii="Arial" w:hAnsi="Arial"/>
+          <w:sz w:val="22"/>
+          <w:szCs w:val="22"/>
+          <w:lang w:val="en-US"/>
+        </w:rPr>
+        <w:t xml:space="preserve">Figure 2. Summary of implemented CNN from multichannel input to binary output. </w:t>
       </w:r>
     </w:p>
     <w:p>
@@ -1364,7 +1286,63 @@
           <w:szCs w:val="22"/>
           <w:lang w:val="en-US"/>
         </w:rPr>
-        <w:t xml:space="preserve">The first layer directly consumes all 21 EEG channels, the model already performs input-level channel fusion. This matches the challenge baseline and also clarifies that the temporal LSTM branch is not part of the current iteration of this report. This initial convolution integrates spatial information across all 21 EEG electrodes at the input level, allowing the network to learn spatial relationships simultaneously rather than processing each channel independently. Following this feature extraction, the resulting representations are routed into a standard fully connected classification head to produce the final binary prediction of either a "Seizure" or "Normal" state. </w:t>
+        <w:t xml:space="preserve">The first layer directly consumes all 21 EEG channels, </w:t>
+      </w:r>
+      <w:r>
+        <w:rPr>
+          <w:rFonts w:ascii="Arial" w:hAnsi="Arial"/>
+          <w:sz w:val="22"/>
+          <w:szCs w:val="22"/>
+          <w:lang w:val="en-US"/>
+        </w:rPr>
+        <w:t xml:space="preserve">so </w:t>
+      </w:r>
+      <w:r>
+        <w:rPr>
+          <w:rFonts w:ascii="Arial" w:hAnsi="Arial"/>
+          <w:sz w:val="22"/>
+          <w:szCs w:val="22"/>
+          <w:lang w:val="en-US"/>
+        </w:rPr>
+        <w:t xml:space="preserve">the model already performs input-level channel fusion. This matches the challenge </w:t>
+      </w:r>
+      <w:proofErr w:type="gramStart"/>
+      <w:r>
+        <w:rPr>
+          <w:rFonts w:ascii="Arial" w:hAnsi="Arial"/>
+          <w:sz w:val="22"/>
+          <w:szCs w:val="22"/>
+          <w:lang w:val="en-US"/>
+        </w:rPr>
+        <w:t>baseline</w:t>
+      </w:r>
+      <w:r>
+        <w:rPr>
+          <w:rFonts w:ascii="Arial" w:hAnsi="Arial"/>
+          <w:sz w:val="22"/>
+          <w:szCs w:val="22"/>
+          <w:lang w:val="en-US"/>
+        </w:rPr>
+        <w:t>,</w:t>
+      </w:r>
+      <w:r>
+        <w:rPr>
+          <w:rFonts w:ascii="Arial" w:hAnsi="Arial"/>
+          <w:sz w:val="22"/>
+          <w:szCs w:val="22"/>
+          <w:lang w:val="en-US"/>
+        </w:rPr>
+        <w:t xml:space="preserve"> and</w:t>
+      </w:r>
+      <w:proofErr w:type="gramEnd"/>
+      <w:r>
+        <w:rPr>
+          <w:rFonts w:ascii="Arial" w:hAnsi="Arial"/>
+          <w:sz w:val="22"/>
+          <w:szCs w:val="22"/>
+          <w:lang w:val="en-US"/>
+        </w:rPr>
+        <w:t xml:space="preserve"> also clarifies that the temporal LSTM branch is not part of the current iteration of this report. This initial convolution integrates spatial information across all 21 EEG electrodes at the input level, allowing the network to learn spatial relationships simultaneously rather than processing each channel independently. Following this feature extraction, the resulting representations are routed into a standard fully connected classification head to produce the final binary prediction of either a "Seizure" or "Normal" state. </w:t>
       </w:r>
     </w:p>
     <w:p>
@@ -1397,32 +1375,29 @@
           <w:szCs w:val="22"/>
         </w:rPr>
       </w:pPr>
-      <w:r>
-        <w:rPr>
-          <w:sz w:val="22"/>
-          <w:szCs w:val="22"/>
-        </w:rPr>
-      </w:r>
-    </w:p>
-    <w:p>
-      <w:pPr>
-        <w:pStyle w:val="NormalWeb"/>
-        <w:spacing w:before="109" w:after="109"/>
-        <w:rPr>
-          <w:sz w:val="24"/>
-          <w:szCs w:val="24"/>
-        </w:rPr>
+    </w:p>
+    <w:p>
+      <w:pPr>
+        <w:pStyle w:val="NormalWeb"/>
+        <w:spacing w:before="109" w:after="109"/>
       </w:pPr>
       <w:r>
         <w:rPr>
           <w:rFonts w:ascii="Arial" w:hAnsi="Arial"/>
           <w:b/>
           <w:bCs/>
-          <w:sz w:val="24"/>
-          <w:szCs w:val="24"/>
-          <w:lang w:val="en-US"/>
-        </w:rPr>
-        <w:t>2.3 Step 3, Spiking Convolutional Transformer</w:t>
+          <w:lang w:val="en-US"/>
+        </w:rPr>
+        <w:t xml:space="preserve">2.3 Step 3, </w:t>
+      </w:r>
+      <w:r>
+        <w:rPr>
+          <w:rFonts w:ascii="Arial" w:hAnsi="Arial"/>
+          <w:b/>
+          <w:bCs/>
+          <w:lang w:val="en-US"/>
+        </w:rPr>
+        <w:t>LSTM</w:t>
       </w:r>
     </w:p>
     <w:p>
@@ -1431,20 +1406,621 @@
         <w:spacing w:before="109" w:after="109"/>
         <w:ind w:firstLine="708"/>
         <w:rPr>
-          <w:sz w:val="22"/>
-          <w:szCs w:val="22"/>
-        </w:rPr>
-      </w:pPr>
-      <w:r>
-        <w:rPr>
-          <w:rFonts w:ascii="Arial" w:hAnsi="Arial"/>
-          <w:i/>
-          <w:iCs/>
-          <w:sz w:val="22"/>
-          <w:szCs w:val="22"/>
-          <w:lang w:val="en-US"/>
-        </w:rPr>
-        <w:t>This model methodology will be reserved for the second submission of this project.</w:t>
+          <w:rFonts w:ascii="Arial" w:hAnsi="Arial"/>
+          <w:sz w:val="22"/>
+          <w:szCs w:val="22"/>
+        </w:rPr>
+      </w:pPr>
+      <w:r>
+        <w:rPr>
+          <w:rFonts w:ascii="Arial" w:hAnsi="Arial"/>
+          <w:sz w:val="22"/>
+          <w:szCs w:val="22"/>
+          <w:lang w:val="en-US"/>
+        </w:rPr>
+        <w:t xml:space="preserve">An </w:t>
+      </w:r>
+      <w:r>
+        <w:rPr>
+          <w:rFonts w:ascii="Arial" w:hAnsi="Arial"/>
+          <w:sz w:val="22"/>
+          <w:szCs w:val="22"/>
+          <w:lang w:val="en-US"/>
+        </w:rPr>
+        <w:t>LSTM enables us to track the evolution of a signal over time by selectively retaining or discarding information through learned gating mechanisms.</w:t>
+      </w:r>
+      <w:r>
+        <w:rPr>
+          <w:rFonts w:ascii="Arial" w:hAnsi="Arial"/>
+          <w:sz w:val="22"/>
+          <w:szCs w:val="22"/>
+          <w:lang w:val="en-US"/>
+        </w:rPr>
+        <w:t xml:space="preserve"> </w:t>
+      </w:r>
+      <w:proofErr w:type="spellStart"/>
+      <w:r>
+        <w:rPr>
+          <w:rFonts w:ascii="Arial" w:hAnsi="Arial"/>
+          <w:sz w:val="22"/>
+          <w:szCs w:val="22"/>
+        </w:rPr>
+        <w:t>Transitioning</w:t>
+      </w:r>
+      <w:proofErr w:type="spellEnd"/>
+      <w:r>
+        <w:rPr>
+          <w:rFonts w:ascii="Arial" w:hAnsi="Arial"/>
+          <w:sz w:val="22"/>
+          <w:szCs w:val="22"/>
+        </w:rPr>
+        <w:t xml:space="preserve"> </w:t>
+      </w:r>
+      <w:proofErr w:type="spellStart"/>
+      <w:r>
+        <w:rPr>
+          <w:rFonts w:ascii="Arial" w:hAnsi="Arial"/>
+          <w:sz w:val="22"/>
+          <w:szCs w:val="22"/>
+        </w:rPr>
+        <w:t>to</w:t>
+      </w:r>
+      <w:proofErr w:type="spellEnd"/>
+      <w:r>
+        <w:rPr>
+          <w:rFonts w:ascii="Arial" w:hAnsi="Arial"/>
+          <w:sz w:val="22"/>
+          <w:szCs w:val="22"/>
+        </w:rPr>
+        <w:t xml:space="preserve"> </w:t>
+      </w:r>
+      <w:proofErr w:type="spellStart"/>
+      <w:r>
+        <w:rPr>
+          <w:rFonts w:ascii="Arial" w:hAnsi="Arial"/>
+          <w:sz w:val="22"/>
+          <w:szCs w:val="22"/>
+        </w:rPr>
+        <w:t>an</w:t>
+      </w:r>
+      <w:proofErr w:type="spellEnd"/>
+      <w:r>
+        <w:rPr>
+          <w:rFonts w:ascii="Arial" w:hAnsi="Arial"/>
+          <w:sz w:val="22"/>
+          <w:szCs w:val="22"/>
+        </w:rPr>
+        <w:t xml:space="preserve"> LSTM </w:t>
+      </w:r>
+      <w:proofErr w:type="spellStart"/>
+      <w:r>
+        <w:rPr>
+          <w:rFonts w:ascii="Arial" w:hAnsi="Arial"/>
+          <w:sz w:val="22"/>
+          <w:szCs w:val="22"/>
+        </w:rPr>
+        <w:t>will</w:t>
+      </w:r>
+      <w:proofErr w:type="spellEnd"/>
+      <w:r>
+        <w:rPr>
+          <w:rFonts w:ascii="Arial" w:hAnsi="Arial"/>
+          <w:sz w:val="22"/>
+          <w:szCs w:val="22"/>
+        </w:rPr>
+        <w:t xml:space="preserve"> </w:t>
+      </w:r>
+      <w:proofErr w:type="spellStart"/>
+      <w:r>
+        <w:rPr>
+          <w:rFonts w:ascii="Arial" w:hAnsi="Arial"/>
+          <w:sz w:val="22"/>
+          <w:szCs w:val="22"/>
+        </w:rPr>
+        <w:t>address</w:t>
+      </w:r>
+      <w:proofErr w:type="spellEnd"/>
+      <w:r>
+        <w:rPr>
+          <w:rFonts w:ascii="Arial" w:hAnsi="Arial"/>
+          <w:sz w:val="22"/>
+          <w:szCs w:val="22"/>
+        </w:rPr>
+        <w:t xml:space="preserve"> </w:t>
+      </w:r>
+      <w:proofErr w:type="spellStart"/>
+      <w:r>
+        <w:rPr>
+          <w:rFonts w:ascii="Arial" w:hAnsi="Arial"/>
+          <w:sz w:val="22"/>
+          <w:szCs w:val="22"/>
+        </w:rPr>
+        <w:t>the</w:t>
+      </w:r>
+      <w:proofErr w:type="spellEnd"/>
+      <w:r>
+        <w:rPr>
+          <w:rFonts w:ascii="Arial" w:hAnsi="Arial"/>
+          <w:sz w:val="22"/>
+          <w:szCs w:val="22"/>
+        </w:rPr>
+        <w:t xml:space="preserve"> </w:t>
+      </w:r>
+      <w:proofErr w:type="spellStart"/>
+      <w:r>
+        <w:rPr>
+          <w:rFonts w:ascii="Arial" w:hAnsi="Arial"/>
+          <w:sz w:val="22"/>
+          <w:szCs w:val="22"/>
+        </w:rPr>
+        <w:t>key</w:t>
+      </w:r>
+      <w:proofErr w:type="spellEnd"/>
+      <w:r>
+        <w:rPr>
+          <w:rFonts w:ascii="Arial" w:hAnsi="Arial"/>
+          <w:sz w:val="22"/>
+          <w:szCs w:val="22"/>
+        </w:rPr>
+        <w:t xml:space="preserve"> </w:t>
+      </w:r>
+      <w:proofErr w:type="spellStart"/>
+      <w:r>
+        <w:rPr>
+          <w:rFonts w:ascii="Arial" w:hAnsi="Arial"/>
+          <w:sz w:val="22"/>
+          <w:szCs w:val="22"/>
+        </w:rPr>
+        <w:t>limitation</w:t>
+      </w:r>
+      <w:proofErr w:type="spellEnd"/>
+      <w:r>
+        <w:rPr>
+          <w:rFonts w:ascii="Arial" w:hAnsi="Arial"/>
+          <w:sz w:val="22"/>
+          <w:szCs w:val="22"/>
+        </w:rPr>
+        <w:t xml:space="preserve"> </w:t>
+      </w:r>
+      <w:proofErr w:type="spellStart"/>
+      <w:proofErr w:type="gramStart"/>
+      <w:r>
+        <w:rPr>
+          <w:rFonts w:ascii="Arial" w:hAnsi="Arial"/>
+          <w:sz w:val="22"/>
+          <w:szCs w:val="22"/>
+        </w:rPr>
+        <w:t>of</w:t>
+      </w:r>
+      <w:proofErr w:type="spellEnd"/>
+      <w:r>
+        <w:rPr>
+          <w:rFonts w:ascii="Arial" w:hAnsi="Arial"/>
+          <w:sz w:val="22"/>
+          <w:szCs w:val="22"/>
+        </w:rPr>
+        <w:t xml:space="preserve"> </w:t>
+      </w:r>
+      <w:r>
+        <w:rPr>
+          <w:rFonts w:ascii="Arial" w:hAnsi="Arial"/>
+          <w:sz w:val="22"/>
+          <w:szCs w:val="22"/>
+        </w:rPr>
+        <w:t xml:space="preserve"> </w:t>
+      </w:r>
+      <w:proofErr w:type="spellStart"/>
+      <w:r>
+        <w:rPr>
+          <w:rFonts w:ascii="Arial" w:hAnsi="Arial"/>
+          <w:sz w:val="22"/>
+          <w:szCs w:val="22"/>
+        </w:rPr>
+        <w:t>the</w:t>
+      </w:r>
+      <w:proofErr w:type="spellEnd"/>
+      <w:proofErr w:type="gramEnd"/>
+      <w:r>
+        <w:rPr>
+          <w:rFonts w:ascii="Arial" w:hAnsi="Arial"/>
+          <w:sz w:val="22"/>
+          <w:szCs w:val="22"/>
+        </w:rPr>
+        <w:t xml:space="preserve"> </w:t>
+      </w:r>
+      <w:proofErr w:type="spellStart"/>
+      <w:r>
+        <w:rPr>
+          <w:rFonts w:ascii="Arial" w:hAnsi="Arial"/>
+          <w:sz w:val="22"/>
+          <w:szCs w:val="22"/>
+        </w:rPr>
+        <w:t>Channel</w:t>
+      </w:r>
+      <w:proofErr w:type="spellEnd"/>
+      <w:r>
+        <w:rPr>
+          <w:rFonts w:ascii="Arial" w:hAnsi="Arial"/>
+          <w:sz w:val="22"/>
+          <w:szCs w:val="22"/>
+        </w:rPr>
+        <w:t xml:space="preserve"> </w:t>
+      </w:r>
+      <w:proofErr w:type="spellStart"/>
+      <w:r>
+        <w:rPr>
+          <w:rFonts w:ascii="Arial" w:hAnsi="Arial"/>
+          <w:sz w:val="22"/>
+          <w:szCs w:val="22"/>
+        </w:rPr>
+        <w:t>Fusion</w:t>
+      </w:r>
+      <w:proofErr w:type="spellEnd"/>
+      <w:r>
+        <w:rPr>
+          <w:rFonts w:ascii="Arial" w:hAnsi="Arial"/>
+          <w:sz w:val="22"/>
+          <w:szCs w:val="22"/>
+        </w:rPr>
+        <w:t xml:space="preserve"> CNN</w:t>
+      </w:r>
+      <w:r>
+        <w:rPr>
+          <w:rFonts w:ascii="Arial" w:hAnsi="Arial"/>
+          <w:sz w:val="22"/>
+          <w:szCs w:val="22"/>
+        </w:rPr>
+        <w:t xml:space="preserve"> </w:t>
+      </w:r>
+      <w:proofErr w:type="spellStart"/>
+      <w:r>
+        <w:rPr>
+          <w:rFonts w:ascii="Arial" w:hAnsi="Arial"/>
+          <w:sz w:val="22"/>
+          <w:szCs w:val="22"/>
+        </w:rPr>
+        <w:t>we</w:t>
+      </w:r>
+      <w:proofErr w:type="spellEnd"/>
+      <w:r>
+        <w:rPr>
+          <w:rFonts w:ascii="Arial" w:hAnsi="Arial"/>
+          <w:sz w:val="22"/>
+          <w:szCs w:val="22"/>
+        </w:rPr>
+        <w:t xml:space="preserve"> </w:t>
+      </w:r>
+      <w:proofErr w:type="spellStart"/>
+      <w:r>
+        <w:rPr>
+          <w:rFonts w:ascii="Arial" w:hAnsi="Arial"/>
+          <w:sz w:val="22"/>
+          <w:szCs w:val="22"/>
+        </w:rPr>
+        <w:t>explored</w:t>
+      </w:r>
+      <w:proofErr w:type="spellEnd"/>
+      <w:r>
+        <w:rPr>
+          <w:rFonts w:ascii="Arial" w:hAnsi="Arial"/>
+          <w:sz w:val="22"/>
+          <w:szCs w:val="22"/>
+        </w:rPr>
+        <w:t xml:space="preserve"> in Step 2</w:t>
+      </w:r>
+      <w:r>
+        <w:rPr>
+          <w:rFonts w:ascii="Arial" w:hAnsi="Arial"/>
+          <w:sz w:val="22"/>
+          <w:szCs w:val="22"/>
+        </w:rPr>
+        <w:t>. </w:t>
+      </w:r>
+      <w:proofErr w:type="spellStart"/>
+      <w:r>
+        <w:rPr>
+          <w:rFonts w:ascii="Arial" w:hAnsi="Arial"/>
+          <w:sz w:val="22"/>
+          <w:szCs w:val="22"/>
+        </w:rPr>
+        <w:t>Because</w:t>
+      </w:r>
+      <w:proofErr w:type="spellEnd"/>
+      <w:r>
+        <w:rPr>
+          <w:rFonts w:ascii="Arial" w:hAnsi="Arial"/>
+          <w:sz w:val="22"/>
+          <w:szCs w:val="22"/>
+        </w:rPr>
+        <w:t xml:space="preserve"> </w:t>
+      </w:r>
+      <w:proofErr w:type="spellStart"/>
+      <w:r>
+        <w:rPr>
+          <w:rFonts w:ascii="Arial" w:hAnsi="Arial"/>
+          <w:sz w:val="22"/>
+          <w:szCs w:val="22"/>
+        </w:rPr>
+        <w:t>the</w:t>
+      </w:r>
+      <w:proofErr w:type="spellEnd"/>
+      <w:r>
+        <w:rPr>
+          <w:rFonts w:ascii="Arial" w:hAnsi="Arial"/>
+          <w:sz w:val="22"/>
+          <w:szCs w:val="22"/>
+        </w:rPr>
+        <w:t xml:space="preserve"> CNN ignores </w:t>
+      </w:r>
+      <w:proofErr w:type="spellStart"/>
+      <w:r>
+        <w:rPr>
+          <w:rFonts w:ascii="Arial" w:hAnsi="Arial"/>
+          <w:sz w:val="22"/>
+          <w:szCs w:val="22"/>
+        </w:rPr>
+        <w:t>the</w:t>
+      </w:r>
+      <w:proofErr w:type="spellEnd"/>
+      <w:r>
+        <w:rPr>
+          <w:rFonts w:ascii="Arial" w:hAnsi="Arial"/>
+          <w:sz w:val="22"/>
+          <w:szCs w:val="22"/>
+        </w:rPr>
+        <w:t xml:space="preserve"> </w:t>
+      </w:r>
+      <w:proofErr w:type="spellStart"/>
+      <w:r>
+        <w:rPr>
+          <w:rFonts w:ascii="Arial" w:hAnsi="Arial"/>
+          <w:sz w:val="22"/>
+          <w:szCs w:val="22"/>
+        </w:rPr>
+        <w:t>sequential</w:t>
+      </w:r>
+      <w:proofErr w:type="spellEnd"/>
+      <w:r>
+        <w:rPr>
+          <w:rFonts w:ascii="Arial" w:hAnsi="Arial"/>
+          <w:sz w:val="22"/>
+          <w:szCs w:val="22"/>
+        </w:rPr>
+        <w:t xml:space="preserve"> </w:t>
+      </w:r>
+      <w:proofErr w:type="spellStart"/>
+      <w:r>
+        <w:rPr>
+          <w:rFonts w:ascii="Arial" w:hAnsi="Arial"/>
+          <w:sz w:val="22"/>
+          <w:szCs w:val="22"/>
+        </w:rPr>
+        <w:t>nature</w:t>
+      </w:r>
+      <w:proofErr w:type="spellEnd"/>
+      <w:r>
+        <w:rPr>
+          <w:rFonts w:ascii="Arial" w:hAnsi="Arial"/>
+          <w:sz w:val="22"/>
+          <w:szCs w:val="22"/>
+        </w:rPr>
+        <w:t xml:space="preserve"> </w:t>
+      </w:r>
+      <w:proofErr w:type="spellStart"/>
+      <w:r>
+        <w:rPr>
+          <w:rFonts w:ascii="Arial" w:hAnsi="Arial"/>
+          <w:sz w:val="22"/>
+          <w:szCs w:val="22"/>
+        </w:rPr>
+        <w:t>of</w:t>
+      </w:r>
+      <w:proofErr w:type="spellEnd"/>
+      <w:r>
+        <w:rPr>
+          <w:rFonts w:ascii="Arial" w:hAnsi="Arial"/>
+          <w:sz w:val="22"/>
+          <w:szCs w:val="22"/>
+        </w:rPr>
+        <w:t xml:space="preserve"> </w:t>
+      </w:r>
+      <w:proofErr w:type="spellStart"/>
+      <w:r>
+        <w:rPr>
+          <w:rFonts w:ascii="Arial" w:hAnsi="Arial"/>
+          <w:sz w:val="22"/>
+          <w:szCs w:val="22"/>
+        </w:rPr>
+        <w:t>brain</w:t>
+      </w:r>
+      <w:proofErr w:type="spellEnd"/>
+      <w:r>
+        <w:rPr>
+          <w:rFonts w:ascii="Arial" w:hAnsi="Arial"/>
+          <w:sz w:val="22"/>
+          <w:szCs w:val="22"/>
+        </w:rPr>
+        <w:t xml:space="preserve"> </w:t>
+      </w:r>
+      <w:proofErr w:type="spellStart"/>
+      <w:r>
+        <w:rPr>
+          <w:rFonts w:ascii="Arial" w:hAnsi="Arial"/>
+          <w:sz w:val="22"/>
+          <w:szCs w:val="22"/>
+        </w:rPr>
+        <w:t>activity</w:t>
+      </w:r>
+      <w:proofErr w:type="spellEnd"/>
+      <w:r>
+        <w:rPr>
+          <w:rFonts w:ascii="Arial" w:hAnsi="Arial"/>
+          <w:sz w:val="22"/>
+          <w:szCs w:val="22"/>
+        </w:rPr>
+        <w:t xml:space="preserve">, </w:t>
+      </w:r>
+      <w:proofErr w:type="spellStart"/>
+      <w:r>
+        <w:rPr>
+          <w:rFonts w:ascii="Arial" w:hAnsi="Arial"/>
+          <w:sz w:val="22"/>
+          <w:szCs w:val="22"/>
+        </w:rPr>
+        <w:t>it</w:t>
+      </w:r>
+      <w:proofErr w:type="spellEnd"/>
+      <w:r>
+        <w:rPr>
+          <w:rFonts w:ascii="Arial" w:hAnsi="Arial"/>
+          <w:sz w:val="22"/>
+          <w:szCs w:val="22"/>
+        </w:rPr>
+        <w:t xml:space="preserve"> </w:t>
+      </w:r>
+      <w:proofErr w:type="spellStart"/>
+      <w:r>
+        <w:rPr>
+          <w:rFonts w:ascii="Arial" w:hAnsi="Arial"/>
+          <w:sz w:val="22"/>
+          <w:szCs w:val="22"/>
+        </w:rPr>
+        <w:t>cannot</w:t>
+      </w:r>
+      <w:proofErr w:type="spellEnd"/>
+      <w:r>
+        <w:rPr>
+          <w:rFonts w:ascii="Arial" w:hAnsi="Arial"/>
+          <w:sz w:val="22"/>
+          <w:szCs w:val="22"/>
+        </w:rPr>
+        <w:t xml:space="preserve"> </w:t>
+      </w:r>
+      <w:proofErr w:type="gramStart"/>
+      <w:r>
+        <w:rPr>
+          <w:rFonts w:ascii="Arial" w:hAnsi="Arial"/>
+          <w:sz w:val="22"/>
+          <w:szCs w:val="22"/>
+        </w:rPr>
+        <w:t>look</w:t>
+      </w:r>
+      <w:proofErr w:type="gramEnd"/>
+      <w:r>
+        <w:rPr>
+          <w:rFonts w:ascii="Arial" w:hAnsi="Arial"/>
+          <w:sz w:val="22"/>
+          <w:szCs w:val="22"/>
+        </w:rPr>
+        <w:t xml:space="preserve"> at </w:t>
+      </w:r>
+      <w:proofErr w:type="spellStart"/>
+      <w:r>
+        <w:rPr>
+          <w:rFonts w:ascii="Arial" w:hAnsi="Arial"/>
+          <w:sz w:val="22"/>
+          <w:szCs w:val="22"/>
+        </w:rPr>
+        <w:t>surrounding</w:t>
+      </w:r>
+      <w:proofErr w:type="spellEnd"/>
+      <w:r>
+        <w:rPr>
+          <w:rFonts w:ascii="Arial" w:hAnsi="Arial"/>
+          <w:sz w:val="22"/>
+          <w:szCs w:val="22"/>
+        </w:rPr>
+        <w:t xml:space="preserve"> </w:t>
+      </w:r>
+      <w:proofErr w:type="spellStart"/>
+      <w:r>
+        <w:rPr>
+          <w:rFonts w:ascii="Arial" w:hAnsi="Arial"/>
+          <w:sz w:val="22"/>
+          <w:szCs w:val="22"/>
+        </w:rPr>
+        <w:t>context</w:t>
+      </w:r>
+      <w:proofErr w:type="spellEnd"/>
+      <w:r>
+        <w:rPr>
+          <w:rFonts w:ascii="Arial" w:hAnsi="Arial"/>
+          <w:sz w:val="22"/>
+          <w:szCs w:val="22"/>
+        </w:rPr>
+        <w:t xml:space="preserve">, </w:t>
+      </w:r>
+      <w:proofErr w:type="spellStart"/>
+      <w:r>
+        <w:rPr>
+          <w:rFonts w:ascii="Arial" w:hAnsi="Arial"/>
+          <w:sz w:val="22"/>
+          <w:szCs w:val="22"/>
+        </w:rPr>
+        <w:t>which</w:t>
+      </w:r>
+      <w:proofErr w:type="spellEnd"/>
+      <w:r>
+        <w:rPr>
+          <w:rFonts w:ascii="Arial" w:hAnsi="Arial"/>
+          <w:sz w:val="22"/>
+          <w:szCs w:val="22"/>
+        </w:rPr>
+        <w:t xml:space="preserve"> </w:t>
+      </w:r>
+      <w:proofErr w:type="spellStart"/>
+      <w:r>
+        <w:rPr>
+          <w:rFonts w:ascii="Arial" w:hAnsi="Arial"/>
+          <w:sz w:val="22"/>
+          <w:szCs w:val="22"/>
+        </w:rPr>
+        <w:t>is</w:t>
+      </w:r>
+      <w:proofErr w:type="spellEnd"/>
+      <w:r>
+        <w:rPr>
+          <w:rFonts w:ascii="Arial" w:hAnsi="Arial"/>
+          <w:sz w:val="22"/>
+          <w:szCs w:val="22"/>
+        </w:rPr>
+        <w:t xml:space="preserve"> a </w:t>
+      </w:r>
+      <w:proofErr w:type="spellStart"/>
+      <w:r>
+        <w:rPr>
+          <w:rFonts w:ascii="Arial" w:hAnsi="Arial"/>
+          <w:sz w:val="22"/>
+          <w:szCs w:val="22"/>
+        </w:rPr>
+        <w:t>significant</w:t>
+      </w:r>
+      <w:proofErr w:type="spellEnd"/>
+      <w:r>
+        <w:rPr>
+          <w:rFonts w:ascii="Arial" w:hAnsi="Arial"/>
+          <w:sz w:val="22"/>
+          <w:szCs w:val="22"/>
+        </w:rPr>
+        <w:t xml:space="preserve"> </w:t>
+      </w:r>
+      <w:proofErr w:type="spellStart"/>
+      <w:r>
+        <w:rPr>
+          <w:rFonts w:ascii="Arial" w:hAnsi="Arial"/>
+          <w:sz w:val="22"/>
+          <w:szCs w:val="22"/>
+        </w:rPr>
+        <w:t>disadvantage</w:t>
+      </w:r>
+      <w:proofErr w:type="spellEnd"/>
+      <w:r>
+        <w:rPr>
+          <w:rFonts w:ascii="Arial" w:hAnsi="Arial"/>
+          <w:sz w:val="22"/>
+          <w:szCs w:val="22"/>
+        </w:rPr>
+        <w:t>.</w:t>
       </w:r>
     </w:p>
     <w:p>
@@ -1454,19 +2030,543 @@
         <w:ind w:firstLine="708"/>
         <w:rPr>
           <w:rFonts w:ascii="Arial" w:hAnsi="Arial"/>
-          <w:i/>
-          <w:i/>
-          <w:iCs/>
-          <w:lang w:val="en-US"/>
-        </w:rPr>
-      </w:pPr>
-      <w:r>
-        <w:rPr>
-          <w:rFonts w:ascii="Arial" w:hAnsi="Arial"/>
-          <w:i/>
-          <w:iCs/>
-          <w:lang w:val="en-US"/>
-        </w:rPr>
+          <w:sz w:val="22"/>
+          <w:szCs w:val="22"/>
+          <w:lang w:val="en-US"/>
+        </w:rPr>
+      </w:pPr>
+      <w:proofErr w:type="spellStart"/>
+      <w:r>
+        <w:rPr>
+          <w:rFonts w:ascii="Arial" w:hAnsi="Arial"/>
+          <w:sz w:val="22"/>
+          <w:szCs w:val="22"/>
+        </w:rPr>
+        <w:lastRenderedPageBreak/>
+        <w:t>There</w:t>
+      </w:r>
+      <w:proofErr w:type="spellEnd"/>
+      <w:r>
+        <w:rPr>
+          <w:rFonts w:ascii="Arial" w:hAnsi="Arial"/>
+          <w:sz w:val="22"/>
+          <w:szCs w:val="22"/>
+        </w:rPr>
+        <w:t xml:space="preserve"> are </w:t>
+      </w:r>
+      <w:proofErr w:type="spellStart"/>
+      <w:r>
+        <w:rPr>
+          <w:rFonts w:ascii="Arial" w:hAnsi="Arial"/>
+          <w:sz w:val="22"/>
+          <w:szCs w:val="22"/>
+        </w:rPr>
+        <w:t>two</w:t>
+      </w:r>
+      <w:proofErr w:type="spellEnd"/>
+      <w:r>
+        <w:rPr>
+          <w:rFonts w:ascii="Arial" w:hAnsi="Arial"/>
+          <w:sz w:val="22"/>
+          <w:szCs w:val="22"/>
+        </w:rPr>
+        <w:t xml:space="preserve"> </w:t>
+      </w:r>
+      <w:proofErr w:type="spellStart"/>
+      <w:r>
+        <w:rPr>
+          <w:rFonts w:ascii="Arial" w:hAnsi="Arial"/>
+          <w:sz w:val="22"/>
+          <w:szCs w:val="22"/>
+        </w:rPr>
+        <w:t>ways</w:t>
+      </w:r>
+      <w:proofErr w:type="spellEnd"/>
+      <w:r>
+        <w:rPr>
+          <w:rFonts w:ascii="Arial" w:hAnsi="Arial"/>
+          <w:sz w:val="22"/>
+          <w:szCs w:val="22"/>
+        </w:rPr>
+        <w:t xml:space="preserve"> </w:t>
+      </w:r>
+      <w:proofErr w:type="spellStart"/>
+      <w:r>
+        <w:rPr>
+          <w:rFonts w:ascii="Arial" w:hAnsi="Arial"/>
+          <w:sz w:val="22"/>
+          <w:szCs w:val="22"/>
+        </w:rPr>
+        <w:t>we</w:t>
+      </w:r>
+      <w:proofErr w:type="spellEnd"/>
+      <w:r>
+        <w:rPr>
+          <w:rFonts w:ascii="Arial" w:hAnsi="Arial"/>
+          <w:sz w:val="22"/>
+          <w:szCs w:val="22"/>
+        </w:rPr>
+        <w:t xml:space="preserve"> can </w:t>
+      </w:r>
+      <w:proofErr w:type="spellStart"/>
+      <w:r>
+        <w:rPr>
+          <w:rFonts w:ascii="Arial" w:hAnsi="Arial"/>
+          <w:sz w:val="22"/>
+          <w:szCs w:val="22"/>
+        </w:rPr>
+        <w:t>implement</w:t>
+      </w:r>
+      <w:proofErr w:type="spellEnd"/>
+      <w:r>
+        <w:rPr>
+          <w:rFonts w:ascii="Arial" w:hAnsi="Arial"/>
+          <w:sz w:val="22"/>
+          <w:szCs w:val="22"/>
+        </w:rPr>
+        <w:t xml:space="preserve"> </w:t>
+      </w:r>
+      <w:proofErr w:type="spellStart"/>
+      <w:r>
+        <w:rPr>
+          <w:rFonts w:ascii="Arial" w:hAnsi="Arial"/>
+          <w:sz w:val="22"/>
+          <w:szCs w:val="22"/>
+        </w:rPr>
+        <w:t>the</w:t>
+      </w:r>
+      <w:proofErr w:type="spellEnd"/>
+      <w:r>
+        <w:rPr>
+          <w:rFonts w:ascii="Arial" w:hAnsi="Arial"/>
+          <w:sz w:val="22"/>
+          <w:szCs w:val="22"/>
+        </w:rPr>
+        <w:t xml:space="preserve"> LSTM. </w:t>
+      </w:r>
+      <w:proofErr w:type="spellStart"/>
+      <w:r>
+        <w:rPr>
+          <w:rFonts w:ascii="Arial" w:hAnsi="Arial"/>
+          <w:sz w:val="22"/>
+          <w:szCs w:val="22"/>
+        </w:rPr>
+        <w:t>First</w:t>
+      </w:r>
+      <w:proofErr w:type="spellEnd"/>
+      <w:r>
+        <w:rPr>
+          <w:rFonts w:ascii="Arial" w:hAnsi="Arial"/>
+          <w:sz w:val="22"/>
+          <w:szCs w:val="22"/>
+        </w:rPr>
+        <w:t xml:space="preserve"> </w:t>
+      </w:r>
+      <w:proofErr w:type="spellStart"/>
+      <w:r>
+        <w:rPr>
+          <w:rFonts w:ascii="Arial" w:hAnsi="Arial"/>
+          <w:sz w:val="22"/>
+          <w:szCs w:val="22"/>
+        </w:rPr>
+        <w:t>is</w:t>
+      </w:r>
+      <w:proofErr w:type="spellEnd"/>
+      <w:r>
+        <w:rPr>
+          <w:rFonts w:ascii="Arial" w:hAnsi="Arial"/>
+          <w:sz w:val="22"/>
+          <w:szCs w:val="22"/>
+        </w:rPr>
+        <w:t xml:space="preserve"> </w:t>
+      </w:r>
+      <w:proofErr w:type="spellStart"/>
+      <w:r>
+        <w:rPr>
+          <w:rFonts w:ascii="Arial" w:hAnsi="Arial"/>
+          <w:sz w:val="22"/>
+          <w:szCs w:val="22"/>
+        </w:rPr>
+        <w:t>sequential</w:t>
+      </w:r>
+      <w:proofErr w:type="spellEnd"/>
+      <w:r>
+        <w:rPr>
+          <w:rFonts w:ascii="Arial" w:hAnsi="Arial"/>
+          <w:sz w:val="22"/>
+          <w:szCs w:val="22"/>
+        </w:rPr>
+        <w:t xml:space="preserve"> training, </w:t>
+      </w:r>
+      <w:proofErr w:type="spellStart"/>
+      <w:r>
+        <w:rPr>
+          <w:rFonts w:ascii="Arial" w:hAnsi="Arial"/>
+          <w:sz w:val="22"/>
+          <w:szCs w:val="22"/>
+        </w:rPr>
+        <w:t>where</w:t>
+      </w:r>
+      <w:proofErr w:type="spellEnd"/>
+      <w:r>
+        <w:rPr>
+          <w:rFonts w:ascii="Arial" w:hAnsi="Arial"/>
+          <w:sz w:val="22"/>
+          <w:szCs w:val="22"/>
+        </w:rPr>
+        <w:t xml:space="preserve"> </w:t>
+      </w:r>
+      <w:proofErr w:type="spellStart"/>
+      <w:r>
+        <w:rPr>
+          <w:rFonts w:ascii="Arial" w:hAnsi="Arial"/>
+          <w:sz w:val="22"/>
+          <w:szCs w:val="22"/>
+        </w:rPr>
+        <w:t>we</w:t>
+      </w:r>
+      <w:proofErr w:type="spellEnd"/>
+      <w:r>
+        <w:rPr>
+          <w:rFonts w:ascii="Arial" w:hAnsi="Arial"/>
+          <w:sz w:val="22"/>
+          <w:szCs w:val="22"/>
+        </w:rPr>
+        <w:t xml:space="preserve"> can </w:t>
+      </w:r>
+      <w:proofErr w:type="spellStart"/>
+      <w:r>
+        <w:rPr>
+          <w:rFonts w:ascii="Arial" w:hAnsi="Arial"/>
+          <w:sz w:val="22"/>
+          <w:szCs w:val="22"/>
+        </w:rPr>
+        <w:t>train</w:t>
+      </w:r>
+      <w:proofErr w:type="spellEnd"/>
+      <w:r>
+        <w:rPr>
+          <w:rFonts w:ascii="Arial" w:hAnsi="Arial"/>
+          <w:sz w:val="22"/>
+          <w:szCs w:val="22"/>
+        </w:rPr>
+        <w:t xml:space="preserve"> </w:t>
+      </w:r>
+      <w:r>
+        <w:rPr>
+          <w:rFonts w:ascii="Arial" w:hAnsi="Arial"/>
+          <w:sz w:val="22"/>
+          <w:szCs w:val="22"/>
+          <w:lang w:val="en-US"/>
+        </w:rPr>
+        <w:t>the CNN entirely from scratc</w:t>
+      </w:r>
+      <w:r>
+        <w:rPr>
+          <w:rFonts w:ascii="Arial" w:hAnsi="Arial"/>
+          <w:sz w:val="22"/>
+          <w:szCs w:val="22"/>
+          <w:lang w:val="en-US"/>
+        </w:rPr>
+        <w:t>h</w:t>
+      </w:r>
+      <w:r>
+        <w:rPr>
+          <w:rFonts w:ascii="Arial" w:hAnsi="Arial"/>
+          <w:sz w:val="22"/>
+          <w:szCs w:val="22"/>
+          <w:lang w:val="en-US"/>
+        </w:rPr>
+        <w:t>, freeze its weights, and use it purely as a feature extractor to feed the LSTM.</w:t>
+      </w:r>
+      <w:r>
+        <w:rPr>
+          <w:rFonts w:ascii="Arial" w:hAnsi="Arial"/>
+          <w:sz w:val="22"/>
+          <w:szCs w:val="22"/>
+          <w:lang w:val="en-US"/>
+        </w:rPr>
+        <w:t xml:space="preserve"> The alternative approach is end-to-end training, where we initialize </w:t>
+      </w:r>
+      <w:r>
+        <w:rPr>
+          <w:rFonts w:ascii="Arial" w:hAnsi="Arial"/>
+          <w:sz w:val="22"/>
+          <w:szCs w:val="22"/>
+          <w:lang w:val="en-US"/>
+        </w:rPr>
+        <w:t>the CNN and LSTM together, and train the entire network simultaneously on the data</w:t>
+      </w:r>
+      <w:r>
+        <w:rPr>
+          <w:rFonts w:ascii="Arial" w:hAnsi="Arial"/>
+          <w:sz w:val="22"/>
+          <w:szCs w:val="22"/>
+          <w:lang w:val="en-US"/>
+        </w:rPr>
+        <w:t xml:space="preserve">. </w:t>
+      </w:r>
+    </w:p>
+    <w:p>
+      <w:pPr>
+        <w:pStyle w:val="NormalWeb"/>
+        <w:spacing w:before="109" w:after="109"/>
+        <w:ind w:firstLine="708"/>
+        <w:rPr>
+          <w:rFonts w:ascii="Arial" w:hAnsi="Arial"/>
+          <w:sz w:val="22"/>
+          <w:szCs w:val="22"/>
+          <w:lang w:val="en-US"/>
+        </w:rPr>
+      </w:pPr>
+      <w:r>
+        <w:rPr>
+          <w:rFonts w:ascii="Arial" w:hAnsi="Arial"/>
+          <w:sz w:val="22"/>
+          <w:szCs w:val="22"/>
+          <w:lang w:val="en-US"/>
+        </w:rPr>
+        <w:t xml:space="preserve">Both approaches have their own pros and cons. Sequential training is more computationally efficient as </w:t>
+      </w:r>
+      <w:r>
+        <w:rPr>
+          <w:rFonts w:ascii="Arial" w:hAnsi="Arial"/>
+          <w:sz w:val="22"/>
+          <w:szCs w:val="22"/>
+          <w:lang w:val="en-US"/>
+        </w:rPr>
+        <w:t xml:space="preserve">the CNN weights are frozen, </w:t>
+      </w:r>
+      <w:r>
+        <w:rPr>
+          <w:rFonts w:ascii="Arial" w:hAnsi="Arial"/>
+          <w:sz w:val="22"/>
+          <w:szCs w:val="22"/>
+          <w:lang w:val="en-US"/>
+        </w:rPr>
+        <w:t xml:space="preserve">so we </w:t>
+      </w:r>
+      <w:r>
+        <w:rPr>
+          <w:rFonts w:ascii="Arial" w:hAnsi="Arial"/>
+          <w:sz w:val="22"/>
+          <w:szCs w:val="22"/>
+          <w:lang w:val="en-US"/>
+        </w:rPr>
+        <w:t xml:space="preserve">only calculate its forward pass </w:t>
+      </w:r>
+      <w:r>
+        <w:rPr>
+          <w:rFonts w:ascii="Arial" w:hAnsi="Arial"/>
+          <w:sz w:val="22"/>
+          <w:szCs w:val="22"/>
+          <w:lang w:val="en-US"/>
+        </w:rPr>
+        <w:t xml:space="preserve">a single time </w:t>
+      </w:r>
+      <w:r>
+        <w:rPr>
+          <w:rFonts w:ascii="Arial" w:hAnsi="Arial"/>
+          <w:sz w:val="22"/>
+          <w:szCs w:val="22"/>
+          <w:lang w:val="en-US"/>
+        </w:rPr>
+        <w:t>to extract features</w:t>
+      </w:r>
+      <w:r>
+        <w:rPr>
+          <w:rFonts w:ascii="Arial" w:hAnsi="Arial"/>
+          <w:sz w:val="22"/>
+          <w:szCs w:val="22"/>
+          <w:lang w:val="en-US"/>
+        </w:rPr>
+        <w:t xml:space="preserve"> from the data</w:t>
+      </w:r>
+      <w:r>
+        <w:rPr>
+          <w:rFonts w:ascii="Arial" w:hAnsi="Arial"/>
+          <w:sz w:val="22"/>
+          <w:szCs w:val="22"/>
+          <w:lang w:val="en-US"/>
+        </w:rPr>
+        <w:t xml:space="preserve">. Training the LSTM on these condensed feature vectors requires significantly less </w:t>
+      </w:r>
+      <w:r>
+        <w:rPr>
+          <w:rFonts w:ascii="Arial" w:hAnsi="Arial"/>
+          <w:sz w:val="22"/>
+          <w:szCs w:val="22"/>
+          <w:lang w:val="en-US"/>
+        </w:rPr>
+        <w:t>memory than end-to-end</w:t>
+      </w:r>
+      <w:r>
+        <w:rPr>
+          <w:rFonts w:ascii="Arial" w:hAnsi="Arial"/>
+          <w:sz w:val="22"/>
+          <w:szCs w:val="22"/>
+          <w:lang w:val="en-US"/>
+        </w:rPr>
+        <w:t>.</w:t>
+      </w:r>
+      <w:r>
+        <w:rPr>
+          <w:rFonts w:ascii="Arial" w:hAnsi="Arial"/>
+          <w:sz w:val="22"/>
+          <w:szCs w:val="22"/>
+          <w:lang w:val="en-US"/>
+        </w:rPr>
+        <w:t xml:space="preserve"> However, the </w:t>
+      </w:r>
+      <w:r>
+        <w:rPr>
+          <w:rFonts w:ascii="Arial" w:hAnsi="Arial"/>
+          <w:sz w:val="22"/>
+          <w:szCs w:val="22"/>
+          <w:lang w:val="en-US"/>
+        </w:rPr>
+        <w:t xml:space="preserve">CNN learns to extract features that are optimal for classifying a single, isolated 1-second window. It does not know that these features will eventually be used to track temporal evolution, meaning </w:t>
+      </w:r>
+      <w:r>
+        <w:rPr>
+          <w:rFonts w:ascii="Arial" w:hAnsi="Arial"/>
+          <w:sz w:val="22"/>
+          <w:szCs w:val="22"/>
+          <w:lang w:val="en-US"/>
+        </w:rPr>
+        <w:t xml:space="preserve">the extracted features may fail to represent </w:t>
+      </w:r>
+      <w:r>
+        <w:rPr>
+          <w:rFonts w:ascii="Arial" w:hAnsi="Arial"/>
+          <w:sz w:val="22"/>
+          <w:szCs w:val="22"/>
+          <w:lang w:val="en-US"/>
+        </w:rPr>
+        <w:t>subtle spatial patterns that the LSTM would have found useful for sequence tracking.</w:t>
+      </w:r>
+    </w:p>
+    <w:p>
+      <w:pPr>
+        <w:pStyle w:val="NormalWeb"/>
+        <w:spacing w:before="109" w:after="109"/>
+        <w:ind w:firstLine="708"/>
+        <w:rPr>
+          <w:rFonts w:ascii="Arial" w:hAnsi="Arial"/>
+          <w:sz w:val="22"/>
+          <w:szCs w:val="22"/>
+          <w:lang w:val="en-US"/>
+        </w:rPr>
+      </w:pPr>
+      <w:r>
+        <w:rPr>
+          <w:rFonts w:ascii="Arial" w:hAnsi="Arial"/>
+          <w:sz w:val="22"/>
+          <w:szCs w:val="22"/>
+          <w:lang w:val="en-US"/>
+        </w:rPr>
+        <w:t xml:space="preserve">End-to-end training allows the CNN and LSTM to work in conjunction, which means the </w:t>
+      </w:r>
+      <w:r>
+        <w:rPr>
+          <w:rFonts w:ascii="Arial" w:hAnsi="Arial"/>
+          <w:sz w:val="22"/>
+          <w:szCs w:val="22"/>
+          <w:lang w:val="en-US"/>
+        </w:rPr>
+        <w:t>entire network is optimized for the final goal of sequential seizure detection</w:t>
+      </w:r>
+      <w:r>
+        <w:rPr>
+          <w:rFonts w:ascii="Arial" w:hAnsi="Arial"/>
+          <w:sz w:val="22"/>
+          <w:szCs w:val="22"/>
+          <w:lang w:val="en-US"/>
+        </w:rPr>
+        <w:t xml:space="preserve"> </w:t>
+      </w:r>
+      <w:r>
+        <w:rPr>
+          <w:rFonts w:ascii="Arial" w:hAnsi="Arial"/>
+          <w:sz w:val="22"/>
+          <w:szCs w:val="22"/>
+          <w:lang w:val="en-US"/>
+        </w:rPr>
+        <w:t xml:space="preserve">rather than </w:t>
+      </w:r>
+      <w:r>
+        <w:rPr>
+          <w:rFonts w:ascii="Arial" w:hAnsi="Arial"/>
+          <w:sz w:val="22"/>
+          <w:szCs w:val="22"/>
+          <w:lang w:val="en-US"/>
+        </w:rPr>
+        <w:t xml:space="preserve">the sequential approach of </w:t>
+      </w:r>
+      <w:r>
+        <w:rPr>
+          <w:rFonts w:ascii="Arial" w:hAnsi="Arial"/>
+          <w:sz w:val="22"/>
+          <w:szCs w:val="22"/>
+          <w:lang w:val="en-US"/>
+        </w:rPr>
+        <w:t>treating spatial and temporal feature extraction as two unrelated tasks</w:t>
+      </w:r>
+      <w:r>
+        <w:rPr>
+          <w:rFonts w:ascii="Arial" w:hAnsi="Arial"/>
+          <w:sz w:val="22"/>
+          <w:szCs w:val="22"/>
+          <w:lang w:val="en-US"/>
+        </w:rPr>
+        <w:t xml:space="preserve">. </w:t>
+      </w:r>
+      <w:r>
+        <w:rPr>
+          <w:rFonts w:ascii="Arial" w:hAnsi="Arial"/>
+          <w:sz w:val="22"/>
+          <w:szCs w:val="22"/>
+          <w:lang w:val="en-US"/>
+        </w:rPr>
+        <w:t xml:space="preserve">The advantage of this is backpropagation capability. The end-to-end pipeline can compute error and pass back the gradients all the way into the convolutional filters, which improves predictions over time. </w:t>
+      </w:r>
+      <w:r>
+        <w:rPr>
+          <w:rFonts w:ascii="Arial" w:hAnsi="Arial"/>
+          <w:sz w:val="22"/>
+          <w:szCs w:val="22"/>
+          <w:lang w:val="en-US"/>
+        </w:rPr>
+        <w:t>However, this process is more memory intensive</w:t>
+      </w:r>
+      <w:r>
+        <w:rPr>
+          <w:rFonts w:ascii="Arial" w:hAnsi="Arial"/>
+          <w:sz w:val="22"/>
+          <w:szCs w:val="22"/>
+          <w:lang w:val="en-US"/>
+        </w:rPr>
+        <w:t xml:space="preserve">. Moreover, training the CNN and LSTM simultaneously can be unstable as we </w:t>
+      </w:r>
+      <w:proofErr w:type="gramStart"/>
+      <w:r>
+        <w:rPr>
+          <w:rFonts w:ascii="Arial" w:hAnsi="Arial"/>
+          <w:sz w:val="22"/>
+          <w:szCs w:val="22"/>
+          <w:lang w:val="en-US"/>
+        </w:rPr>
+        <w:t>have to</w:t>
+      </w:r>
+      <w:proofErr w:type="gramEnd"/>
+      <w:r>
+        <w:rPr>
+          <w:rFonts w:ascii="Arial" w:hAnsi="Arial"/>
+          <w:sz w:val="22"/>
+          <w:szCs w:val="22"/>
+          <w:lang w:val="en-US"/>
+        </w:rPr>
+        <w:t xml:space="preserve"> tune a single learning rate for two very different architectures, which can lead to unpredictable gradient behavior.</w:t>
       </w:r>
     </w:p>
     <w:p>
@@ -1541,18 +2641,12 @@
       <w:pPr>
         <w:pStyle w:val="NormalWeb"/>
         <w:spacing w:before="109" w:after="109"/>
-        <w:rPr>
-          <w:sz w:val="24"/>
-          <w:szCs w:val="24"/>
-        </w:rPr>
       </w:pPr>
       <w:r>
         <w:rPr>
           <w:rFonts w:ascii="Arial" w:hAnsi="Arial"/>
           <w:b/>
           <w:bCs/>
-          <w:sz w:val="24"/>
-          <w:szCs w:val="24"/>
           <w:lang w:val="en-US"/>
         </w:rPr>
         <w:t xml:space="preserve">3.1 Dataset Description </w:t>
@@ -1582,8 +2676,7 @@
       <w:pPr>
         <w:pStyle w:val="NormalWeb"/>
         <w:tabs>
-          <w:tab w:val="clear" w:pos="708"/>
-          <w:tab w:val="left" w:pos="4320" w:leader="none"/>
+          <w:tab w:val="left" w:pos="4320"/>
         </w:tabs>
         <w:spacing w:before="109" w:after="109"/>
         <w:ind w:firstLine="708"/>
@@ -1634,9 +2727,12 @@
         </w:rPr>
       </w:pPr>
       <w:r>
-        <w:rPr/>
+        <w:rPr>
+          <w:noProof/>
+        </w:rPr>
+        <w:lastRenderedPageBreak/>
         <w:drawing>
-          <wp:inline distT="0" distB="0" distL="0" distR="0">
+          <wp:inline distT="0" distB="0" distL="0" distR="0" wp14:anchorId="79B3E2D9" wp14:editId="05128C3B">
             <wp:extent cx="5105400" cy="2567305"/>
             <wp:effectExtent l="0" t="0" r="0" b="0"/>
             <wp:docPr id="5" name="Image4" descr="A graph showing a graph of a heart beat&#10;&#10;AI-generated content may be incorrect."/>
@@ -1653,7 +2749,7 @@
                     </pic:cNvPicPr>
                   </pic:nvPicPr>
                   <pic:blipFill>
-                    <a:blip r:embed="rId6"/>
+                    <a:blip r:embed="rId10"/>
                     <a:stretch>
                       <a:fillRect/>
                     </a:stretch>
@@ -1683,60 +2779,44 @@
         <w:rPr>
           <w:rFonts w:ascii="Arial" w:hAnsi="Arial"/>
           <w:i/>
+          <w:iCs/>
+          <w:lang w:val="en-US"/>
+        </w:rPr>
+      </w:pPr>
+      <w:r>
+        <w:rPr>
+          <w:rFonts w:ascii="Arial" w:hAnsi="Arial"/>
           <w:i/>
           <w:iCs/>
           <w:lang w:val="en-US"/>
         </w:rPr>
-      </w:pPr>
-      <w:r>
+        <w:t xml:space="preserve">Figure 2. Sample observation from the dataset, chb01_01. </w:t>
+      </w:r>
+    </w:p>
+    <w:p>
+      <w:pPr>
+        <w:pStyle w:val="NormalWeb"/>
+        <w:spacing w:before="109" w:after="109"/>
+        <w:ind w:firstLine="708"/>
+        <w:jc w:val="center"/>
         <w:rPr>
           <w:rFonts w:ascii="Arial" w:hAnsi="Arial"/>
           <w:i/>
           <w:iCs/>
           <w:lang w:val="en-US"/>
         </w:rPr>
-        <w:t xml:space="preserve">Figure 2. Sample observation from the dataset, chb01_01. </w:t>
-      </w:r>
-    </w:p>
-    <w:p>
-      <w:pPr>
-        <w:pStyle w:val="NormalWeb"/>
-        <w:spacing w:before="109" w:after="109"/>
-        <w:ind w:firstLine="708"/>
-        <w:jc w:val="center"/>
-        <w:rPr>
-          <w:rFonts w:ascii="Arial" w:hAnsi="Arial"/>
-          <w:i/>
-          <w:i/>
-          <w:iCs/>
-          <w:lang w:val="en-US"/>
-        </w:rPr>
-      </w:pPr>
-      <w:r>
-        <w:rPr>
-          <w:rFonts w:ascii="Arial" w:hAnsi="Arial"/>
-          <w:i/>
-          <w:iCs/>
-          <w:lang w:val="en-US"/>
-        </w:rPr>
-      </w:r>
-    </w:p>
-    <w:p>
-      <w:pPr>
-        <w:pStyle w:val="NormalWeb"/>
-        <w:spacing w:before="109" w:after="109"/>
-        <w:rPr>
-          <w:sz w:val="24"/>
-          <w:szCs w:val="24"/>
-        </w:rPr>
+      </w:pPr>
+    </w:p>
+    <w:p>
+      <w:pPr>
+        <w:pStyle w:val="NormalWeb"/>
+        <w:spacing w:before="109" w:after="109"/>
       </w:pPr>
       <w:r>
         <w:rPr>
           <w:rFonts w:ascii="Arial" w:hAnsi="Arial"/>
           <w:b/>
           <w:bCs/>
-          <w:sz w:val="24"/>
-          <w:szCs w:val="24"/>
           <w:lang w:val="en-US"/>
         </w:rPr>
         <w:t xml:space="preserve">3.2 Partitioning and Sampling </w:t>
@@ -1759,7 +2839,27 @@
           <w:szCs w:val="22"/>
           <w:lang w:val="en-US"/>
         </w:rPr>
-        <w:t>We partitioned and modeled our data across three distinct cross-validation protocols, evaluating each under two training sampling modes: a synthetically balanced 50/50 class distribution and a realistically unbalanced 20/80 (seizure/normal) distribution. Moreover, we executed a 3 × 2 × 2 experimental design to systematically test how different real-world challenges affect the CNN's performance by comparing the 3 data partitions (Window vs. Seizure vs. Patient), against 2 training data modes (Balanced classes vs. Unbalanced classes) and 2 testing modes (Balanced vs. Unbalanced).</w:t>
+        <w:t xml:space="preserve">We partitioned and modeled our data across three distinct cross-validation protocols, evaluating each under two training sampling modes: a synthetically balanced 50/50 class distribution and a realistically unbalanced 20/80 (seizure/normal) distribution. Moreover, we executed a 3 × 2 × 2 experimental </w:t>
+      </w:r>
+      <w:proofErr w:type="gramStart"/>
+      <w:r>
+        <w:rPr>
+          <w:rFonts w:ascii="Arial" w:hAnsi="Arial"/>
+          <w:sz w:val="22"/>
+          <w:szCs w:val="22"/>
+          <w:lang w:val="en-US"/>
+        </w:rPr>
+        <w:t>design</w:t>
+      </w:r>
+      <w:proofErr w:type="gramEnd"/>
+      <w:r>
+        <w:rPr>
+          <w:rFonts w:ascii="Arial" w:hAnsi="Arial"/>
+          <w:sz w:val="22"/>
+          <w:szCs w:val="22"/>
+          <w:lang w:val="en-US"/>
+        </w:rPr>
+        <w:t xml:space="preserve"> to systematically test how different real-world challenges affect the CNN's performance by comparing the 3 data partitions (Window vs. Seizure vs. Patient), against 2 training data modes (Balanced classes vs. Unbalanced classes) and 2 testing modes (Balanced vs. Unbalanced).</w:t>
       </w:r>
     </w:p>
     <w:p>
@@ -1785,7 +2885,6 @@
       <w:pPr>
         <w:pStyle w:val="NormalWeb"/>
         <w:spacing w:before="109" w:after="109"/>
-        <w:rPr/>
       </w:pPr>
       <w:r>
         <w:rPr>
@@ -1814,11 +2913,71 @@
           <w:szCs w:val="22"/>
           <w:lang w:val="en-US"/>
         </w:rPr>
-        <w:t>At the window level, all individual EEG windows across all patients are pooled together and split into train, validation, and test sets using 15-fold cross-validation. In this configuration, the experimental sampling unit is the individual 1-second temporal window. First, the EEG signal windows are loaded from all patient-specific .npz files, alongside their corresponding metadata from the .parquet files.</w:t>
-      </w:r>
-      <w:r>
-        <w:rPr>
-          <w:rFonts w:eastAsia="Calibri" w:cs="" w:ascii="-webkit-standard" w:hAnsi="-webkit-standard" w:cstheme="minorBidi" w:eastAsiaTheme="minorHAnsi"/>
+        <w:t xml:space="preserve">At the window level, all individual EEG windows across all patients are pooled together and split into train, validation, and test sets using 15-fold cross-validation. In this configuration, the experimental sampling unit is the individual 1-second temporal window. First, the EEG signal windows are loaded from all </w:t>
+      </w:r>
+      <w:proofErr w:type="gramStart"/>
+      <w:r>
+        <w:rPr>
+          <w:rFonts w:ascii="Arial" w:hAnsi="Arial"/>
+          <w:sz w:val="22"/>
+          <w:szCs w:val="22"/>
+          <w:lang w:val="en-US"/>
+        </w:rPr>
+        <w:t>patient-specific</w:t>
+      </w:r>
+      <w:proofErr w:type="gramEnd"/>
+      <w:r>
+        <w:rPr>
+          <w:rFonts w:ascii="Arial" w:hAnsi="Arial"/>
+          <w:sz w:val="22"/>
+          <w:szCs w:val="22"/>
+          <w:lang w:val="en-US"/>
+        </w:rPr>
+        <w:t> .</w:t>
+      </w:r>
+      <w:proofErr w:type="spellStart"/>
+      <w:r>
+        <w:rPr>
+          <w:rFonts w:ascii="Arial" w:hAnsi="Arial"/>
+          <w:sz w:val="22"/>
+          <w:szCs w:val="22"/>
+          <w:lang w:val="en-US"/>
+        </w:rPr>
+        <w:t>npz</w:t>
+      </w:r>
+      <w:proofErr w:type="spellEnd"/>
+      <w:r>
+        <w:rPr>
+          <w:rFonts w:ascii="Arial" w:hAnsi="Arial"/>
+          <w:sz w:val="22"/>
+          <w:szCs w:val="22"/>
+          <w:lang w:val="en-US"/>
+        </w:rPr>
+        <w:t xml:space="preserve"> files, alongside their corresponding metadata from </w:t>
+      </w:r>
+      <w:proofErr w:type="gramStart"/>
+      <w:r>
+        <w:rPr>
+          <w:rFonts w:ascii="Arial" w:hAnsi="Arial"/>
+          <w:sz w:val="22"/>
+          <w:szCs w:val="22"/>
+          <w:lang w:val="en-US"/>
+        </w:rPr>
+        <w:t>the .parquet</w:t>
+      </w:r>
+      <w:proofErr w:type="gramEnd"/>
+      <w:r>
+        <w:rPr>
+          <w:rFonts w:ascii="Arial" w:hAnsi="Arial"/>
+          <w:sz w:val="22"/>
+          <w:szCs w:val="22"/>
+          <w:lang w:val="en-US"/>
+        </w:rPr>
+        <w:t> files.</w:t>
+      </w:r>
+      <w:r>
+        <w:rPr>
+          <w:rFonts w:ascii="-webkit-standard" w:eastAsiaTheme="minorHAnsi" w:hAnsi="-webkit-standard" w:cstheme="minorBidi"/>
           <w:color w:val="000000"/>
           <w:sz w:val="22"/>
           <w:szCs w:val="22"/>
@@ -1853,15 +3012,53 @@
           <w:szCs w:val="22"/>
           <w:lang w:val="en-US"/>
         </w:rPr>
-        <w:t>Note that the data has an 80% overlap during the ictal windowing, meaning each successive seizure window shifts by only 20% relative to the previous one, which produces many nearly identical windows from the same seizure episode. Because of this overlap, we will have highly similar windows from the same seizure episode in both training and test sets, this split does not guarantee independence between sets. As a result, we expect this to produce optimistically high performance results, so this level functions as an upper bound rather than a true measure of generalization.</w:t>
+        <w:t xml:space="preserve">Note that the data has an 80% overlap during the ictal windowing, meaning each successive seizure window shifts by only 20% relative to the previous one, which produces many nearly identical windows from the same seizure episode. Because of this overlap, we will have highly similar windows from the same seizure episode in both training and test sets, this split does not guarantee independence between sets. As a result, we expect this to produce optimistically </w:t>
+      </w:r>
+      <w:proofErr w:type="gramStart"/>
+      <w:r>
+        <w:rPr>
+          <w:rFonts w:ascii="Arial" w:hAnsi="Arial"/>
+          <w:sz w:val="22"/>
+          <w:szCs w:val="22"/>
+          <w:lang w:val="en-US"/>
+        </w:rPr>
+        <w:t>high performance</w:t>
+      </w:r>
+      <w:proofErr w:type="gramEnd"/>
+      <w:r>
+        <w:rPr>
+          <w:rFonts w:ascii="Arial" w:hAnsi="Arial"/>
+          <w:sz w:val="22"/>
+          <w:szCs w:val="22"/>
+          <w:lang w:val="en-US"/>
+        </w:rPr>
+        <w:t xml:space="preserve"> results.</w:t>
+      </w:r>
+      <w:r>
+        <w:rPr>
+          <w:rFonts w:ascii="Arial" w:hAnsi="Arial"/>
+          <w:sz w:val="22"/>
+          <w:szCs w:val="22"/>
+          <w:lang w:val="en-US"/>
+        </w:rPr>
+        <w:t xml:space="preserve"> In the final iteration of this project, we fixed the data splitting so that we could eliminate leakage between overlapping windows. This means that instead of having overlapping window observations potentially included in both the train and test set, we sampled the data to </w:t>
+      </w:r>
+      <w:r>
+        <w:rPr>
+          <w:rFonts w:ascii="Arial" w:hAnsi="Arial"/>
+          <w:sz w:val="22"/>
+          <w:szCs w:val="22"/>
+          <w:lang w:val="en-US"/>
+        </w:rPr>
+        <w:lastRenderedPageBreak/>
+        <w:t>ensure that overlapping adjacent windows of a selected window are not sampled for the other group. Essentially, we ensured that there were no overlapping windows in both the train and test samples.</w:t>
       </w:r>
     </w:p>
     <w:p>
       <w:pPr>
         <w:pStyle w:val="NormalWeb"/>
         <w:tabs>
-          <w:tab w:val="clear" w:pos="708"/>
-          <w:tab w:val="left" w:pos="0" w:leader="none"/>
+          <w:tab w:val="left" w:pos="0"/>
         </w:tabs>
         <w:spacing w:before="109" w:after="109"/>
         <w:jc w:val="center"/>
@@ -1871,9 +3068,11 @@
         </w:rPr>
       </w:pPr>
       <w:r>
-        <w:rPr/>
+        <w:rPr>
+          <w:noProof/>
+        </w:rPr>
         <w:drawing>
-          <wp:inline distT="0" distB="0" distL="0" distR="0">
+          <wp:inline distT="0" distB="0" distL="0" distR="0" wp14:anchorId="339A6E67" wp14:editId="468A3D62">
             <wp:extent cx="5358130" cy="1962785"/>
             <wp:effectExtent l="0" t="0" r="0" b="0"/>
             <wp:docPr id="6" name="Image5" descr="A screenshot of a graph&#10;&#10;AI-generated content may be incorrect."/>
@@ -1890,7 +3089,7 @@
                     </pic:cNvPicPr>
                   </pic:nvPicPr>
                   <pic:blipFill>
-                    <a:blip r:embed="rId7"/>
+                    <a:blip r:embed="rId11"/>
                     <a:stretch>
                       <a:fillRect/>
                     </a:stretch>
@@ -1990,7 +3189,67 @@
           <w:lang w:val="en-US"/>
         </w:rPr>
         <w:tab/>
-        <w:t xml:space="preserve">Using the .parquet metadata, specifically the global_interval identifier (which tracks unique seizure episodes consistently across all of a patient's recordings), the dataset is grouped by distinct events, either labeled as a non-seizure or seizure event. </w:t>
+        <w:t xml:space="preserve">Using </w:t>
+      </w:r>
+      <w:proofErr w:type="gramStart"/>
+      <w:r>
+        <w:rPr>
+          <w:rFonts w:ascii="Arial" w:hAnsi="Arial"/>
+          <w:sz w:val="22"/>
+          <w:szCs w:val="22"/>
+          <w:lang w:val="en-US"/>
+        </w:rPr>
+        <w:t>the .parquet</w:t>
+      </w:r>
+      <w:proofErr w:type="gramEnd"/>
+      <w:r>
+        <w:rPr>
+          <w:rFonts w:ascii="Arial" w:hAnsi="Arial"/>
+          <w:sz w:val="22"/>
+          <w:szCs w:val="22"/>
+          <w:lang w:val="en-US"/>
+        </w:rPr>
+        <w:t> metadata, specifically the </w:t>
+      </w:r>
+      <w:proofErr w:type="spellStart"/>
+      <w:r>
+        <w:rPr>
+          <w:rFonts w:ascii="Arial" w:hAnsi="Arial"/>
+          <w:sz w:val="22"/>
+          <w:szCs w:val="22"/>
+          <w:lang w:val="en-US"/>
+        </w:rPr>
+        <w:t>global_interval</w:t>
+      </w:r>
+      <w:proofErr w:type="spellEnd"/>
+      <w:r>
+        <w:rPr>
+          <w:rFonts w:ascii="Arial" w:hAnsi="Arial"/>
+          <w:sz w:val="22"/>
+          <w:szCs w:val="22"/>
+          <w:lang w:val="en-US"/>
+        </w:rPr>
+        <w:t xml:space="preserve"> identifier (which tracks unique seizure episodes consistently across </w:t>
+      </w:r>
+      <w:proofErr w:type="gramStart"/>
+      <w:r>
+        <w:rPr>
+          <w:rFonts w:ascii="Arial" w:hAnsi="Arial"/>
+          <w:sz w:val="22"/>
+          <w:szCs w:val="22"/>
+          <w:lang w:val="en-US"/>
+        </w:rPr>
+        <w:t>all of</w:t>
+      </w:r>
+      <w:proofErr w:type="gramEnd"/>
+      <w:r>
+        <w:rPr>
+          <w:rFonts w:ascii="Arial" w:hAnsi="Arial"/>
+          <w:sz w:val="22"/>
+          <w:szCs w:val="22"/>
+          <w:lang w:val="en-US"/>
+        </w:rPr>
+        <w:t xml:space="preserve"> a patient's recordings), the dataset is grouped by distinct events, either labeled as a non-seizure or seizure event. </w:t>
       </w:r>
     </w:p>
     <w:p>
@@ -2010,7 +3269,27 @@
           <w:lang w:val="en-US"/>
         </w:rPr>
         <w:tab/>
-        <w:t>During the data split, all overlapping 1-second windows belonging to a specific global_interval (a single seizure episode) are kept together and strictly assigned to either the training set or the test set. Here, we perform 181-fold cross-validation, where each of the 181 unique seizure events acts as its own test fold exactly once, while the other 180 are used for training.</w:t>
+        <w:t>During the data split, all overlapping 1-second windows belonging to a specific </w:t>
+      </w:r>
+      <w:proofErr w:type="spellStart"/>
+      <w:r>
+        <w:rPr>
+          <w:rFonts w:ascii="Arial" w:hAnsi="Arial"/>
+          <w:sz w:val="22"/>
+          <w:szCs w:val="22"/>
+          <w:lang w:val="en-US"/>
+        </w:rPr>
+        <w:t>global_interval</w:t>
+      </w:r>
+      <w:proofErr w:type="spellEnd"/>
+      <w:r>
+        <w:rPr>
+          <w:rFonts w:ascii="Arial" w:hAnsi="Arial"/>
+          <w:sz w:val="22"/>
+          <w:szCs w:val="22"/>
+          <w:lang w:val="en-US"/>
+        </w:rPr>
+        <w:t> (a single seizure episode) are kept together and strictly assigned to either the training set or the test set. Here, we perform 181-fold cross-validation, where each of the 181 unique seizure events acts as its own test fold exactly once, while the other 180 are used for training.</w:t>
       </w:r>
     </w:p>
     <w:p>
@@ -2037,18 +3316,12 @@
       <w:pPr>
         <w:pStyle w:val="NormalWeb"/>
         <w:spacing w:before="109" w:after="109"/>
-        <w:rPr>
-          <w:sz w:val="24"/>
-          <w:szCs w:val="24"/>
-        </w:rPr>
       </w:pPr>
       <w:r>
         <w:rPr>
           <w:rFonts w:ascii="Arial" w:hAnsi="Arial"/>
           <w:b/>
           <w:bCs/>
-          <w:sz w:val="24"/>
-          <w:szCs w:val="24"/>
           <w:lang w:val="en-US"/>
         </w:rPr>
         <w:t>Patient Level</w:t>
@@ -2059,8 +3332,10 @@
         <w:pStyle w:val="NormalWeb"/>
         <w:spacing w:before="109" w:after="109"/>
         <w:rPr>
-          <w:sz w:val="22"/>
-          <w:szCs w:val="22"/>
+          <w:rFonts w:ascii="Arial" w:hAnsi="Arial"/>
+          <w:sz w:val="22"/>
+          <w:szCs w:val="22"/>
+          <w:lang w:val="en-US"/>
         </w:rPr>
       </w:pPr>
       <w:r>
@@ -2071,7 +3346,48 @@
           <w:lang w:val="en-US"/>
         </w:rPr>
         <w:tab/>
-        <w:t>The key consideration here is data leakage: we should be careful to split the train and test set to ensure that there is no overlap in patients in either set. Here, the experimental sampling unit is the individual patient, transitioning the evaluation from a personalized approach to a more generalized population-based model by training and testing by whole patients. Each of the 24 patients acts as the test fold once, while the data from the remaining 23 patients is used to train the model</w:t>
+        <w:t xml:space="preserve">The key consideration here is data leakage: we should be careful to split the train and test set to ensure that there is no overlap in patients in either set. Here, the experimental sampling unit is the individual patient, transitioning the evaluation from a </w:t>
+      </w:r>
+      <w:r>
+        <w:rPr>
+          <w:rFonts w:ascii="Arial" w:hAnsi="Arial"/>
+          <w:sz w:val="22"/>
+          <w:szCs w:val="22"/>
+          <w:lang w:val="en-US"/>
+        </w:rPr>
+        <w:lastRenderedPageBreak/>
+        <w:t>personalized approach to a more generalized population-based model by training and testing by whole patients. Each of the 24 patients acts as the test fold once, while the data from the remaining 23 patients is used to train the mode</w:t>
+      </w:r>
+      <w:r>
+        <w:rPr>
+          <w:rFonts w:ascii="Arial" w:hAnsi="Arial"/>
+          <w:sz w:val="22"/>
+          <w:szCs w:val="22"/>
+          <w:lang w:val="en-US"/>
+        </w:rPr>
+        <w:t>l.</w:t>
+      </w:r>
+    </w:p>
+    <w:p>
+      <w:pPr>
+        <w:pStyle w:val="NormalWeb"/>
+        <w:spacing w:before="109" w:after="109"/>
+        <w:ind w:firstLine="708"/>
+        <w:rPr>
+          <w:rFonts w:ascii="Arial" w:hAnsi="Arial"/>
+          <w:sz w:val="22"/>
+          <w:szCs w:val="22"/>
+          <w:lang w:val="en-US"/>
+        </w:rPr>
+      </w:pPr>
+      <w:r>
+        <w:rPr>
+          <w:rFonts w:ascii="Arial" w:hAnsi="Arial"/>
+          <w:sz w:val="22"/>
+          <w:szCs w:val="22"/>
+          <w:lang w:val="en-US"/>
+        </w:rPr>
+        <w:t>Note that in the dataset, patients 1 and 21 are the same person. Therefore, we combined the data for this person to ensure that they wouldn’t appear across both the test and training sets when partitioning by patient.</w:t>
       </w:r>
     </w:p>
     <w:p>
@@ -2091,7 +3407,25 @@
           <w:lang w:val="en-US"/>
         </w:rPr>
         <w:tab/>
-        <w:t>Using the .parquet metadata, we group the EEG recording by subject using Patient ID or the patient identifier extracted from filename (e.g., chb01). During the data split, every temporal window (both seizure and non-seizure) belonging to a specific patient is strictly isolated into either the training, validation, or test set. This ensures a "leave-one-patient-out" evaluation, where no data from the test patients is ever exposed to the model during the training phase.</w:t>
+        <w:t xml:space="preserve">Using </w:t>
+      </w:r>
+      <w:r>
+        <w:rPr>
+          <w:rFonts w:ascii="Arial" w:hAnsi="Arial"/>
+          <w:sz w:val="22"/>
+          <w:szCs w:val="22"/>
+          <w:lang w:val="en-US"/>
+        </w:rPr>
+        <w:t>the. parquet</w:t>
+      </w:r>
+      <w:r>
+        <w:rPr>
+          <w:rFonts w:ascii="Arial" w:hAnsi="Arial"/>
+          <w:sz w:val="22"/>
+          <w:szCs w:val="22"/>
+          <w:lang w:val="en-US"/>
+        </w:rPr>
+        <w:t> metadata, we group the EEG recording by subject using Patient ID or the patient identifier extracted from filename (e.g., chb01). During the data split, every temporal window (both seizure and non-seizure) belonging to a specific patient is strictly isolated into either the training, validation, or test set. This ensures a "leave-one-patient-out" evaluation, where no data from the test patients is ever exposed to the model during the training phase.</w:t>
       </w:r>
     </w:p>
     <w:p>
@@ -2124,9 +3458,11 @@
         </w:rPr>
       </w:pPr>
       <w:r>
-        <w:rPr/>
+        <w:rPr>
+          <w:noProof/>
+        </w:rPr>
         <w:drawing>
-          <wp:inline distT="0" distB="0" distL="0" distR="0">
+          <wp:inline distT="0" distB="0" distL="0" distR="0" wp14:anchorId="4061BBE2" wp14:editId="00719A6F">
             <wp:extent cx="5400040" cy="1960245"/>
             <wp:effectExtent l="0" t="0" r="0" b="0"/>
             <wp:docPr id="7" name="Image6" descr="A green bar graph with numbers&#10;&#10;AI-generated content may be incorrect."/>
@@ -2143,7 +3479,7 @@
                     </pic:cNvPicPr>
                   </pic:nvPicPr>
                   <pic:blipFill>
-                    <a:blip r:embed="rId8"/>
+                    <a:blip r:embed="rId12"/>
                     <a:stretch>
                       <a:fillRect/>
                     </a:stretch>
@@ -2210,35 +3546,12 @@
       <w:pPr>
         <w:pStyle w:val="NormalWeb"/>
         <w:spacing w:before="109" w:after="109"/>
-        <w:ind w:firstLine="708"/>
-        <w:rPr>
-          <w:sz w:val="22"/>
-          <w:szCs w:val="22"/>
-        </w:rPr>
-      </w:pPr>
-      <w:r>
-        <w:rPr>
-          <w:sz w:val="22"/>
-          <w:szCs w:val="22"/>
-        </w:rPr>
-      </w:r>
-    </w:p>
-    <w:p>
-      <w:pPr>
-        <w:pStyle w:val="NormalWeb"/>
-        <w:spacing w:before="109" w:after="109"/>
-        <w:rPr>
-          <w:sz w:val="24"/>
-          <w:szCs w:val="24"/>
-        </w:rPr>
       </w:pPr>
       <w:r>
         <w:rPr>
           <w:rFonts w:ascii="Arial" w:hAnsi="Arial"/>
           <w:b/>
           <w:bCs/>
-          <w:sz w:val="24"/>
-          <w:szCs w:val="24"/>
           <w:lang w:val="en-US"/>
         </w:rPr>
         <w:t>3.2 Experiments and Metrics</w:t>
@@ -2261,7 +3574,27 @@
           <w:szCs w:val="22"/>
           <w:lang w:val="en-US"/>
         </w:rPr>
-        <w:t xml:space="preserve">The models were trained using PyTorch on UAB’s cluster, with the dataset distributed across 10 distinct shards to facilitate efficient data loading without memory failures. Model convergence was monitored during the training loop, and the weights yielding the highest performance were preserved via a checkpointing mechanism. </w:t>
+        <w:t xml:space="preserve">The models were trained using </w:t>
+      </w:r>
+      <w:proofErr w:type="spellStart"/>
+      <w:r>
+        <w:rPr>
+          <w:rFonts w:ascii="Arial" w:hAnsi="Arial"/>
+          <w:sz w:val="22"/>
+          <w:szCs w:val="22"/>
+          <w:lang w:val="en-US"/>
+        </w:rPr>
+        <w:t>PyTorch</w:t>
+      </w:r>
+      <w:proofErr w:type="spellEnd"/>
+      <w:r>
+        <w:rPr>
+          <w:rFonts w:ascii="Arial" w:hAnsi="Arial"/>
+          <w:sz w:val="22"/>
+          <w:szCs w:val="22"/>
+          <w:lang w:val="en-US"/>
+        </w:rPr>
+        <w:t xml:space="preserve"> on UAB’s cluster, with the dataset distributed across 10 distinct shards to facilitate efficient data loading without memory failures. Model convergence was monitored during the training loop, and the weights yielding the highest performance were preserved via a checkpointing mechanism. </w:t>
       </w:r>
     </w:p>
     <w:p>
@@ -2301,6 +3634,7 @@
           <w:szCs w:val="22"/>
           <w:lang w:val="en-US"/>
         </w:rPr>
+        <w:lastRenderedPageBreak/>
         <w:t xml:space="preserve">Then, model performance is evaluated using a standardized set of classification metrics: Accuracy, Precision, Recall (Sensitivity), Specificity, F1-score, and the Area Under the Receiver Operating Characteristic Curve (ROC-AUC). </w:t>
       </w:r>
     </w:p>
@@ -2341,7 +3675,27 @@
           <w:szCs w:val="22"/>
           <w:lang w:val="en-US"/>
         </w:rPr>
-        <w:t>Accuracy is defined as the overall proportion of correctly classified windows, and its formula is the sum of TP and TN divided by the total sum of TP, TN, FP, and FN. Precision measures the proportion of predicted seizures that are true seizures, reflecting the model's resistance to false alarms; it is calculated by dividing TP by the sum of TP and FP. Recall, or sensitivity, is the proportion of actual seizures the model successfully detects, with a formula of TP divided by the sum of TP and FN. Specificity represents the proportion of actual normal states correctly identified—critical for our highly imbalanced dataset—and is computed by dividing TN by the sum of TN and FP. Finally, the F1-Score serves as the harmonic mean of precision and recall to provide a balanced metric for the 15.2% to 84.8% class imbalance, calculated as two times the product of precision and recall divided by the sum of precision and recall.</w:t>
+        <w:t xml:space="preserve">Accuracy is defined as the overall proportion of correctly classified windows, and its formula is the sum of TP and TN divided by the total sum of TP, TN, FP, and FN. Precision measures the proportion of predicted seizures that are true seizures, reflecting the model's resistance to false alarms; it is calculated by dividing TP by the sum of TP and FP. Recall, or sensitivity, is the proportion of actual seizures the model successfully detects, with a formula of TP divided by the sum of TP and FN. Specificity represents the proportion of actual normal states correctly identified—critical for our highly imbalanced dataset—and is computed by dividing TN by the sum of TN and FP. Finally, the F1-Score serves as the harmonic mean of precision and recall </w:t>
+      </w:r>
+      <w:proofErr w:type="gramStart"/>
+      <w:r>
+        <w:rPr>
+          <w:rFonts w:ascii="Arial" w:hAnsi="Arial"/>
+          <w:sz w:val="22"/>
+          <w:szCs w:val="22"/>
+          <w:lang w:val="en-US"/>
+        </w:rPr>
+        <w:t>to provide</w:t>
+      </w:r>
+      <w:proofErr w:type="gramEnd"/>
+      <w:r>
+        <w:rPr>
+          <w:rFonts w:ascii="Arial" w:hAnsi="Arial"/>
+          <w:sz w:val="22"/>
+          <w:szCs w:val="22"/>
+          <w:lang w:val="en-US"/>
+        </w:rPr>
+        <w:t xml:space="preserve"> a balanced metric for the 15.2% to 84.8% class imbalance, calculated as two times the product of precision and recall divided by the sum of precision and recall.</w:t>
       </w:r>
     </w:p>
     <w:p>
@@ -2355,9 +3709,11 @@
         </w:rPr>
       </w:pPr>
       <w:r>
-        <w:rPr/>
+        <w:rPr>
+          <w:noProof/>
+        </w:rPr>
         <w:drawing>
-          <wp:inline distT="0" distB="0" distL="0" distR="0">
+          <wp:inline distT="0" distB="0" distL="0" distR="0" wp14:anchorId="213E32D2" wp14:editId="6A30795B">
             <wp:extent cx="5400040" cy="2804160"/>
             <wp:effectExtent l="0" t="0" r="0" b="0"/>
             <wp:docPr id="8" name="Image7" descr="A diagram of a train&#10;&#10;AI-generated content may be incorrect."/>
@@ -2374,7 +3730,7 @@
                     </pic:cNvPicPr>
                   </pic:nvPicPr>
                   <pic:blipFill>
-                    <a:blip r:embed="rId9"/>
+                    <a:blip r:embed="rId13"/>
                     <a:stretch>
                       <a:fillRect/>
                     </a:stretch>
@@ -2414,7 +3770,31 @@
           <w:szCs w:val="22"/>
           <w:lang w:val="en-US"/>
         </w:rPr>
-        <w:t>Figure 5. Data split defining the scopes, cross-validation, and sample balancing strategy along with train-test strategy. We execute a 3 × 2 × 2 experimental design to systematically test how different real-world challenges affect the CNN's performance by comparing 3 data splits (Window vs. Seizure vs. Patient), 2 training modes (Balanced vs. Unbalanced) and 2 testing modes (Balanced vs. Unbalanced)"</w:t>
+        <w:t xml:space="preserve">Figure 5. Data split defining the scopes, cross-validation, and sample balancing strategy along with train-test strategy. We execute a 3 × 2 × 2 experimental </w:t>
+      </w:r>
+      <w:proofErr w:type="gramStart"/>
+      <w:r>
+        <w:rPr>
+          <w:rFonts w:ascii="Arial" w:hAnsi="Arial"/>
+          <w:i/>
+          <w:iCs/>
+          <w:sz w:val="22"/>
+          <w:szCs w:val="22"/>
+          <w:lang w:val="en-US"/>
+        </w:rPr>
+        <w:t>design</w:t>
+      </w:r>
+      <w:proofErr w:type="gramEnd"/>
+      <w:r>
+        <w:rPr>
+          <w:rFonts w:ascii="Arial" w:hAnsi="Arial"/>
+          <w:i/>
+          <w:iCs/>
+          <w:sz w:val="22"/>
+          <w:szCs w:val="22"/>
+          <w:lang w:val="en-US"/>
+        </w:rPr>
+        <w:t xml:space="preserve"> to systematically test how different real-world challenges affect the CNN's performance by comparing 3 data splits (Window vs. Seizure vs. Patient), 2 training modes (Balanced vs. Unbalanced) and 2 testing modes (Balanced vs. Unbalanced)"</w:t>
       </w:r>
     </w:p>
     <w:p>
@@ -2427,12 +3807,6 @@
           <w:szCs w:val="22"/>
         </w:rPr>
       </w:pPr>
-      <w:r>
-        <w:rPr>
-          <w:sz w:val="22"/>
-          <w:szCs w:val="22"/>
-        </w:rPr>
-      </w:r>
     </w:p>
     <w:p>
       <w:pPr>
@@ -2451,7 +3825,17 @@
           <w:szCs w:val="22"/>
           <w:lang w:val="en-US"/>
         </w:rPr>
-        <w:t>To evaluate and compare model performance across the various experimental configurations, we utilized a combination of descriptive statistics and visual summaries. Primary diagnostic plots generated by the pipeline include confusion matrices to assess class-level misclassifications and Receiver Operating Characteristic (ROC) curves to illustrate the trade-off between true positive and false positive rates. Additionally, the aggregated performance metrics (such as accuracy, precision, and F1-score) are compiled into comprehensive summary tables to facilitate direct comparisons across the different cross-validation folds and sampling regimes.</w:t>
+        <w:t xml:space="preserve">To evaluate and compare model performance across the various experimental configurations, we utilized a combination of descriptive statistics and visual summaries. Primary diagnostic plots generated by the pipeline include confusion matrices to assess class-level misclassifications and Receiver Operating Characteristic (ROC) curves to illustrate the trade-off between true positive and false positive rates. Additionally, the aggregated performance metrics (such as accuracy, precision, and </w:t>
+      </w:r>
+      <w:r>
+        <w:rPr>
+          <w:rFonts w:ascii="Arial" w:hAnsi="Arial"/>
+          <w:sz w:val="22"/>
+          <w:szCs w:val="22"/>
+          <w:lang w:val="en-US"/>
+        </w:rPr>
+        <w:lastRenderedPageBreak/>
+        <w:t>F1-score) are compiled into comprehensive summary tables to facilitate direct comparisons across the different cross-validation folds and sampling regimes.</w:t>
       </w:r>
     </w:p>
     <w:p>
@@ -2464,12 +3848,6 @@
           <w:szCs w:val="22"/>
         </w:rPr>
       </w:pPr>
-      <w:r>
-        <w:rPr>
-          <w:sz w:val="22"/>
-          <w:szCs w:val="22"/>
-        </w:rPr>
-      </w:r>
     </w:p>
     <w:p>
       <w:pPr>
@@ -2541,45 +3919,27 @@
           <w:szCs w:val="22"/>
         </w:rPr>
       </w:pPr>
-      <w:r>
-        <w:rPr>
-          <w:sz w:val="22"/>
-          <w:szCs w:val="22"/>
-        </w:rPr>
-      </w:r>
-    </w:p>
-    <w:p>
-      <w:pPr>
-        <w:pStyle w:val="NormalWeb"/>
-        <w:spacing w:before="109" w:after="109"/>
-        <w:rPr>
-          <w:sz w:val="22"/>
-          <w:szCs w:val="22"/>
-        </w:rPr>
-      </w:pPr>
-      <w:r>
-        <w:rPr>
-          <w:sz w:val="22"/>
-          <w:szCs w:val="22"/>
-        </w:rPr>
-      </w:r>
-    </w:p>
-    <w:p>
-      <w:pPr>
-        <w:pStyle w:val="NormalWeb"/>
-        <w:spacing w:before="109" w:after="109"/>
-        <w:rPr>
-          <w:sz w:val="24"/>
-          <w:szCs w:val="24"/>
-        </w:rPr>
+    </w:p>
+    <w:p>
+      <w:pPr>
+        <w:pStyle w:val="NormalWeb"/>
+        <w:spacing w:before="109" w:after="109"/>
+        <w:rPr>
+          <w:sz w:val="22"/>
+          <w:szCs w:val="22"/>
+        </w:rPr>
+      </w:pPr>
+    </w:p>
+    <w:p>
+      <w:pPr>
+        <w:pStyle w:val="NormalWeb"/>
+        <w:spacing w:before="109" w:after="109"/>
       </w:pPr>
       <w:r>
         <w:rPr>
           <w:rFonts w:ascii="Arial" w:hAnsi="Arial"/>
           <w:b/>
           <w:bCs/>
-          <w:sz w:val="24"/>
-          <w:szCs w:val="24"/>
           <w:lang w:val="en-US"/>
         </w:rPr>
         <w:t>4.1 Experiment 1: Explaining Underlying Channel Fusion 1D CNN</w:t>
@@ -2589,7 +3949,6 @@
       <w:pPr>
         <w:pStyle w:val="NormalWeb"/>
         <w:spacing w:before="109" w:after="109"/>
-        <w:ind w:hanging="0"/>
         <w:rPr>
           <w:rFonts w:ascii="Arial" w:hAnsi="Arial"/>
           <w:lang w:val="en-US"/>
@@ -2616,18 +3975,11 @@
       <w:pPr>
         <w:pStyle w:val="NormalWeb"/>
         <w:spacing w:before="109" w:after="109"/>
-        <w:ind w:hanging="0"/>
-        <w:rPr>
-          <w:rFonts w:ascii="Arial" w:hAnsi="Arial"/>
-          <w:lang w:val="en-US"/>
-        </w:rPr>
-      </w:pPr>
-      <w:r>
-        <w:rPr>
-          <w:rFonts w:ascii="Arial" w:hAnsi="Arial"/>
-          <w:lang w:val="en-US"/>
-        </w:rPr>
-      </w:r>
+        <w:rPr>
+          <w:rFonts w:ascii="Arial" w:hAnsi="Arial"/>
+          <w:lang w:val="en-US"/>
+        </w:rPr>
+      </w:pPr>
     </w:p>
     <w:p>
       <w:pPr>
@@ -2640,9 +3992,11 @@
         </w:rPr>
       </w:pPr>
       <w:r>
-        <w:rPr/>
+        <w:rPr>
+          <w:noProof/>
+        </w:rPr>
         <w:drawing>
-          <wp:inline distT="0" distB="0" distL="0" distR="0">
+          <wp:inline distT="0" distB="0" distL="0" distR="0" wp14:anchorId="60AC7FF2" wp14:editId="54B54E04">
             <wp:extent cx="4022090" cy="1623060"/>
             <wp:effectExtent l="0" t="0" r="0" b="0"/>
             <wp:docPr id="9" name="Image8" descr="A graph of a person and person&#10;&#10;AI-generated content may be incorrect."/>
@@ -2659,7 +4013,7 @@
                     </pic:cNvPicPr>
                   </pic:nvPicPr>
                   <pic:blipFill>
-                    <a:blip r:embed="rId10"/>
+                    <a:blip r:embed="rId14"/>
                     <a:stretch>
                       <a:fillRect/>
                     </a:stretch>
@@ -2712,19 +4066,10 @@
         <w:rPr>
           <w:rFonts w:ascii="Arial" w:hAnsi="Arial"/>
           <w:i/>
-          <w:i/>
           <w:iCs/>
           <w:lang w:val="en-US"/>
         </w:rPr>
       </w:pPr>
-      <w:r>
-        <w:rPr>
-          <w:rFonts w:ascii="Arial" w:hAnsi="Arial"/>
-          <w:i/>
-          <w:iCs/>
-          <w:lang w:val="en-US"/>
-        </w:rPr>
-      </w:r>
     </w:p>
     <w:p>
       <w:pPr>
@@ -2743,6 +4088,7 @@
           <w:szCs w:val="22"/>
           <w:lang w:val="en-US"/>
         </w:rPr>
+        <w:lastRenderedPageBreak/>
         <w:t>Understanding the model’s usage of each channel in the EEG also provides insights into how the neural network relies on different aspects of the data. The heatmap below visualizes these insights into the model’s architecture:</w:t>
       </w:r>
     </w:p>
@@ -2758,25 +4104,10 @@
       </w:pPr>
       <w:r>
         <w:rPr>
-          <w:rFonts w:ascii="Arial" w:hAnsi="Arial"/>
-          <w:lang w:val="en-US"/>
-        </w:rPr>
-      </w:r>
-    </w:p>
-    <w:p>
-      <w:pPr>
-        <w:pStyle w:val="NormalWeb"/>
-        <w:spacing w:before="109" w:after="109"/>
-        <w:jc w:val="both"/>
-        <w:rPr>
-          <w:rFonts w:ascii="Arial" w:hAnsi="Arial"/>
-          <w:lang w:val="en-US"/>
-        </w:rPr>
-      </w:pPr>
-      <w:r>
-        <w:rPr/>
+          <w:noProof/>
+        </w:rPr>
         <w:drawing>
-          <wp:inline distT="0" distB="0" distL="0" distR="0">
+          <wp:inline distT="0" distB="0" distL="0" distR="0" wp14:anchorId="4A7EC6E5" wp14:editId="7CA1180E">
             <wp:extent cx="5400040" cy="2456815"/>
             <wp:effectExtent l="0" t="0" r="0" b="0"/>
             <wp:docPr id="10" name="Image9" descr="A screenshot of a graph&#10;&#10;AI-generated content may be incorrect."/>
@@ -2793,7 +4124,7 @@
                     </pic:cNvPicPr>
                   </pic:nvPicPr>
                   <pic:blipFill>
-                    <a:blip r:embed="rId11"/>
+                    <a:blip r:embed="rId15"/>
                     <a:stretch>
                       <a:fillRect/>
                     </a:stretch>
@@ -2844,35 +4175,45 @@
         <w:rPr>
           <w:rFonts w:ascii="Arial" w:hAnsi="Arial"/>
           <w:i/>
-          <w:i/>
           <w:iCs/>
           <w:lang w:val="en-US"/>
         </w:rPr>
       </w:pPr>
-      <w:r>
-        <w:rPr>
-          <w:rFonts w:ascii="Arial" w:hAnsi="Arial"/>
-          <w:i/>
-          <w:iCs/>
-          <w:lang w:val="en-US"/>
-        </w:rPr>
-      </w:r>
     </w:p>
     <w:p>
       <w:pPr>
         <w:pStyle w:val="NormalWeb"/>
         <w:spacing w:before="109" w:after="109"/>
         <w:ind w:firstLine="708"/>
-        <w:rPr/>
-      </w:pPr>
-      <w:r>
-        <w:rPr>
-          <w:rFonts w:ascii="Arial" w:hAnsi="Arial"/>
-          <w:sz w:val="22"/>
-          <w:szCs w:val="22"/>
-          <w:lang w:val="en-US"/>
-        </w:rPr>
-        <w:t>We see that the filters do not treat all channels equally, which suggests that the model is learning structured cross-channel combinations rather than a trivial uniform average. The plot on the right of the heatmap shows which channels had the most average importance. In general, this figure provides global evidence that channel fusion is actually happening.</w:t>
+      </w:pPr>
+      <w:r>
+        <w:rPr>
+          <w:rFonts w:ascii="Arial" w:hAnsi="Arial"/>
+          <w:sz w:val="22"/>
+          <w:szCs w:val="22"/>
+          <w:lang w:val="en-US"/>
+        </w:rPr>
+        <w:t xml:space="preserve">We see that the filters do not treat all channels equally, which suggests that the model is learning structured cross-channel combinations rather than a trivial uniform average. The plot on the right of the heatmap shows which channels had the most average importance. In general, this figure provides global evidence that channel fusion is </w:t>
+      </w:r>
+      <w:proofErr w:type="gramStart"/>
+      <w:r>
+        <w:rPr>
+          <w:rFonts w:ascii="Arial" w:hAnsi="Arial"/>
+          <w:sz w:val="22"/>
+          <w:szCs w:val="22"/>
+          <w:lang w:val="en-US"/>
+        </w:rPr>
+        <w:t>actually happening</w:t>
+      </w:r>
+      <w:proofErr w:type="gramEnd"/>
+      <w:r>
+        <w:rPr>
+          <w:rFonts w:ascii="Arial" w:hAnsi="Arial"/>
+          <w:sz w:val="22"/>
+          <w:szCs w:val="22"/>
+          <w:lang w:val="en-US"/>
+        </w:rPr>
+        <w:t>.</w:t>
       </w:r>
     </w:p>
     <w:p>
@@ -2887,31 +4228,17 @@
           <w:lang w:val="en-US"/>
         </w:rPr>
       </w:pPr>
-      <w:r>
-        <w:rPr>
-          <w:rFonts w:ascii="Arial" w:hAnsi="Arial"/>
-          <w:sz w:val="22"/>
-          <w:szCs w:val="22"/>
-          <w:lang w:val="en-US"/>
-        </w:rPr>
-      </w:r>
-    </w:p>
-    <w:p>
-      <w:pPr>
-        <w:pStyle w:val="NormalWeb"/>
-        <w:spacing w:before="109" w:after="109"/>
-        <w:rPr>
-          <w:sz w:val="24"/>
-          <w:szCs w:val="24"/>
-        </w:rPr>
+    </w:p>
+    <w:p>
+      <w:pPr>
+        <w:pStyle w:val="NormalWeb"/>
+        <w:spacing w:before="109" w:after="109"/>
       </w:pPr>
       <w:r>
         <w:rPr>
           <w:rFonts w:ascii="Arial" w:hAnsi="Arial"/>
           <w:b/>
           <w:bCs/>
-          <w:sz w:val="24"/>
-          <w:szCs w:val="24"/>
           <w:lang w:val="en-US"/>
         </w:rPr>
         <w:t>4.2 Experiment 2: Evaluating the Channel Fusion 1D CNN</w:t>
@@ -2934,22 +4261,45 @@
           <w:lang w:val="en-US"/>
         </w:rPr>
         <w:tab/>
-        <w:t>In this section, we evaluate model performance across the different split and sampling protocols. Recall that we executed a 3 × 2 × 2 experimental design to systematically test how different real-world challenges affect the CNN's performance by comparing 3 data splits (Window vs. Seizure vs. Patient), 2 training modes (Balanced vs. Unbalanced) and 2 testing modes (Balanced vs. Unbalanced).</w:t>
-      </w:r>
-    </w:p>
-    <w:p>
-      <w:pPr>
-        <w:pStyle w:val="NormalWeb"/>
-        <w:spacing w:before="109" w:after="109"/>
-        <w:rPr>
-          <w:rFonts w:ascii="Arial" w:hAnsi="Arial"/>
-          <w:lang w:val="en-US"/>
-        </w:rPr>
-      </w:pPr>
-      <w:r>
-        <w:rPr/>
+        <w:t xml:space="preserve">In this section, we evaluate model performance across the different split and sampling protocols. Recall that we executed a 3 × 2 × 2 experimental </w:t>
+      </w:r>
+      <w:proofErr w:type="gramStart"/>
+      <w:r>
+        <w:rPr>
+          <w:rFonts w:ascii="Arial" w:hAnsi="Arial"/>
+          <w:sz w:val="22"/>
+          <w:szCs w:val="22"/>
+          <w:lang w:val="en-US"/>
+        </w:rPr>
+        <w:t>design</w:t>
+      </w:r>
+      <w:proofErr w:type="gramEnd"/>
+      <w:r>
+        <w:rPr>
+          <w:rFonts w:ascii="Arial" w:hAnsi="Arial"/>
+          <w:sz w:val="22"/>
+          <w:szCs w:val="22"/>
+          <w:lang w:val="en-US"/>
+        </w:rPr>
+        <w:t xml:space="preserve"> to systematically test how different real-world challenges affect the CNN's performance by comparing 3 data splits (Window vs. Seizure vs. Patient), 2 training modes (Balanced vs. Unbalanced) and 2 testing modes (Balanced vs. Unbalanced).</w:t>
+      </w:r>
+    </w:p>
+    <w:p>
+      <w:pPr>
+        <w:pStyle w:val="NormalWeb"/>
+        <w:spacing w:before="109" w:after="109"/>
+        <w:rPr>
+          <w:rFonts w:ascii="Arial" w:hAnsi="Arial"/>
+          <w:lang w:val="en-US"/>
+        </w:rPr>
+      </w:pPr>
+      <w:r>
+        <w:rPr>
+          <w:noProof/>
+        </w:rPr>
+        <w:lastRenderedPageBreak/>
         <w:drawing>
-          <wp:inline distT="0" distB="0" distL="0" distR="0">
+          <wp:inline distT="0" distB="0" distL="0" distR="0" wp14:anchorId="4B24BB42" wp14:editId="5B30BBA6">
             <wp:extent cx="5400040" cy="2315210"/>
             <wp:effectExtent l="0" t="0" r="0" b="0"/>
             <wp:docPr id="11" name="Image10" descr="A graph of different colored bars&#10;&#10;AI-generated content may be incorrect."/>
@@ -2966,7 +4316,7 @@
                     </pic:cNvPicPr>
                   </pic:nvPicPr>
                   <pic:blipFill>
-                    <a:blip r:embed="rId12"/>
+                    <a:blip r:embed="rId16"/>
                     <a:stretch>
                       <a:fillRect/>
                     </a:stretch>
@@ -3019,9 +4369,6 @@
           <w:szCs w:val="22"/>
         </w:rPr>
       </w:pPr>
-      <w:r>
-        <w:rPr/>
-      </w:r>
     </w:p>
     <w:p>
       <w:pPr>
@@ -3053,26 +4400,22 @@
           <w:szCs w:val="22"/>
         </w:rPr>
       </w:pPr>
-      <w:r>
-        <w:rPr>
-          <w:sz w:val="22"/>
-          <w:szCs w:val="22"/>
-        </w:rPr>
-      </w:r>
-    </w:p>
-    <w:p>
-      <w:pPr>
-        <w:pStyle w:val="NormalWeb"/>
-        <w:spacing w:before="109" w:after="109"/>
-        <w:rPr>
-          <w:sz w:val="22"/>
-          <w:szCs w:val="22"/>
-        </w:rPr>
-      </w:pPr>
-      <w:r>
-        <w:rPr/>
+    </w:p>
+    <w:p>
+      <w:pPr>
+        <w:pStyle w:val="NormalWeb"/>
+        <w:spacing w:before="109" w:after="109"/>
+        <w:rPr>
+          <w:sz w:val="22"/>
+          <w:szCs w:val="22"/>
+        </w:rPr>
+      </w:pPr>
+      <w:r>
+        <w:rPr>
+          <w:noProof/>
+        </w:rPr>
         <w:drawing>
-          <wp:inline distT="0" distB="0" distL="0" distR="0">
+          <wp:inline distT="0" distB="0" distL="0" distR="0" wp14:anchorId="779BC5FD" wp14:editId="2E077053">
             <wp:extent cx="5400040" cy="2272665"/>
             <wp:effectExtent l="0" t="0" r="0" b="0"/>
             <wp:docPr id="12" name="Image11" descr="A graph of different colored bars&#10;&#10;AI-generated content may be incorrect."/>
@@ -3089,7 +4432,7 @@
                     </pic:cNvPicPr>
                   </pic:nvPicPr>
                   <pic:blipFill>
-                    <a:blip r:embed="rId13"/>
+                    <a:blip r:embed="rId17"/>
                     <a:stretch>
                       <a:fillRect/>
                     </a:stretch>
@@ -3151,25 +4494,47 @@
           <w:szCs w:val="22"/>
           <w:lang w:val="en-US"/>
         </w:rPr>
-        <w:t xml:space="preserve">This figure above reports the mean ROC-AUC for the same protocol and sampling matrix as the previous figure. The ranking pattern is similar to F1, but AUC is more stable. This suggests that the model still preserves useful ranking ability under harder protocols, even when the thresholded F1 score drops. In practice, this means class imbalance and threshold selection remain critical for deployment-oriented interpretation. </w:t>
-      </w:r>
-      <w:r>
-        <w:rPr>
-          <w:rFonts w:ascii="Arial" w:hAnsi="Arial"/>
-          <w:sz w:val="22"/>
-          <w:szCs w:val="22"/>
-          <w:lang w:val="en-US"/>
-        </w:rPr>
-        <w:t>Next</w:t>
-      </w:r>
-      <w:r>
-        <w:rPr>
-          <w:rFonts w:ascii="Arial" w:hAnsi="Arial"/>
-          <w:sz w:val="22"/>
-          <w:szCs w:val="22"/>
-          <w:lang w:val="en-US"/>
-        </w:rPr>
-        <w:t>, we report the F1 scores in all our sampling and split settings.</w:t>
+        <w:t xml:space="preserve">This figure above reports the mean ROC-AUC for the same protocol and sampling matrix as the previous figure. The ranking pattern is </w:t>
+      </w:r>
+      <w:proofErr w:type="gramStart"/>
+      <w:r>
+        <w:rPr>
+          <w:rFonts w:ascii="Arial" w:hAnsi="Arial"/>
+          <w:sz w:val="22"/>
+          <w:szCs w:val="22"/>
+          <w:lang w:val="en-US"/>
+        </w:rPr>
+        <w:t>similar to</w:t>
+      </w:r>
+      <w:proofErr w:type="gramEnd"/>
+      <w:r>
+        <w:rPr>
+          <w:rFonts w:ascii="Arial" w:hAnsi="Arial"/>
+          <w:sz w:val="22"/>
+          <w:szCs w:val="22"/>
+          <w:lang w:val="en-US"/>
+        </w:rPr>
+        <w:t xml:space="preserve"> F1, but AUC is more stable. This suggests that the model still preserves useful ranking ability under harder protocols, even when the </w:t>
+      </w:r>
+      <w:proofErr w:type="spellStart"/>
+      <w:r>
+        <w:rPr>
+          <w:rFonts w:ascii="Arial" w:hAnsi="Arial"/>
+          <w:sz w:val="22"/>
+          <w:szCs w:val="22"/>
+          <w:lang w:val="en-US"/>
+        </w:rPr>
+        <w:t>thresholded</w:t>
+      </w:r>
+      <w:proofErr w:type="spellEnd"/>
+      <w:r>
+        <w:rPr>
+          <w:rFonts w:ascii="Arial" w:hAnsi="Arial"/>
+          <w:sz w:val="22"/>
+          <w:szCs w:val="22"/>
+          <w:lang w:val="en-US"/>
+        </w:rPr>
+        <w:t xml:space="preserve"> F1 score drops. In practice, this means class imbalance and threshold selection remain critical for deployment-oriented interpretation. Next, we report the F1 scores in all our sampling and split settings.</w:t>
       </w:r>
     </w:p>
     <w:p>
@@ -3183,9 +4548,12 @@
         </w:rPr>
       </w:pPr>
       <w:r>
-        <w:rPr/>
+        <w:rPr>
+          <w:noProof/>
+        </w:rPr>
+        <w:lastRenderedPageBreak/>
         <w:drawing>
-          <wp:inline distT="0" distB="0" distL="0" distR="0">
+          <wp:inline distT="0" distB="0" distL="0" distR="0" wp14:anchorId="6E6CEBE7" wp14:editId="63A2EF42">
             <wp:extent cx="5400040" cy="1735455"/>
             <wp:effectExtent l="0" t="0" r="0" b="0"/>
             <wp:docPr id="13" name="Image12" descr="A screenshot of a computer&#10;&#10;AI-generated content may be incorrect."/>
@@ -3202,7 +4570,7 @@
                     </pic:cNvPicPr>
                   </pic:nvPicPr>
                   <pic:blipFill>
-                    <a:blip r:embed="rId14"/>
+                    <a:blip r:embed="rId18"/>
                     <a:stretch>
                       <a:fillRect/>
                     </a:stretch>
@@ -3242,7 +4610,31 @@
           <w:szCs w:val="22"/>
           <w:lang w:val="en-US"/>
         </w:rPr>
-        <w:t xml:space="preserve">Figure 9. F1 score results of 3 × 2 × 2 experimental design with different combinations of training and test settings of balanced vs. unbalanced sets. </w:t>
+        <w:t xml:space="preserve">Figure 9. F1 score results of 3 × 2 × 2 experimental </w:t>
+      </w:r>
+      <w:proofErr w:type="gramStart"/>
+      <w:r>
+        <w:rPr>
+          <w:rFonts w:ascii="Arial" w:hAnsi="Arial"/>
+          <w:i/>
+          <w:iCs/>
+          <w:sz w:val="22"/>
+          <w:szCs w:val="22"/>
+          <w:lang w:val="en-US"/>
+        </w:rPr>
+        <w:t>design</w:t>
+      </w:r>
+      <w:proofErr w:type="gramEnd"/>
+      <w:r>
+        <w:rPr>
+          <w:rFonts w:ascii="Arial" w:hAnsi="Arial"/>
+          <w:i/>
+          <w:iCs/>
+          <w:sz w:val="22"/>
+          <w:szCs w:val="22"/>
+          <w:lang w:val="en-US"/>
+        </w:rPr>
+        <w:t xml:space="preserve"> with different combinations of training and test settings of balanced vs. unbalanced sets. </w:t>
       </w:r>
     </w:p>
     <w:p>
@@ -3255,12 +4647,6 @@
           <w:szCs w:val="22"/>
         </w:rPr>
       </w:pPr>
-      <w:r>
-        <w:rPr>
-          <w:sz w:val="22"/>
-          <w:szCs w:val="22"/>
-        </w:rPr>
-      </w:r>
     </w:p>
     <w:p>
       <w:pPr>
@@ -3301,7 +4687,27 @@
           <w:lang w:val="en-US"/>
         </w:rPr>
         <w:tab/>
-        <w:t>Moreover, for any pair of rows where the training mode is the same but the test mode changes (e.g., patient trained on balanced, tested on balanced vs. unbalanced), we see an interesting pattern. The ROC AUC stays virtually identical (0.8537 vs. 0.8539). However, the F1 score drops significantly (0.6420 down to 0.5312) on the unbalanced test sets. This proves that while the model's overall ranking ability (AUC) is stable, its precision plummets when it encounters the massive number of normal windows in the real-world (unbalanced) distribution, causing false alarms.</w:t>
+        <w:t xml:space="preserve">Moreover, for any pair of rows where the training mode is the </w:t>
+      </w:r>
+      <w:proofErr w:type="gramStart"/>
+      <w:r>
+        <w:rPr>
+          <w:rFonts w:ascii="Arial" w:hAnsi="Arial"/>
+          <w:sz w:val="22"/>
+          <w:szCs w:val="22"/>
+          <w:lang w:val="en-US"/>
+        </w:rPr>
+        <w:t>same</w:t>
+      </w:r>
+      <w:proofErr w:type="gramEnd"/>
+      <w:r>
+        <w:rPr>
+          <w:rFonts w:ascii="Arial" w:hAnsi="Arial"/>
+          <w:sz w:val="22"/>
+          <w:szCs w:val="22"/>
+          <w:lang w:val="en-US"/>
+        </w:rPr>
+        <w:t xml:space="preserve"> but the test mode changes (e.g., patient trained on balanced, tested on balanced vs. unbalanced), we see an interesting pattern. The ROC AUC stays virtually identical (0.8537 vs. 0.8539). However, the F1 score drops significantly (0.6420 down to 0.5312) on the unbalanced test sets. This proves that while the model's overall ranking ability (AUC) is stable, its precision plummets when it encounters the massive number of normal windows in the real-world (unbalanced) distribution, causing false alarms.</w:t>
       </w:r>
     </w:p>
     <w:p>
@@ -3322,7 +4728,27 @@
           <w:lang w:val="en-US"/>
         </w:rPr>
         <w:tab/>
-        <w:t>Finally, a common deep learning assumption is that we must balance the training data to help the model learn the minority class. However, looking at the hardest and most realistic scenario (patient split, unbalanced test), the model trained on unbalanced data actually achieved a slightly higher F1 score (0.5561) than the model trained on balanced data (0.5312). This indicates that preserving the natural distribution during training helped the model calibrate its threshold better for real-world predictions.</w:t>
+        <w:t xml:space="preserve">Finally, a common deep learning assumption is that we must balance the training data to help the model learn the minority class. However, looking at the hardest and most realistic scenario (patient split, unbalanced test), the model trained on unbalanced data </w:t>
+      </w:r>
+      <w:proofErr w:type="gramStart"/>
+      <w:r>
+        <w:rPr>
+          <w:rFonts w:ascii="Arial" w:hAnsi="Arial"/>
+          <w:sz w:val="22"/>
+          <w:szCs w:val="22"/>
+          <w:lang w:val="en-US"/>
+        </w:rPr>
+        <w:t>actually achieved</w:t>
+      </w:r>
+      <w:proofErr w:type="gramEnd"/>
+      <w:r>
+        <w:rPr>
+          <w:rFonts w:ascii="Arial" w:hAnsi="Arial"/>
+          <w:sz w:val="22"/>
+          <w:szCs w:val="22"/>
+          <w:lang w:val="en-US"/>
+        </w:rPr>
+        <w:t xml:space="preserve"> a slightly higher F1 score (0.5561) than the model trained on balanced data (0.5312). This indicates that preserving the natural distribution during training helped the model calibrate its threshold better for real-world predictions.</w:t>
       </w:r>
     </w:p>
     <w:p>
@@ -3336,8 +4762,12 @@
         </w:rPr>
       </w:pPr>
       <w:r>
+        <w:rPr>
+          <w:noProof/>
+        </w:rPr>
+        <w:lastRenderedPageBreak/>
         <w:drawing>
-          <wp:anchor behindDoc="0" distT="0" distB="0" distL="114300" distR="114300" simplePos="0" locked="0" layoutInCell="0" allowOverlap="1" relativeHeight="15">
+          <wp:anchor distT="0" distB="0" distL="114300" distR="114300" simplePos="0" relativeHeight="15" behindDoc="0" locked="0" layoutInCell="0" allowOverlap="1" wp14:anchorId="7CC197DB" wp14:editId="29EBA771">
             <wp:simplePos x="0" y="0"/>
             <wp:positionH relativeFrom="column">
               <wp:posOffset>-658495</wp:posOffset>
@@ -3362,7 +4792,7 @@
                     </pic:cNvPicPr>
                   </pic:nvPicPr>
                   <pic:blipFill>
-                    <a:blip r:embed="rId15"/>
+                    <a:blip r:embed="rId19"/>
                     <a:stretch>
                       <a:fillRect/>
                     </a:stretch>
@@ -3381,8 +4811,13 @@
             </a:graphic>
           </wp:anchor>
         </w:drawing>
+      </w:r>
+      <w:r>
+        <w:rPr>
+          <w:noProof/>
+        </w:rPr>
         <w:drawing>
-          <wp:anchor behindDoc="0" distT="0" distB="0" distL="114300" distR="114300" simplePos="0" locked="0" layoutInCell="0" allowOverlap="1" relativeHeight="16">
+          <wp:anchor distT="0" distB="0" distL="114300" distR="114300" simplePos="0" relativeHeight="16" behindDoc="0" locked="0" layoutInCell="0" allowOverlap="1" wp14:anchorId="50836FB1" wp14:editId="5D60CABE">
             <wp:simplePos x="0" y="0"/>
             <wp:positionH relativeFrom="column">
               <wp:posOffset>-732155</wp:posOffset>
@@ -3407,7 +4842,7 @@
                     </pic:cNvPicPr>
                   </pic:nvPicPr>
                   <pic:blipFill>
-                    <a:blip r:embed="rId16"/>
+                    <a:blip r:embed="rId20"/>
                     <a:stretch>
                       <a:fillRect/>
                     </a:stretch>
@@ -3469,12 +4904,6 @@
           <w:szCs w:val="22"/>
         </w:rPr>
       </w:pPr>
-      <w:r>
-        <w:rPr>
-          <w:sz w:val="22"/>
-          <w:szCs w:val="22"/>
-        </w:rPr>
-      </w:r>
     </w:p>
     <w:p>
       <w:pPr>
@@ -3550,12 +4979,6 @@
           <w:szCs w:val="22"/>
         </w:rPr>
       </w:pPr>
-      <w:r>
-        <w:rPr>
-          <w:sz w:val="22"/>
-          <w:szCs w:val="22"/>
-        </w:rPr>
-      </w:r>
     </w:p>
     <w:p>
       <w:pPr>
@@ -3566,19 +4989,38 @@
         <w:rPr>
           <w:rFonts w:ascii="Arial" w:hAnsi="Arial"/>
           <w:i/>
+          <w:iCs/>
+          <w:lang w:val="en-US"/>
+        </w:rPr>
+      </w:pPr>
+    </w:p>
+    <w:p>
+      <w:pPr>
+        <w:pStyle w:val="NormalWeb"/>
+        <w:spacing w:before="109" w:after="109"/>
+        <w:ind w:firstLine="708"/>
+        <w:jc w:val="both"/>
+        <w:rPr>
+          <w:rFonts w:ascii="Arial" w:hAnsi="Arial"/>
           <w:i/>
           <w:iCs/>
           <w:lang w:val="en-US"/>
         </w:rPr>
       </w:pPr>
-      <w:r>
+    </w:p>
+    <w:p>
+      <w:pPr>
+        <w:pStyle w:val="NormalWeb"/>
+        <w:spacing w:before="109" w:after="109"/>
+        <w:ind w:firstLine="708"/>
+        <w:jc w:val="both"/>
         <w:rPr>
           <w:rFonts w:ascii="Arial" w:hAnsi="Arial"/>
           <w:i/>
           <w:iCs/>
           <w:lang w:val="en-US"/>
         </w:rPr>
-      </w:r>
+      </w:pPr>
     </w:p>
     <w:p>
       <w:pPr>
@@ -3589,88 +5031,24 @@
         <w:rPr>
           <w:rFonts w:ascii="Arial" w:hAnsi="Arial"/>
           <w:i/>
+          <w:iCs/>
+          <w:lang w:val="en-US"/>
+        </w:rPr>
+      </w:pPr>
+    </w:p>
+    <w:p>
+      <w:pPr>
+        <w:pStyle w:val="NormalWeb"/>
+        <w:spacing w:before="109" w:after="109"/>
+        <w:ind w:firstLine="708"/>
+        <w:jc w:val="both"/>
+        <w:rPr>
+          <w:rFonts w:ascii="Arial" w:hAnsi="Arial"/>
           <w:i/>
           <w:iCs/>
           <w:lang w:val="en-US"/>
         </w:rPr>
       </w:pPr>
-      <w:r>
-        <w:rPr>
-          <w:rFonts w:ascii="Arial" w:hAnsi="Arial"/>
-          <w:i/>
-          <w:iCs/>
-          <w:lang w:val="en-US"/>
-        </w:rPr>
-      </w:r>
-    </w:p>
-    <w:p>
-      <w:pPr>
-        <w:pStyle w:val="NormalWeb"/>
-        <w:spacing w:before="109" w:after="109"/>
-        <w:ind w:firstLine="708"/>
-        <w:jc w:val="both"/>
-        <w:rPr>
-          <w:rFonts w:ascii="Arial" w:hAnsi="Arial"/>
-          <w:i/>
-          <w:i/>
-          <w:iCs/>
-          <w:lang w:val="en-US"/>
-        </w:rPr>
-      </w:pPr>
-      <w:r>
-        <w:rPr>
-          <w:rFonts w:ascii="Arial" w:hAnsi="Arial"/>
-          <w:i/>
-          <w:iCs/>
-          <w:lang w:val="en-US"/>
-        </w:rPr>
-      </w:r>
-    </w:p>
-    <w:p>
-      <w:pPr>
-        <w:pStyle w:val="NormalWeb"/>
-        <w:spacing w:before="109" w:after="109"/>
-        <w:ind w:firstLine="708"/>
-        <w:jc w:val="both"/>
-        <w:rPr>
-          <w:rFonts w:ascii="Arial" w:hAnsi="Arial"/>
-          <w:i/>
-          <w:i/>
-          <w:iCs/>
-          <w:lang w:val="en-US"/>
-        </w:rPr>
-      </w:pPr>
-      <w:r>
-        <w:rPr>
-          <w:rFonts w:ascii="Arial" w:hAnsi="Arial"/>
-          <w:i/>
-          <w:iCs/>
-          <w:lang w:val="en-US"/>
-        </w:rPr>
-      </w:r>
-    </w:p>
-    <w:p>
-      <w:pPr>
-        <w:pStyle w:val="NormalWeb"/>
-        <w:spacing w:before="109" w:after="109"/>
-        <w:ind w:firstLine="708"/>
-        <w:jc w:val="both"/>
-        <w:rPr>
-          <w:rFonts w:ascii="Arial" w:hAnsi="Arial"/>
-          <w:i/>
-          <w:i/>
-          <w:iCs/>
-          <w:lang w:val="en-US"/>
-        </w:rPr>
-      </w:pPr>
-      <w:r>
-        <w:rPr>
-          <w:rFonts w:ascii="Arial" w:hAnsi="Arial"/>
-          <w:i/>
-          <w:iCs/>
-          <w:lang w:val="en-US"/>
-        </w:rPr>
-      </w:r>
     </w:p>
     <w:p>
       <w:pPr>
@@ -3809,12 +5187,6 @@
           <w:szCs w:val="22"/>
         </w:rPr>
       </w:pPr>
-      <w:r>
-        <w:rPr>
-          <w:sz w:val="22"/>
-          <w:szCs w:val="22"/>
-        </w:rPr>
-      </w:r>
     </w:p>
     <w:p>
       <w:pPr>
@@ -3827,12 +5199,6 @@
           <w:szCs w:val="22"/>
         </w:rPr>
       </w:pPr>
-      <w:r>
-        <w:rPr>
-          <w:sz w:val="22"/>
-          <w:szCs w:val="22"/>
-        </w:rPr>
-      </w:r>
     </w:p>
     <w:p>
       <w:pPr>
@@ -3845,12 +5211,6 @@
           <w:szCs w:val="22"/>
         </w:rPr>
       </w:pPr>
-      <w:r>
-        <w:rPr>
-          <w:sz w:val="22"/>
-          <w:szCs w:val="22"/>
-        </w:rPr>
-      </w:r>
     </w:p>
     <w:p>
       <w:pPr>
@@ -3863,12 +5223,6 @@
           <w:szCs w:val="22"/>
         </w:rPr>
       </w:pPr>
-      <w:r>
-        <w:rPr>
-          <w:sz w:val="22"/>
-          <w:szCs w:val="22"/>
-        </w:rPr>
-      </w:r>
     </w:p>
     <w:p>
       <w:pPr>
@@ -3881,12 +5235,6 @@
           <w:szCs w:val="22"/>
         </w:rPr>
       </w:pPr>
-      <w:r>
-        <w:rPr>
-          <w:sz w:val="22"/>
-          <w:szCs w:val="22"/>
-        </w:rPr>
-      </w:r>
     </w:p>
     <w:p>
       <w:pPr>
@@ -3899,12 +5247,6 @@
           <w:szCs w:val="22"/>
         </w:rPr>
       </w:pPr>
-      <w:r>
-        <w:rPr>
-          <w:sz w:val="22"/>
-          <w:szCs w:val="22"/>
-        </w:rPr>
-      </w:r>
     </w:p>
     <w:p>
       <w:pPr>
@@ -3917,179 +5259,10 @@
           <w:lang w:val="en-GB"/>
         </w:rPr>
       </w:pPr>
-      <w:r>
-        <w:rPr>
-          <w:rFonts w:ascii="Arial" w:hAnsi="Arial"/>
-          <w:lang w:val="en-GB"/>
-        </w:rPr>
-      </w:r>
-    </w:p>
-    <w:p>
-      <w:pPr>
-        <w:pStyle w:val="NormalWeb"/>
-        <w:spacing w:before="109" w:after="109"/>
-        <w:ind w:firstLine="708"/>
-        <w:jc w:val="both"/>
-        <w:rPr>
-          <w:rFonts w:ascii="Arial" w:hAnsi="Arial"/>
-          <w:lang w:val="en-GB"/>
-        </w:rPr>
-      </w:pPr>
-      <w:r>
-        <w:rPr>
-          <w:rFonts w:ascii="Arial" w:hAnsi="Arial"/>
-          <w:lang w:val="en-GB"/>
-        </w:rPr>
-      </w:r>
-    </w:p>
-    <w:p>
-      <w:pPr>
-        <w:pStyle w:val="NormalWeb"/>
-        <w:spacing w:before="109" w:after="109"/>
-        <w:ind w:firstLine="708"/>
-        <w:jc w:val="both"/>
-        <w:rPr>
-          <w:rFonts w:ascii="Arial" w:hAnsi="Arial"/>
-          <w:lang w:val="en-GB"/>
-        </w:rPr>
-      </w:pPr>
-      <w:r>
-        <w:rPr>
-          <w:rFonts w:ascii="Arial" w:hAnsi="Arial"/>
-          <w:lang w:val="en-GB"/>
-        </w:rPr>
-      </w:r>
-    </w:p>
-    <w:p>
-      <w:pPr>
-        <w:pStyle w:val="NormalWeb"/>
-        <w:spacing w:before="109" w:after="109"/>
-        <w:ind w:firstLine="708"/>
-        <w:jc w:val="both"/>
-        <w:rPr>
-          <w:rFonts w:ascii="Arial" w:hAnsi="Arial"/>
-          <w:lang w:val="en-GB"/>
-        </w:rPr>
-      </w:pPr>
-      <w:r>
-        <w:rPr>
-          <w:rFonts w:ascii="Arial" w:hAnsi="Arial"/>
-          <w:lang w:val="en-GB"/>
-        </w:rPr>
-      </w:r>
-    </w:p>
-    <w:p>
-      <w:pPr>
-        <w:pStyle w:val="NormalWeb"/>
-        <w:spacing w:before="109" w:after="109"/>
-        <w:ind w:firstLine="708"/>
-        <w:jc w:val="both"/>
-        <w:rPr>
-          <w:rFonts w:ascii="Arial" w:hAnsi="Arial"/>
-          <w:lang w:val="en-GB"/>
-        </w:rPr>
-      </w:pPr>
-      <w:r>
-        <w:rPr>
-          <w:rFonts w:ascii="Arial" w:hAnsi="Arial"/>
-          <w:lang w:val="en-GB"/>
-        </w:rPr>
-      </w:r>
-    </w:p>
-    <w:p>
-      <w:pPr>
-        <w:pStyle w:val="NormalWeb"/>
-        <w:spacing w:before="109" w:after="109"/>
-        <w:ind w:firstLine="708"/>
-        <w:jc w:val="both"/>
-        <w:rPr>
-          <w:rFonts w:ascii="Arial" w:hAnsi="Arial"/>
-          <w:lang w:val="en-GB"/>
-        </w:rPr>
-      </w:pPr>
-      <w:r>
-        <w:rPr>
-          <w:rFonts w:ascii="Arial" w:hAnsi="Arial"/>
-          <w:lang w:val="en-GB"/>
-        </w:rPr>
-      </w:r>
-    </w:p>
-    <w:p>
-      <w:pPr>
-        <w:pStyle w:val="NormalWeb"/>
-        <w:spacing w:before="109" w:after="109"/>
-        <w:ind w:firstLine="708"/>
-        <w:jc w:val="both"/>
-        <w:rPr>
-          <w:rFonts w:ascii="Arial" w:hAnsi="Arial"/>
-          <w:lang w:val="en-GB"/>
-        </w:rPr>
-      </w:pPr>
-      <w:r>
-        <w:rPr>
-          <w:rFonts w:ascii="Arial" w:hAnsi="Arial"/>
-          <w:lang w:val="en-GB"/>
-        </w:rPr>
-      </w:r>
-    </w:p>
-    <w:p>
-      <w:pPr>
-        <w:pStyle w:val="NormalWeb"/>
-        <w:spacing w:before="109" w:after="109"/>
-        <w:ind w:firstLine="708"/>
-        <w:jc w:val="both"/>
-        <w:rPr>
-          <w:rFonts w:ascii="Arial" w:hAnsi="Arial"/>
-          <w:lang w:val="en-GB"/>
-        </w:rPr>
-      </w:pPr>
-      <w:r>
-        <w:rPr>
-          <w:rFonts w:ascii="Arial" w:hAnsi="Arial"/>
-          <w:lang w:val="en-GB"/>
-        </w:rPr>
-      </w:r>
-    </w:p>
-    <w:p>
-      <w:pPr>
-        <w:pStyle w:val="NormalWeb"/>
-        <w:spacing w:before="109" w:after="109"/>
-        <w:ind w:firstLine="708"/>
-        <w:jc w:val="both"/>
-        <w:rPr>
-          <w:rFonts w:ascii="Arial" w:hAnsi="Arial"/>
-          <w:lang w:val="en-GB"/>
-        </w:rPr>
-      </w:pPr>
-      <w:r>
-        <w:rPr>
-          <w:rFonts w:ascii="Arial" w:hAnsi="Arial"/>
-          <w:lang w:val="en-GB"/>
-        </w:rPr>
-      </w:r>
-    </w:p>
-    <w:p>
-      <w:pPr>
-        <w:pStyle w:val="NormalWeb"/>
-        <w:spacing w:before="109" w:after="109"/>
-        <w:ind w:firstLine="708"/>
-        <w:jc w:val="both"/>
-        <w:rPr>
-          <w:rFonts w:ascii="Arial" w:hAnsi="Arial"/>
-          <w:lang w:val="en-GB"/>
-        </w:rPr>
-      </w:pPr>
-      <w:r>
-        <w:rPr>
-          <w:rFonts w:ascii="Arial" w:hAnsi="Arial"/>
-          <w:lang w:val="en-GB"/>
-        </w:rPr>
-      </w:r>
-    </w:p>
-    <w:p>
-      <w:pPr>
-        <w:pStyle w:val="Normal"/>
-        <w:spacing w:lineRule="auto" w:line="240" w:before="0" w:after="0"/>
+    </w:p>
+    <w:p>
+      <w:pPr>
+        <w:spacing w:after="0" w:line="240" w:lineRule="auto"/>
         <w:rPr>
           <w:sz w:val="26"/>
           <w:szCs w:val="26"/>
@@ -4104,6 +5277,7 @@
           <w:szCs w:val="26"/>
           <w:lang w:val="en-US"/>
         </w:rPr>
+        <w:lastRenderedPageBreak/>
         <w:t xml:space="preserve">6. References </w:t>
       </w:r>
     </w:p>
@@ -4111,7 +5285,6 @@
       <w:pPr>
         <w:pStyle w:val="NormalWeb"/>
         <w:spacing w:before="109" w:after="109"/>
-        <w:rPr/>
       </w:pPr>
       <w:r>
         <w:rPr>
@@ -4122,6 +5295,7 @@
         </w:rPr>
         <w:t>[1] Fishman, Levi. “What to Expect in an Epilepsy Monitoring Unit.” </w:t>
       </w:r>
+      <w:proofErr w:type="spellStart"/>
       <w:r>
         <w:rPr>
           <w:rFonts w:ascii="Arial" w:hAnsi="Arial"/>
@@ -4131,7 +5305,19 @@
           <w:szCs w:val="22"/>
           <w:lang w:val="en-US"/>
         </w:rPr>
-        <w:t>NewYork-Presbyterian</w:t>
+        <w:t>NewYork</w:t>
+      </w:r>
+      <w:proofErr w:type="spellEnd"/>
+      <w:r>
+        <w:rPr>
+          <w:rFonts w:ascii="Arial" w:hAnsi="Arial"/>
+          <w:i/>
+          <w:iCs/>
+          <w:sz w:val="22"/>
+          <w:szCs w:val="22"/>
+          <w:lang w:val="en-US"/>
+        </w:rPr>
+        <w:t>-Presbyterian</w:t>
       </w:r>
       <w:r>
         <w:rPr>
@@ -4142,7 +5328,7 @@
         </w:rPr>
         <w:t xml:space="preserve">, 10 Nov. 2023, </w:t>
       </w:r>
-      <w:hyperlink r:id="rId17">
+      <w:hyperlink r:id="rId21">
         <w:r>
           <w:rPr>
             <w:rStyle w:val="Hyperlink"/>
@@ -4168,7 +5354,6 @@
       <w:pPr>
         <w:pStyle w:val="NormalWeb"/>
         <w:spacing w:before="109" w:after="109"/>
-        <w:rPr/>
       </w:pPr>
       <w:r>
         <w:rPr>
@@ -4199,7 +5384,7 @@
         </w:rPr>
         <w:t xml:space="preserve">. </w:t>
       </w:r>
-      <w:hyperlink r:id="rId18">
+      <w:hyperlink r:id="rId22">
         <w:r>
           <w:rPr>
             <w:rStyle w:val="Hyperlink"/>
@@ -4225,7 +5410,6 @@
       <w:pPr>
         <w:pStyle w:val="NormalWeb"/>
         <w:spacing w:before="109" w:after="109"/>
-        <w:rPr/>
       </w:pPr>
       <w:r>
         <w:rPr>
@@ -4238,7 +5422,7 @@
       </w:r>
       <w:r>
         <w:rPr>
-          <w:rFonts w:cs="Cambria Math" w:ascii="Cambria Math" w:hAnsi="Cambria Math"/>
+          <w:rFonts w:ascii="Cambria Math" w:hAnsi="Cambria Math" w:cs="Cambria Math"/>
           <w:sz w:val="22"/>
           <w:szCs w:val="22"/>
           <w:lang w:val="en-US"/>
@@ -4256,7 +5440,7 @@
       </w:r>
       <w:r>
         <w:rPr>
-          <w:rFonts w:cs="Cambria Math" w:ascii="Cambria Math" w:hAnsi="Cambria Math"/>
+          <w:rFonts w:ascii="Cambria Math" w:hAnsi="Cambria Math" w:cs="Cambria Math"/>
           <w:sz w:val="22"/>
           <w:szCs w:val="22"/>
           <w:lang w:val="en-US"/>
@@ -4301,7 +5485,31 @@
           <w:szCs w:val="22"/>
           <w:lang w:val="en-US"/>
         </w:rPr>
-        <w:t>DOI.org (Crossref)</w:t>
+        <w:t>DOI.org (</w:t>
+      </w:r>
+      <w:proofErr w:type="spellStart"/>
+      <w:r>
+        <w:rPr>
+          <w:rFonts w:ascii="Arial" w:hAnsi="Arial"/>
+          <w:i/>
+          <w:iCs/>
+          <w:sz w:val="22"/>
+          <w:szCs w:val="22"/>
+          <w:lang w:val="en-US"/>
+        </w:rPr>
+        <w:t>Crossref</w:t>
+      </w:r>
+      <w:proofErr w:type="spellEnd"/>
+      <w:r>
+        <w:rPr>
+          <w:rFonts w:ascii="Arial" w:hAnsi="Arial"/>
+          <w:i/>
+          <w:iCs/>
+          <w:sz w:val="22"/>
+          <w:szCs w:val="22"/>
+          <w:lang w:val="en-US"/>
+        </w:rPr>
+        <w:t>)</w:t>
       </w:r>
       <w:r>
         <w:rPr>
@@ -4312,7 +5520,7 @@
         </w:rPr>
         <w:t xml:space="preserve">, </w:t>
       </w:r>
-      <w:hyperlink r:id="rId19">
+      <w:hyperlink r:id="rId23">
         <w:r>
           <w:rPr>
             <w:rStyle w:val="Hyperlink"/>
@@ -4338,16 +5546,55 @@
       <w:pPr>
         <w:pStyle w:val="NormalWeb"/>
         <w:spacing w:before="109" w:after="109"/>
-        <w:rPr/>
-      </w:pPr>
-      <w:r>
-        <w:rPr>
-          <w:rFonts w:ascii="Arial" w:hAnsi="Arial"/>
-          <w:sz w:val="22"/>
-          <w:szCs w:val="22"/>
-          <w:lang w:val="en-US"/>
-        </w:rPr>
-        <w:t>[4] Tsiouris, Κostas Μ., et al. “A Long Short-Term Memory Deep Learning Network for the Prediction of Epileptic Seizures Using EEG Signals.” </w:t>
+      </w:pPr>
+      <w:r>
+        <w:rPr>
+          <w:rFonts w:ascii="Arial" w:hAnsi="Arial"/>
+          <w:sz w:val="22"/>
+          <w:szCs w:val="22"/>
+          <w:lang w:val="en-US"/>
+        </w:rPr>
+        <w:t xml:space="preserve">[4] </w:t>
+      </w:r>
+      <w:proofErr w:type="spellStart"/>
+      <w:r>
+        <w:rPr>
+          <w:rFonts w:ascii="Arial" w:hAnsi="Arial"/>
+          <w:sz w:val="22"/>
+          <w:szCs w:val="22"/>
+          <w:lang w:val="en-US"/>
+        </w:rPr>
+        <w:t>Tsiouris</w:t>
+      </w:r>
+      <w:proofErr w:type="spellEnd"/>
+      <w:r>
+        <w:rPr>
+          <w:rFonts w:ascii="Arial" w:hAnsi="Arial"/>
+          <w:sz w:val="22"/>
+          <w:szCs w:val="22"/>
+          <w:lang w:val="en-US"/>
+        </w:rPr>
+        <w:t xml:space="preserve">, </w:t>
+      </w:r>
+      <w:proofErr w:type="spellStart"/>
+      <w:r>
+        <w:rPr>
+          <w:rFonts w:ascii="Arial" w:hAnsi="Arial"/>
+          <w:sz w:val="22"/>
+          <w:szCs w:val="22"/>
+          <w:lang w:val="en-US"/>
+        </w:rPr>
+        <w:t>Κostas</w:t>
+      </w:r>
+      <w:proofErr w:type="spellEnd"/>
+      <w:r>
+        <w:rPr>
+          <w:rFonts w:ascii="Arial" w:hAnsi="Arial"/>
+          <w:sz w:val="22"/>
+          <w:szCs w:val="22"/>
+          <w:lang w:val="en-US"/>
+        </w:rPr>
+        <w:t xml:space="preserve"> Μ., et al. “A Long Short-Term Memory Deep Learning Network for the Prediction of Epileptic Seizures Using EEG Signals.” </w:t>
       </w:r>
       <w:r>
         <w:rPr>
@@ -4389,7 +5636,7 @@
         </w:rPr>
         <w:t xml:space="preserve">, </w:t>
       </w:r>
-      <w:hyperlink r:id="rId20">
+      <w:hyperlink r:id="rId24">
         <w:r>
           <w:rPr>
             <w:rStyle w:val="Hyperlink"/>
@@ -4474,16 +5721,75 @@
       <w:pPr>
         <w:pStyle w:val="NormalWeb"/>
         <w:spacing w:before="109" w:after="109"/>
-        <w:rPr/>
-      </w:pPr>
-      <w:r>
-        <w:rPr>
-          <w:rFonts w:ascii="Arial" w:hAnsi="Arial"/>
-          <w:sz w:val="22"/>
-          <w:szCs w:val="22"/>
-          <w:lang w:val="en-US"/>
-        </w:rPr>
-        <w:t>[6] Lawhern, Vernon J., et al. “EEGNet: A Compact Convolutional Network for EEG-Based Brain-Computer Interfaces.” arXiv:1611.08024, arXiv, 16 May 2018. </w:t>
+      </w:pPr>
+      <w:r>
+        <w:rPr>
+          <w:rFonts w:ascii="Arial" w:hAnsi="Arial"/>
+          <w:sz w:val="22"/>
+          <w:szCs w:val="22"/>
+          <w:lang w:val="en-US"/>
+        </w:rPr>
+        <w:t xml:space="preserve">[6] </w:t>
+      </w:r>
+      <w:proofErr w:type="spellStart"/>
+      <w:r>
+        <w:rPr>
+          <w:rFonts w:ascii="Arial" w:hAnsi="Arial"/>
+          <w:sz w:val="22"/>
+          <w:szCs w:val="22"/>
+          <w:lang w:val="en-US"/>
+        </w:rPr>
+        <w:t>Lawhern</w:t>
+      </w:r>
+      <w:proofErr w:type="spellEnd"/>
+      <w:r>
+        <w:rPr>
+          <w:rFonts w:ascii="Arial" w:hAnsi="Arial"/>
+          <w:sz w:val="22"/>
+          <w:szCs w:val="22"/>
+          <w:lang w:val="en-US"/>
+        </w:rPr>
+        <w:t>, Vernon J., et al. “</w:t>
+      </w:r>
+      <w:proofErr w:type="spellStart"/>
+      <w:r>
+        <w:rPr>
+          <w:rFonts w:ascii="Arial" w:hAnsi="Arial"/>
+          <w:sz w:val="22"/>
+          <w:szCs w:val="22"/>
+          <w:lang w:val="en-US"/>
+        </w:rPr>
+        <w:t>EEGNet</w:t>
+      </w:r>
+      <w:proofErr w:type="spellEnd"/>
+      <w:r>
+        <w:rPr>
+          <w:rFonts w:ascii="Arial" w:hAnsi="Arial"/>
+          <w:sz w:val="22"/>
+          <w:szCs w:val="22"/>
+          <w:lang w:val="en-US"/>
+        </w:rPr>
+        <w:t xml:space="preserve">: A Compact Convolutional Network for EEG-Based Brain-Computer Interfaces.” arXiv:1611.08024, </w:t>
+      </w:r>
+      <w:proofErr w:type="spellStart"/>
+      <w:r>
+        <w:rPr>
+          <w:rFonts w:ascii="Arial" w:hAnsi="Arial"/>
+          <w:sz w:val="22"/>
+          <w:szCs w:val="22"/>
+          <w:lang w:val="en-US"/>
+        </w:rPr>
+        <w:t>arXiv</w:t>
+      </w:r>
+      <w:proofErr w:type="spellEnd"/>
+      <w:r>
+        <w:rPr>
+          <w:rFonts w:ascii="Arial" w:hAnsi="Arial"/>
+          <w:sz w:val="22"/>
+          <w:szCs w:val="22"/>
+          <w:lang w:val="en-US"/>
+        </w:rPr>
+        <w:t>, 16 May 2018. </w:t>
       </w:r>
       <w:r>
         <w:rPr>
@@ -4505,7 +5811,7 @@
         </w:rPr>
         <w:t xml:space="preserve">, </w:t>
       </w:r>
-      <w:hyperlink r:id="rId21">
+      <w:hyperlink r:id="rId25">
         <w:r>
           <w:rPr>
             <w:rStyle w:val="Hyperlink"/>
@@ -4531,7 +5837,6 @@
       <w:pPr>
         <w:pStyle w:val="NormalWeb"/>
         <w:spacing w:before="109" w:after="109"/>
-        <w:rPr/>
       </w:pPr>
       <w:r>
         <w:rPr>
@@ -4571,7 +5876,31 @@
           <w:szCs w:val="22"/>
           <w:lang w:val="en-US"/>
         </w:rPr>
-        <w:t>DOI.org (Crossref)</w:t>
+        <w:t>DOI.org (</w:t>
+      </w:r>
+      <w:proofErr w:type="spellStart"/>
+      <w:r>
+        <w:rPr>
+          <w:rFonts w:ascii="Arial" w:hAnsi="Arial"/>
+          <w:i/>
+          <w:iCs/>
+          <w:sz w:val="22"/>
+          <w:szCs w:val="22"/>
+          <w:lang w:val="en-US"/>
+        </w:rPr>
+        <w:t>Crossref</w:t>
+      </w:r>
+      <w:proofErr w:type="spellEnd"/>
+      <w:r>
+        <w:rPr>
+          <w:rFonts w:ascii="Arial" w:hAnsi="Arial"/>
+          <w:i/>
+          <w:iCs/>
+          <w:sz w:val="22"/>
+          <w:szCs w:val="22"/>
+          <w:lang w:val="en-US"/>
+        </w:rPr>
+        <w:t>)</w:t>
       </w:r>
       <w:r>
         <w:rPr>
@@ -4582,7 +5911,7 @@
         </w:rPr>
         <w:t xml:space="preserve">, </w:t>
       </w:r>
-      <w:hyperlink r:id="rId22">
+      <w:hyperlink r:id="rId26">
         <w:r>
           <w:rPr>
             <w:rStyle w:val="Hyperlink"/>
@@ -4620,7 +5949,27 @@
           <w:szCs w:val="22"/>
           <w:lang w:val="en-US"/>
         </w:rPr>
-        <w:t>[8] Vaswani, Ashish, et al. “Attention Is All You Need.” arXiv, 2017. </w:t>
+        <w:t xml:space="preserve">[8] Vaswani, Ashish, et al. “Attention Is All You Need.” </w:t>
+      </w:r>
+      <w:proofErr w:type="spellStart"/>
+      <w:r>
+        <w:rPr>
+          <w:rFonts w:ascii="Arial" w:hAnsi="Arial"/>
+          <w:sz w:val="22"/>
+          <w:szCs w:val="22"/>
+          <w:lang w:val="en-US"/>
+        </w:rPr>
+        <w:t>arXiv</w:t>
+      </w:r>
+      <w:proofErr w:type="spellEnd"/>
+      <w:r>
+        <w:rPr>
+          <w:rFonts w:ascii="Arial" w:hAnsi="Arial"/>
+          <w:sz w:val="22"/>
+          <w:szCs w:val="22"/>
+          <w:lang w:val="en-US"/>
+        </w:rPr>
+        <w:t>, 2017. </w:t>
       </w:r>
       <w:r>
         <w:rPr>
@@ -4631,7 +5980,31 @@
           <w:szCs w:val="22"/>
           <w:lang w:val="en-US"/>
         </w:rPr>
-        <w:t>DOI.org (Datacite)</w:t>
+        <w:t>DOI.org (</w:t>
+      </w:r>
+      <w:proofErr w:type="spellStart"/>
+      <w:r>
+        <w:rPr>
+          <w:rFonts w:ascii="Arial" w:hAnsi="Arial"/>
+          <w:i/>
+          <w:iCs/>
+          <w:sz w:val="22"/>
+          <w:szCs w:val="22"/>
+          <w:lang w:val="en-US"/>
+        </w:rPr>
+        <w:t>Datacite</w:t>
+      </w:r>
+      <w:proofErr w:type="spellEnd"/>
+      <w:r>
+        <w:rPr>
+          <w:rFonts w:ascii="Arial" w:hAnsi="Arial"/>
+          <w:i/>
+          <w:iCs/>
+          <w:sz w:val="22"/>
+          <w:szCs w:val="22"/>
+          <w:lang w:val="en-US"/>
+        </w:rPr>
+        <w:t>)</w:t>
       </w:r>
       <w:r>
         <w:rPr>
@@ -4659,25 +6032,46 @@
           <w:szCs w:val="22"/>
           <w:lang w:val="en-US"/>
         </w:rPr>
-        <w:t>[9] Chen, Qinyu, et al. Epilepsy Seizure Detection and Prediction Using an Approximate Spiking Convolutional Transformer. 2024. DOI.org (Datacite), https://doi.org/10.48550/ARXIV.2402.09424.</w:t>
+        <w:t>[9] Chen, Qinyu, et al. Epilepsy Seizure Detection and Prediction Using an Approximate Spiking Convolutional Transformer. 2024. DOI.org (</w:t>
+      </w:r>
+      <w:proofErr w:type="spellStart"/>
+      <w:r>
+        <w:rPr>
+          <w:rFonts w:ascii="Arial" w:hAnsi="Arial"/>
+          <w:sz w:val="22"/>
+          <w:szCs w:val="22"/>
+          <w:lang w:val="en-US"/>
+        </w:rPr>
+        <w:t>Datacite</w:t>
+      </w:r>
+      <w:proofErr w:type="spellEnd"/>
+      <w:r>
+        <w:rPr>
+          <w:rFonts w:ascii="Arial" w:hAnsi="Arial"/>
+          <w:sz w:val="22"/>
+          <w:szCs w:val="22"/>
+          <w:lang w:val="en-US"/>
+        </w:rPr>
+        <w:t>), https://doi.org/10.48550/ARXIV.2402.09424.</w:t>
       </w:r>
     </w:p>
     <w:sectPr>
-      <w:type w:val="nextPage"/>
       <w:pgSz w:w="11906" w:h="16838"/>
-      <w:pgMar w:left="1701" w:right="1701" w:gutter="0" w:header="0" w:top="1417" w:footer="0" w:bottom="1417"/>
-      <w:pgNumType w:fmt="decimal"/>
-      <w:formProt w:val="false"/>
-      <w:textDirection w:val="lrTb"/>
-      <w:docGrid w:type="default" w:linePitch="360" w:charSpace="4096"/>
+      <w:pgMar w:top="1417" w:right="1701" w:bottom="1417" w:left="1701" w:header="0" w:footer="0" w:gutter="0"/>
+      <w:cols w:space="720"/>
+      <w:formProt w:val="0"/>
+      <w:docGrid w:linePitch="360" w:charSpace="4096"/>
     </w:sectPr>
   </w:body>
 </w:document>
 </file>
 
 <file path=word/numbering.xml><?xml version="1.0" encoding="utf-8"?>
-<w:numbering xmlns:w="http://schemas.openxmlformats.org/wordprocessingml/2006/main" xmlns:o="urn:schemas-microsoft-com:office:office" xmlns:r="http://schemas.openxmlformats.org/officeDocument/2006/relationships" xmlns:v="urn:schemas-microsoft-com:vml" xmlns:mc="http://schemas.openxmlformats.org/markup-compatibility/2006" xmlns:w14="http://schemas.microsoft.com/office/word/2010/wordml" mc:Ignorable="w14">
-  <w:abstractNum w:abstractNumId="1">
+<w:numbering xmlns:wpc="http://schemas.microsoft.com/office/word/2010/wordprocessingCanvas" xmlns:cx="http://schemas.microsoft.com/office/drawing/2014/chartex" xmlns:cx1="http://schemas.microsoft.com/office/drawing/2015/9/8/chartex" xmlns:cx2="http://schemas.microsoft.com/office/drawing/2015/10/21/chartex" xmlns:cx3="http://schemas.microsoft.com/office/drawing/2016/5/9/chartex" xmlns:cx4="http://schemas.microsoft.com/office/drawing/2016/5/10/chartex" xmlns:cx5="http://schemas.microsoft.com/office/drawing/2016/5/11/chartex" xmlns:cx6="http://schemas.microsoft.com/office/drawing/2016/5/12/chartex" xmlns:cx7="http://schemas.microsoft.com/office/drawing/2016/5/13/chartex" xmlns:cx8="http://schemas.microsoft.com/office/drawing/2016/5/14/chartex" xmlns:mc="http://schemas.openxmlformats.org/markup-compatibility/2006" xmlns:aink="http://schemas.microsoft.com/office/drawing/2016/ink" xmlns:am3d="http://schemas.microsoft.com/office/drawing/2017/model3d" xmlns:o="urn:schemas-microsoft-com:office:office" xmlns:oel="http://schemas.microsoft.com/office/2019/extlst" xmlns:r="http://schemas.openxmlformats.org/officeDocument/2006/relationships" xmlns:m="http://schemas.openxmlformats.org/officeDocument/2006/math" xmlns:v="urn:schemas-microsoft-com:vml" xmlns:wp14="http://schemas.microsoft.com/office/word/2010/wordprocessingDrawing" xmlns:wp="http://schemas.openxmlformats.org/drawingml/2006/wordprocessingDrawing" xmlns:w10="urn:schemas-microsoft-com:office:word" xmlns:w="http://schemas.openxmlformats.org/wordprocessingml/2006/main" xmlns:w14="http://schemas.microsoft.com/office/word/2010/wordml" xmlns:w15="http://schemas.microsoft.com/office/word/2012/wordml" xmlns:w16cex="http://schemas.microsoft.com/office/word/2018/wordml/cex" xmlns:w16cid="http://schemas.microsoft.com/office/word/2016/wordml/cid" xmlns:w16="http://schemas.microsoft.com/office/word/2018/wordml" xmlns:w16du="http://schemas.microsoft.com/office/word/2023/wordml/word16du" xmlns:w16sdtdh="http://schemas.microsoft.com/office/word/2020/wordml/sdtdatahash" xmlns:w16sdtfl="http://schemas.microsoft.com/office/word/2024/wordml/sdtformatlock" xmlns:w16se="http://schemas.microsoft.com/office/word/2015/wordml/symex" xmlns:wpg="http://schemas.microsoft.com/office/word/2010/wordprocessingGroup" xmlns:wpi="http://schemas.microsoft.com/office/word/2010/wordprocessingInk" xmlns:wne="http://schemas.microsoft.com/office/word/2006/wordml" xmlns:wps="http://schemas.microsoft.com/office/word/2010/wordprocessingShape" mc:Ignorable="w14 w15 w16se w16cid w16 w16cex w16sdtdh w16sdtfl w16du wp14">
+  <w:abstractNum w:abstractNumId="0" w15:restartNumberingAfterBreak="0">
+    <w:nsid w:val="64B40FF5"/>
+    <w:multiLevelType w:val="multilevel"/>
+    <w:tmpl w:val="B1B4E07C"/>
     <w:lvl w:ilvl="0">
       <w:start w:val="2"/>
       <w:numFmt w:val="bullet"/>
@@ -4814,7 +6208,10 @@
       </w:rPr>
     </w:lvl>
   </w:abstractNum>
-  <w:abstractNum w:abstractNumId="2">
+  <w:abstractNum w:abstractNumId="1" w15:restartNumberingAfterBreak="0">
+    <w:nsid w:val="75F05703"/>
+    <w:multiLevelType w:val="multilevel"/>
+    <w:tmpl w:val="9D401C00"/>
     <w:lvl w:ilvl="0">
       <w:start w:val="1"/>
       <w:numFmt w:val="none"/>
@@ -4825,7 +6222,7 @@
         <w:tabs>
           <w:tab w:val="num" w:pos="0"/>
         </w:tabs>
-        <w:ind w:left="0" w:hanging="0"/>
+        <w:ind w:left="0" w:firstLine="0"/>
       </w:pPr>
     </w:lvl>
     <w:lvl w:ilvl="1">
@@ -4838,7 +6235,7 @@
         <w:tabs>
           <w:tab w:val="num" w:pos="0"/>
         </w:tabs>
-        <w:ind w:left="0" w:hanging="0"/>
+        <w:ind w:left="0" w:firstLine="0"/>
       </w:pPr>
     </w:lvl>
     <w:lvl w:ilvl="2">
@@ -4851,7 +6248,7 @@
         <w:tabs>
           <w:tab w:val="num" w:pos="0"/>
         </w:tabs>
-        <w:ind w:left="0" w:hanging="0"/>
+        <w:ind w:left="0" w:firstLine="0"/>
       </w:pPr>
     </w:lvl>
     <w:lvl w:ilvl="3">
@@ -4864,7 +6261,7 @@
         <w:tabs>
           <w:tab w:val="num" w:pos="0"/>
         </w:tabs>
-        <w:ind w:left="0" w:hanging="0"/>
+        <w:ind w:left="0" w:firstLine="0"/>
       </w:pPr>
     </w:lvl>
     <w:lvl w:ilvl="4">
@@ -4877,7 +6274,7 @@
         <w:tabs>
           <w:tab w:val="num" w:pos="0"/>
         </w:tabs>
-        <w:ind w:left="0" w:hanging="0"/>
+        <w:ind w:left="0" w:firstLine="0"/>
       </w:pPr>
     </w:lvl>
     <w:lvl w:ilvl="5">
@@ -4890,7 +6287,7 @@
         <w:tabs>
           <w:tab w:val="num" w:pos="0"/>
         </w:tabs>
-        <w:ind w:left="0" w:hanging="0"/>
+        <w:ind w:left="0" w:firstLine="0"/>
       </w:pPr>
     </w:lvl>
     <w:lvl w:ilvl="6">
@@ -4903,7 +6300,7 @@
         <w:tabs>
           <w:tab w:val="num" w:pos="0"/>
         </w:tabs>
-        <w:ind w:left="0" w:hanging="0"/>
+        <w:ind w:left="0" w:firstLine="0"/>
       </w:pPr>
     </w:lvl>
     <w:lvl w:ilvl="7">
@@ -4916,7 +6313,7 @@
         <w:tabs>
           <w:tab w:val="num" w:pos="0"/>
         </w:tabs>
-        <w:ind w:left="0" w:hanging="0"/>
+        <w:ind w:left="0" w:firstLine="0"/>
       </w:pPr>
     </w:lvl>
     <w:lvl w:ilvl="8">
@@ -4929,46 +6326,198 @@
         <w:tabs>
           <w:tab w:val="num" w:pos="0"/>
         </w:tabs>
-        <w:ind w:left="0" w:hanging="0"/>
+        <w:ind w:left="0" w:firstLine="0"/>
       </w:pPr>
     </w:lvl>
   </w:abstractNum>
-  <w:num w:numId="1">
+  <w:abstractNum w:abstractNumId="2" w15:restartNumberingAfterBreak="0">
+    <w:nsid w:val="797D1213"/>
+    <w:multiLevelType w:val="multilevel"/>
+    <w:tmpl w:val="0DC81924"/>
+    <w:lvl w:ilvl="0">
+      <w:start w:val="1"/>
+      <w:numFmt w:val="bullet"/>
+      <w:lvlText w:val=""/>
+      <w:lvlJc w:val="left"/>
+      <w:pPr>
+        <w:tabs>
+          <w:tab w:val="num" w:pos="720"/>
+        </w:tabs>
+        <w:ind w:left="720" w:hanging="360"/>
+      </w:pPr>
+      <w:rPr>
+        <w:rFonts w:ascii="Symbol" w:hAnsi="Symbol" w:hint="default"/>
+        <w:sz w:val="20"/>
+      </w:rPr>
+    </w:lvl>
+    <w:lvl w:ilvl="1" w:tentative="1">
+      <w:start w:val="1"/>
+      <w:numFmt w:val="bullet"/>
+      <w:lvlText w:val="o"/>
+      <w:lvlJc w:val="left"/>
+      <w:pPr>
+        <w:tabs>
+          <w:tab w:val="num" w:pos="1440"/>
+        </w:tabs>
+        <w:ind w:left="1440" w:hanging="360"/>
+      </w:pPr>
+      <w:rPr>
+        <w:rFonts w:ascii="Courier New" w:hAnsi="Courier New" w:hint="default"/>
+        <w:sz w:val="20"/>
+      </w:rPr>
+    </w:lvl>
+    <w:lvl w:ilvl="2" w:tentative="1">
+      <w:start w:val="1"/>
+      <w:numFmt w:val="bullet"/>
+      <w:lvlText w:val=""/>
+      <w:lvlJc w:val="left"/>
+      <w:pPr>
+        <w:tabs>
+          <w:tab w:val="num" w:pos="2160"/>
+        </w:tabs>
+        <w:ind w:left="2160" w:hanging="360"/>
+      </w:pPr>
+      <w:rPr>
+        <w:rFonts w:ascii="Wingdings" w:hAnsi="Wingdings" w:hint="default"/>
+        <w:sz w:val="20"/>
+      </w:rPr>
+    </w:lvl>
+    <w:lvl w:ilvl="3" w:tentative="1">
+      <w:start w:val="1"/>
+      <w:numFmt w:val="bullet"/>
+      <w:lvlText w:val=""/>
+      <w:lvlJc w:val="left"/>
+      <w:pPr>
+        <w:tabs>
+          <w:tab w:val="num" w:pos="2880"/>
+        </w:tabs>
+        <w:ind w:left="2880" w:hanging="360"/>
+      </w:pPr>
+      <w:rPr>
+        <w:rFonts w:ascii="Wingdings" w:hAnsi="Wingdings" w:hint="default"/>
+        <w:sz w:val="20"/>
+      </w:rPr>
+    </w:lvl>
+    <w:lvl w:ilvl="4" w:tentative="1">
+      <w:start w:val="1"/>
+      <w:numFmt w:val="bullet"/>
+      <w:lvlText w:val=""/>
+      <w:lvlJc w:val="left"/>
+      <w:pPr>
+        <w:tabs>
+          <w:tab w:val="num" w:pos="3600"/>
+        </w:tabs>
+        <w:ind w:left="3600" w:hanging="360"/>
+      </w:pPr>
+      <w:rPr>
+        <w:rFonts w:ascii="Wingdings" w:hAnsi="Wingdings" w:hint="default"/>
+        <w:sz w:val="20"/>
+      </w:rPr>
+    </w:lvl>
+    <w:lvl w:ilvl="5" w:tentative="1">
+      <w:start w:val="1"/>
+      <w:numFmt w:val="bullet"/>
+      <w:lvlText w:val=""/>
+      <w:lvlJc w:val="left"/>
+      <w:pPr>
+        <w:tabs>
+          <w:tab w:val="num" w:pos="4320"/>
+        </w:tabs>
+        <w:ind w:left="4320" w:hanging="360"/>
+      </w:pPr>
+      <w:rPr>
+        <w:rFonts w:ascii="Wingdings" w:hAnsi="Wingdings" w:hint="default"/>
+        <w:sz w:val="20"/>
+      </w:rPr>
+    </w:lvl>
+    <w:lvl w:ilvl="6" w:tentative="1">
+      <w:start w:val="1"/>
+      <w:numFmt w:val="bullet"/>
+      <w:lvlText w:val=""/>
+      <w:lvlJc w:val="left"/>
+      <w:pPr>
+        <w:tabs>
+          <w:tab w:val="num" w:pos="5040"/>
+        </w:tabs>
+        <w:ind w:left="5040" w:hanging="360"/>
+      </w:pPr>
+      <w:rPr>
+        <w:rFonts w:ascii="Wingdings" w:hAnsi="Wingdings" w:hint="default"/>
+        <w:sz w:val="20"/>
+      </w:rPr>
+    </w:lvl>
+    <w:lvl w:ilvl="7" w:tentative="1">
+      <w:start w:val="1"/>
+      <w:numFmt w:val="bullet"/>
+      <w:lvlText w:val=""/>
+      <w:lvlJc w:val="left"/>
+      <w:pPr>
+        <w:tabs>
+          <w:tab w:val="num" w:pos="5760"/>
+        </w:tabs>
+        <w:ind w:left="5760" w:hanging="360"/>
+      </w:pPr>
+      <w:rPr>
+        <w:rFonts w:ascii="Wingdings" w:hAnsi="Wingdings" w:hint="default"/>
+        <w:sz w:val="20"/>
+      </w:rPr>
+    </w:lvl>
+    <w:lvl w:ilvl="8" w:tentative="1">
+      <w:start w:val="1"/>
+      <w:numFmt w:val="bullet"/>
+      <w:lvlText w:val=""/>
+      <w:lvlJc w:val="left"/>
+      <w:pPr>
+        <w:tabs>
+          <w:tab w:val="num" w:pos="6480"/>
+        </w:tabs>
+        <w:ind w:left="6480" w:hanging="360"/>
+      </w:pPr>
+      <w:rPr>
+        <w:rFonts w:ascii="Wingdings" w:hAnsi="Wingdings" w:hint="default"/>
+        <w:sz w:val="20"/>
+      </w:rPr>
+    </w:lvl>
+  </w:abstractNum>
+  <w:num w:numId="1" w16cid:durableId="1235434377">
+    <w:abstractNumId w:val="0"/>
+  </w:num>
+  <w:num w:numId="2" w16cid:durableId="2090809752">
     <w:abstractNumId w:val="1"/>
   </w:num>
-  <w:num w:numId="2">
+  <w:num w:numId="3" w16cid:durableId="1590239266">
     <w:abstractNumId w:val="2"/>
   </w:num>
 </w:numbering>
 </file>
 
 <file path=word/styles.xml><?xml version="1.0" encoding="utf-8"?>
-<w:styles xmlns:w="http://schemas.openxmlformats.org/wordprocessingml/2006/main" xmlns:w14="http://schemas.microsoft.com/office/word/2010/wordml" xmlns:mc="http://schemas.openxmlformats.org/markup-compatibility/2006" mc:Ignorable="w14">
+<w:styles xmlns:mc="http://schemas.openxmlformats.org/markup-compatibility/2006" xmlns:r="http://schemas.openxmlformats.org/officeDocument/2006/relationships" xmlns:w="http://schemas.openxmlformats.org/wordprocessingml/2006/main" xmlns:w14="http://schemas.microsoft.com/office/word/2010/wordml" xmlns:w15="http://schemas.microsoft.com/office/word/2012/wordml" xmlns:w16cex="http://schemas.microsoft.com/office/word/2018/wordml/cex" xmlns:w16cid="http://schemas.microsoft.com/office/word/2016/wordml/cid" xmlns:w16="http://schemas.microsoft.com/office/word/2018/wordml" xmlns:w16du="http://schemas.microsoft.com/office/word/2023/wordml/word16du" xmlns:w16sdtdh="http://schemas.microsoft.com/office/word/2020/wordml/sdtdatahash" xmlns:w16sdtfl="http://schemas.microsoft.com/office/word/2024/wordml/sdtformatlock" xmlns:w16se="http://schemas.microsoft.com/office/word/2015/wordml/symex" mc:Ignorable="w14 w15 w16se w16cid w16 w16cex w16sdtdh w16sdtfl w16du">
   <w:docDefaults>
     <w:rPrDefault>
       <w:rPr>
-        <w:rFonts w:ascii="Calibri" w:hAnsi="Calibri" w:eastAsia="Calibri" w:cs="" w:asciiTheme="minorHAnsi" w:cstheme="minorBidi" w:eastAsiaTheme="minorHAnsi" w:hAnsiTheme="minorHAnsi"/>
+        <w:rFonts w:asciiTheme="minorHAnsi" w:eastAsiaTheme="minorHAnsi" w:hAnsiTheme="minorHAnsi" w:cstheme="minorBidi"/>
         <w:szCs w:val="22"/>
         <w:lang w:val="es-ES" w:eastAsia="en-US" w:bidi="ar-SA"/>
       </w:rPr>
     </w:rPrDefault>
     <w:pPrDefault>
       <w:pPr>
-        <w:suppressAutoHyphens w:val="true"/>
+        <w:suppressAutoHyphens/>
       </w:pPr>
     </w:pPrDefault>
   </w:docDefaults>
   <w:latentStyles w:defLockedState="0" w:defUIPriority="99" w:defSemiHidden="0" w:defUnhideWhenUsed="0" w:defQFormat="0" w:count="376">
     <w:lsdException w:name="Normal" w:uiPriority="0" w:qFormat="1"/>
     <w:lsdException w:name="heading 1" w:uiPriority="9" w:qFormat="1"/>
-    <w:lsdException w:name="heading 2" w:uiPriority="9" w:semiHidden="1" w:unhideWhenUsed="1" w:qFormat="1"/>
-    <w:lsdException w:name="heading 3" w:uiPriority="9" w:semiHidden="1" w:unhideWhenUsed="1" w:qFormat="1"/>
-    <w:lsdException w:name="heading 4" w:uiPriority="9" w:semiHidden="1" w:unhideWhenUsed="1" w:qFormat="1"/>
-    <w:lsdException w:name="heading 5" w:uiPriority="9" w:semiHidden="1" w:unhideWhenUsed="1" w:qFormat="1"/>
-    <w:lsdException w:name="heading 6" w:uiPriority="9" w:semiHidden="1" w:unhideWhenUsed="1" w:qFormat="1"/>
-    <w:lsdException w:name="heading 7" w:uiPriority="9" w:semiHidden="1" w:unhideWhenUsed="1" w:qFormat="1"/>
-    <w:lsdException w:name="heading 8" w:uiPriority="9" w:semiHidden="1" w:unhideWhenUsed="1" w:qFormat="1"/>
-    <w:lsdException w:name="heading 9" w:uiPriority="9" w:semiHidden="1" w:unhideWhenUsed="1" w:qFormat="1"/>
+    <w:lsdException w:name="heading 2" w:semiHidden="1" w:uiPriority="9" w:unhideWhenUsed="1" w:qFormat="1"/>
+    <w:lsdException w:name="heading 3" w:semiHidden="1" w:uiPriority="9" w:unhideWhenUsed="1" w:qFormat="1"/>
+    <w:lsdException w:name="heading 4" w:semiHidden="1" w:uiPriority="9" w:unhideWhenUsed="1" w:qFormat="1"/>
+    <w:lsdException w:name="heading 5" w:semiHidden="1" w:uiPriority="9" w:unhideWhenUsed="1" w:qFormat="1"/>
+    <w:lsdException w:name="heading 6" w:semiHidden="1" w:uiPriority="9" w:unhideWhenUsed="1" w:qFormat="1"/>
+    <w:lsdException w:name="heading 7" w:semiHidden="1" w:uiPriority="9" w:unhideWhenUsed="1" w:qFormat="1"/>
+    <w:lsdException w:name="heading 8" w:semiHidden="1" w:uiPriority="9" w:unhideWhenUsed="1" w:qFormat="1"/>
+    <w:lsdException w:name="heading 9" w:semiHidden="1" w:uiPriority="9" w:unhideWhenUsed="1" w:qFormat="1"/>
     <w:lsdException w:name="index 1" w:semiHidden="1" w:unhideWhenUsed="1"/>
     <w:lsdException w:name="index 2" w:semiHidden="1" w:unhideWhenUsed="1"/>
     <w:lsdException w:name="index 3" w:semiHidden="1" w:unhideWhenUsed="1"/>
@@ -4978,22 +6527,22 @@
     <w:lsdException w:name="index 7" w:semiHidden="1" w:unhideWhenUsed="1"/>
     <w:lsdException w:name="index 8" w:semiHidden="1" w:unhideWhenUsed="1"/>
     <w:lsdException w:name="index 9" w:semiHidden="1" w:unhideWhenUsed="1"/>
-    <w:lsdException w:name="toc 1" w:uiPriority="39" w:semiHidden="1" w:unhideWhenUsed="1"/>
-    <w:lsdException w:name="toc 2" w:uiPriority="39" w:semiHidden="1" w:unhideWhenUsed="1"/>
-    <w:lsdException w:name="toc 3" w:uiPriority="39" w:semiHidden="1" w:unhideWhenUsed="1"/>
-    <w:lsdException w:name="toc 4" w:uiPriority="39" w:semiHidden="1" w:unhideWhenUsed="1"/>
-    <w:lsdException w:name="toc 5" w:uiPriority="39" w:semiHidden="1" w:unhideWhenUsed="1"/>
-    <w:lsdException w:name="toc 6" w:uiPriority="39" w:semiHidden="1" w:unhideWhenUsed="1"/>
-    <w:lsdException w:name="toc 7" w:uiPriority="39" w:semiHidden="1" w:unhideWhenUsed="1"/>
-    <w:lsdException w:name="toc 8" w:uiPriority="39" w:semiHidden="1" w:unhideWhenUsed="1"/>
-    <w:lsdException w:name="toc 9" w:uiPriority="39" w:semiHidden="1" w:unhideWhenUsed="1"/>
+    <w:lsdException w:name="toc 1" w:semiHidden="1" w:uiPriority="39" w:unhideWhenUsed="1"/>
+    <w:lsdException w:name="toc 2" w:semiHidden="1" w:uiPriority="39" w:unhideWhenUsed="1"/>
+    <w:lsdException w:name="toc 3" w:semiHidden="1" w:uiPriority="39" w:unhideWhenUsed="1"/>
+    <w:lsdException w:name="toc 4" w:semiHidden="1" w:uiPriority="39" w:unhideWhenUsed="1"/>
+    <w:lsdException w:name="toc 5" w:semiHidden="1" w:uiPriority="39" w:unhideWhenUsed="1"/>
+    <w:lsdException w:name="toc 6" w:semiHidden="1" w:uiPriority="39" w:unhideWhenUsed="1"/>
+    <w:lsdException w:name="toc 7" w:semiHidden="1" w:uiPriority="39" w:unhideWhenUsed="1"/>
+    <w:lsdException w:name="toc 8" w:semiHidden="1" w:uiPriority="39" w:unhideWhenUsed="1"/>
+    <w:lsdException w:name="toc 9" w:semiHidden="1" w:uiPriority="39" w:unhideWhenUsed="1"/>
     <w:lsdException w:name="Normal Indent" w:semiHidden="1" w:unhideWhenUsed="1"/>
     <w:lsdException w:name="footnote text" w:semiHidden="1" w:unhideWhenUsed="1"/>
     <w:lsdException w:name="annotation text" w:semiHidden="1" w:unhideWhenUsed="1"/>
     <w:lsdException w:name="header" w:semiHidden="1" w:unhideWhenUsed="1"/>
     <w:lsdException w:name="footer" w:semiHidden="1" w:unhideWhenUsed="1"/>
     <w:lsdException w:name="index heading" w:semiHidden="1" w:unhideWhenUsed="1"/>
-    <w:lsdException w:name="caption" w:uiPriority="35" w:semiHidden="1" w:unhideWhenUsed="1" w:qFormat="1"/>
+    <w:lsdException w:name="caption" w:semiHidden="1" w:uiPriority="35" w:unhideWhenUsed="1" w:qFormat="1"/>
     <w:lsdException w:name="table of figures" w:semiHidden="1" w:unhideWhenUsed="1"/>
     <w:lsdException w:name="envelope address" w:semiHidden="1" w:unhideWhenUsed="1"/>
     <w:lsdException w:name="envelope return" w:semiHidden="1" w:unhideWhenUsed="1"/>
@@ -5024,7 +6573,7 @@
     <w:lsdException w:name="Title" w:uiPriority="10" w:qFormat="1"/>
     <w:lsdException w:name="Closing" w:semiHidden="1" w:unhideWhenUsed="1"/>
     <w:lsdException w:name="Signature" w:semiHidden="1" w:unhideWhenUsed="1"/>
-    <w:lsdException w:name="Default Paragraph Font" w:uiPriority="1" w:semiHidden="1" w:unhideWhenUsed="1"/>
+    <w:lsdException w:name="Default Paragraph Font" w:semiHidden="1" w:uiPriority="1" w:unhideWhenUsed="1"/>
     <w:lsdException w:name="Body Text" w:semiHidden="1" w:unhideWhenUsed="1"/>
     <w:lsdException w:name="Body Text Indent" w:semiHidden="1" w:unhideWhenUsed="1"/>
     <w:lsdException w:name="List Continue" w:semiHidden="1" w:unhideWhenUsed="1"/>
@@ -5224,8 +6773,8 @@
     <w:lsdException w:name="Subtle Reference" w:uiPriority="31" w:qFormat="1"/>
     <w:lsdException w:name="Intense Reference" w:uiPriority="32" w:qFormat="1"/>
     <w:lsdException w:name="Book Title" w:uiPriority="33" w:qFormat="1"/>
-    <w:lsdException w:name="Bibliography" w:uiPriority="37" w:semiHidden="1" w:unhideWhenUsed="1"/>
-    <w:lsdException w:name="TOC Heading" w:uiPriority="39" w:semiHidden="1" w:unhideWhenUsed="1" w:qFormat="1"/>
+    <w:lsdException w:name="Bibliography" w:semiHidden="1" w:uiPriority="37" w:unhideWhenUsed="1"/>
+    <w:lsdException w:name="TOC Heading" w:semiHidden="1" w:uiPriority="39" w:unhideWhenUsed="1" w:qFormat="1"/>
     <w:lsdException w:name="Plain Table 1" w:uiPriority="41"/>
     <w:lsdException w:name="Plain Table 2" w:uiPriority="42"/>
     <w:lsdException w:name="Plain Table 3" w:uiPriority="43"/>
@@ -5336,38 +6885,48 @@
     <w:lsdException w:name="Unresolved Mention" w:semiHidden="1" w:unhideWhenUsed="1"/>
     <w:lsdException w:name="Smart Link" w:semiHidden="1" w:unhideWhenUsed="1"/>
   </w:latentStyles>
-  <w:style w:type="paragraph" w:styleId="Normal" w:default="1">
+  <w:style w:type="paragraph" w:default="1" w:styleId="Normal">
     <w:name w:val="Normal"/>
     <w:qFormat/>
     <w:rsid w:val="00990911"/>
     <w:pPr>
-      <w:widowControl/>
-      <w:suppressAutoHyphens w:val="true"/>
-      <w:bidi w:val="0"/>
-      <w:spacing w:lineRule="auto" w:line="259" w:before="0" w:after="160"/>
-      <w:jc w:val="left"/>
+      <w:spacing w:after="160" w:line="259" w:lineRule="auto"/>
     </w:pPr>
     <w:rPr>
-      <w:rFonts w:ascii="Calibri" w:hAnsi="Calibri" w:eastAsia="Calibri" w:cs="" w:asciiTheme="minorHAnsi" w:cstheme="minorBidi" w:eastAsiaTheme="minorHAnsi" w:hAnsiTheme="minorHAnsi"/>
-      <w:color w:val="auto"/>
-      <w:kern w:val="0"/>
       <w:sz w:val="22"/>
-      <w:szCs w:val="22"/>
-      <w:lang w:val="es-ES" w:eastAsia="en-US" w:bidi="ar-SA"/>
     </w:rPr>
   </w:style>
-  <w:style w:type="character" w:styleId="DefaultParagraphFont" w:default="1">
+  <w:style w:type="character" w:default="1" w:styleId="DefaultParagraphFont">
     <w:name w:val="Default Paragraph Font"/>
     <w:uiPriority w:val="1"/>
     <w:unhideWhenUsed/>
-    <w:qFormat/>
-    <w:rPr/>
   </w:style>
-  <w:style w:type="character" w:styleId="Bullets" w:customStyle="1">
+  <w:style w:type="table" w:default="1" w:styleId="TableNormal">
+    <w:name w:val="Normal Table"/>
+    <w:uiPriority w:val="99"/>
+    <w:semiHidden/>
+    <w:unhideWhenUsed/>
+    <w:tblPr>
+      <w:tblInd w:w="0" w:type="dxa"/>
+      <w:tblCellMar>
+        <w:top w:w="0" w:type="dxa"/>
+        <w:left w:w="108" w:type="dxa"/>
+        <w:bottom w:w="0" w:type="dxa"/>
+        <w:right w:w="108" w:type="dxa"/>
+      </w:tblCellMar>
+    </w:tblPr>
+  </w:style>
+  <w:style w:type="numbering" w:default="1" w:styleId="NoList">
+    <w:name w:val="No List"/>
+    <w:uiPriority w:val="99"/>
+    <w:semiHidden/>
+    <w:unhideWhenUsed/>
+  </w:style>
+  <w:style w:type="character" w:customStyle="1" w:styleId="Bullets">
     <w:name w:val="Bullets"/>
     <w:qFormat/>
     <w:rPr>
-      <w:rFonts w:ascii="OpenSymbol" w:hAnsi="OpenSymbol" w:eastAsia="OpenSymbol" w:cs="OpenSymbol"/>
+      <w:rFonts w:ascii="OpenSymbol" w:eastAsia="OpenSymbol" w:hAnsi="OpenSymbol" w:cs="OpenSymbol"/>
     </w:rPr>
   </w:style>
   <w:style w:type="character" w:styleId="Hyperlink">
@@ -5375,9 +6934,9 @@
     <w:basedOn w:val="DefaultParagraphFont"/>
     <w:uiPriority w:val="99"/>
     <w:unhideWhenUsed/>
-    <w:rsid w:val="00e67747"/>
+    <w:rsid w:val="00E67747"/>
     <w:rPr>
-      <w:color w:themeColor="hyperlink" w:val="0563C1"/>
+      <w:color w:val="0563C1" w:themeColor="hyperlink"/>
       <w:u w:val="single"/>
     </w:rPr>
   </w:style>
@@ -5388,73 +6947,73 @@
     <w:semiHidden/>
     <w:unhideWhenUsed/>
     <w:qFormat/>
-    <w:rsid w:val="00e67747"/>
+    <w:rsid w:val="00E67747"/>
     <w:rPr>
       <w:color w:val="605E5C"/>
-      <w:shd w:fill="E1DFDD" w:val="clear"/>
+      <w:shd w:val="clear" w:color="auto" w:fill="E1DFDD"/>
     </w:rPr>
   </w:style>
-  <w:style w:type="character" w:styleId="annotationreference">
+  <w:style w:type="character" w:styleId="CommentReference">
     <w:name w:val="annotation reference"/>
     <w:basedOn w:val="DefaultParagraphFont"/>
     <w:uiPriority w:val="99"/>
     <w:semiHidden/>
     <w:unhideWhenUsed/>
     <w:qFormat/>
-    <w:rsid w:val="00dc4dad"/>
+    <w:rsid w:val="00DC4DAD"/>
     <w:rPr>
       <w:sz w:val="16"/>
       <w:szCs w:val="16"/>
     </w:rPr>
   </w:style>
-  <w:style w:type="character" w:styleId="CommentTextChar" w:customStyle="1">
+  <w:style w:type="character" w:customStyle="1" w:styleId="CommentTextChar">
     <w:name w:val="Comment Text Char"/>
     <w:basedOn w:val="DefaultParagraphFont"/>
-    <w:link w:val="AnnotationText"/>
+    <w:link w:val="CommentText"/>
     <w:uiPriority w:val="99"/>
     <w:semiHidden/>
     <w:qFormat/>
-    <w:rsid w:val="00dc4dad"/>
+    <w:rsid w:val="00DC4DAD"/>
     <w:rPr>
       <w:szCs w:val="20"/>
     </w:rPr>
   </w:style>
-  <w:style w:type="character" w:styleId="CommentSubjectChar" w:customStyle="1">
+  <w:style w:type="character" w:customStyle="1" w:styleId="CommentSubjectChar">
     <w:name w:val="Comment Subject Char"/>
     <w:basedOn w:val="CommentTextChar"/>
-    <w:link w:val="annotationsubject"/>
+    <w:link w:val="CommentSubject"/>
     <w:uiPriority w:val="99"/>
     <w:semiHidden/>
     <w:qFormat/>
-    <w:rsid w:val="00dc4dad"/>
+    <w:rsid w:val="00DC4DAD"/>
     <w:rPr>
       <w:b/>
       <w:bCs/>
       <w:szCs w:val="20"/>
     </w:rPr>
   </w:style>
-  <w:style w:type="character" w:styleId="HeaderChar" w:customStyle="1">
+  <w:style w:type="character" w:customStyle="1" w:styleId="HeaderChar">
     <w:name w:val="Header Char"/>
     <w:basedOn w:val="DefaultParagraphFont"/>
     <w:link w:val="Header"/>
     <w:uiPriority w:val="99"/>
     <w:qFormat/>
-    <w:rsid w:val="00af5370"/>
+    <w:rsid w:val="00AF5370"/>
     <w:rPr>
       <w:sz w:val="22"/>
     </w:rPr>
   </w:style>
-  <w:style w:type="paragraph" w:styleId="Heading" w:customStyle="1">
+  <w:style w:type="paragraph" w:customStyle="1" w:styleId="Heading">
     <w:name w:val="Heading"/>
     <w:basedOn w:val="Normal"/>
     <w:next w:val="BodyText"/>
     <w:qFormat/>
     <w:pPr>
-      <w:keepNext w:val="true"/>
+      <w:keepNext/>
       <w:spacing w:before="240" w:after="120"/>
     </w:pPr>
     <w:rPr>
-      <w:rFonts w:ascii="Liberation Sans" w:hAnsi="Liberation Sans" w:eastAsia="Noto Sans CJK SC" w:cs="Lohit Devanagari"/>
+      <w:rFonts w:ascii="Liberation Sans" w:eastAsia="Noto Sans CJK SC" w:hAnsi="Liberation Sans" w:cs="Lohit Devanagari"/>
       <w:sz w:val="28"/>
       <w:szCs w:val="28"/>
     </w:rPr>
@@ -5463,20 +7022,18 @@
     <w:name w:val="Body Text"/>
     <w:basedOn w:val="Normal"/>
     <w:pPr>
-      <w:spacing w:lineRule="auto" w:line="276" w:before="0" w:after="140"/>
+      <w:spacing w:after="140" w:line="276" w:lineRule="auto"/>
     </w:pPr>
-    <w:rPr/>
   </w:style>
   <w:style w:type="paragraph" w:styleId="List">
     <w:name w:val="List"/>
     <w:basedOn w:val="BodyText"/>
-    <w:pPr/>
     <w:rPr>
       <w:rFonts w:cs="Lohit Devanagari"/>
     </w:rPr>
   </w:style>
   <w:style w:type="paragraph" w:styleId="Caption">
-    <w:name w:val="Caption"/>
+    <w:name w:val="caption"/>
     <w:basedOn w:val="Normal"/>
     <w:qFormat/>
     <w:pPr>
@@ -5491,7 +7048,7 @@
       <w:szCs w:val="24"/>
     </w:rPr>
   </w:style>
-  <w:style w:type="paragraph" w:styleId="Index" w:customStyle="1">
+  <w:style w:type="paragraph" w:customStyle="1" w:styleId="Index">
     <w:name w:val="Index"/>
     <w:basedOn w:val="Normal"/>
     <w:qFormat/>
@@ -5508,12 +7065,12 @@
     <w:uiPriority w:val="99"/>
     <w:unhideWhenUsed/>
     <w:qFormat/>
-    <w:rsid w:val="009f12ef"/>
+    <w:rsid w:val="009F12EF"/>
     <w:pPr>
-      <w:spacing w:lineRule="auto" w:line="240" w:beforeAutospacing="1" w:afterAutospacing="1"/>
+      <w:spacing w:beforeAutospacing="1" w:afterAutospacing="1" w:line="240" w:lineRule="auto"/>
     </w:pPr>
     <w:rPr>
-      <w:rFonts w:ascii="Times New Roman" w:hAnsi="Times New Roman" w:eastAsia="Times New Roman" w:cs="Times New Roman"/>
+      <w:rFonts w:ascii="Times New Roman" w:eastAsia="Times New Roman" w:hAnsi="Times New Roman" w:cs="Times New Roman"/>
       <w:sz w:val="24"/>
       <w:szCs w:val="24"/>
       <w:lang w:eastAsia="es-ES"/>
@@ -5524,126 +7081,95 @@
     <w:basedOn w:val="Normal"/>
     <w:uiPriority w:val="34"/>
     <w:qFormat/>
-    <w:rsid w:val="009f12ef"/>
+    <w:rsid w:val="009F12EF"/>
     <w:pPr>
-      <w:spacing w:before="0" w:after="160"/>
       <w:ind w:left="720"/>
       <w:contextualSpacing/>
     </w:pPr>
-    <w:rPr/>
   </w:style>
-  <w:style w:type="paragraph" w:styleId="HeaderandFooter" w:customStyle="1">
+  <w:style w:type="paragraph" w:customStyle="1" w:styleId="HeaderandFooter">
     <w:name w:val="Header and Footer"/>
     <w:basedOn w:val="Normal"/>
     <w:qFormat/>
     <w:pPr>
       <w:suppressLineNumbers/>
       <w:tabs>
-        <w:tab w:val="clear" w:pos="708"/>
-        <w:tab w:val="center" w:pos="4252" w:leader="none"/>
-        <w:tab w:val="right" w:pos="8504" w:leader="none"/>
+        <w:tab w:val="center" w:pos="4252"/>
+        <w:tab w:val="right" w:pos="8504"/>
       </w:tabs>
     </w:pPr>
-    <w:rPr/>
   </w:style>
   <w:style w:type="paragraph" w:styleId="Footer">
-    <w:name w:val="Footer"/>
+    <w:name w:val="footer"/>
     <w:basedOn w:val="HeaderandFooter"/>
-    <w:pPr/>
-    <w:rPr/>
   </w:style>
-  <w:style w:type="paragraph" w:styleId="TableContents" w:customStyle="1">
+  <w:style w:type="paragraph" w:customStyle="1" w:styleId="TableContents">
     <w:name w:val="Table Contents"/>
     <w:basedOn w:val="Normal"/>
     <w:qFormat/>
     <w:pPr>
       <w:suppressLineNumbers/>
     </w:pPr>
-    <w:rPr/>
   </w:style>
-  <w:style w:type="paragraph" w:styleId="AnnotationText">
-    <w:name w:val="Annotation Text"/>
+  <w:style w:type="paragraph" w:styleId="CommentText">
+    <w:name w:val="annotation text"/>
     <w:basedOn w:val="Normal"/>
     <w:link w:val="CommentTextChar"/>
     <w:uiPriority w:val="99"/>
     <w:semiHidden/>
     <w:unhideWhenUsed/>
-    <w:rsid w:val="00dc4dad"/>
+    <w:rsid w:val="00DC4DAD"/>
     <w:pPr>
-      <w:spacing w:lineRule="auto" w:line="240"/>
+      <w:spacing w:line="240" w:lineRule="auto"/>
     </w:pPr>
     <w:rPr>
       <w:sz w:val="20"/>
       <w:szCs w:val="20"/>
     </w:rPr>
   </w:style>
-  <w:style w:type="paragraph" w:styleId="annotationsubject">
+  <w:style w:type="paragraph" w:styleId="CommentSubject">
     <w:name w:val="annotation subject"/>
-    <w:basedOn w:val="AnnotationText"/>
-    <w:next w:val="AnnotationText"/>
+    <w:basedOn w:val="CommentText"/>
+    <w:next w:val="CommentText"/>
     <w:link w:val="CommentSubjectChar"/>
     <w:uiPriority w:val="99"/>
     <w:semiHidden/>
     <w:unhideWhenUsed/>
     <w:qFormat/>
-    <w:rsid w:val="00dc4dad"/>
-    <w:pPr/>
+    <w:rsid w:val="00DC4DAD"/>
     <w:rPr>
       <w:b/>
       <w:bCs/>
     </w:rPr>
   </w:style>
   <w:style w:type="paragraph" w:styleId="Header">
-    <w:name w:val="Header"/>
+    <w:name w:val="header"/>
     <w:basedOn w:val="Normal"/>
     <w:link w:val="HeaderChar"/>
     <w:uiPriority w:val="99"/>
     <w:unhideWhenUsed/>
-    <w:rsid w:val="00af5370"/>
+    <w:rsid w:val="00AF5370"/>
     <w:pPr>
       <w:tabs>
-        <w:tab w:val="clear" w:pos="708"/>
-        <w:tab w:val="center" w:pos="4680" w:leader="none"/>
-        <w:tab w:val="right" w:pos="9360" w:leader="none"/>
+        <w:tab w:val="center" w:pos="4680"/>
+        <w:tab w:val="right" w:pos="9360"/>
       </w:tabs>
-      <w:spacing w:lineRule="auto" w:line="240" w:before="0" w:after="0"/>
+      <w:spacing w:after="0" w:line="240" w:lineRule="auto"/>
     </w:pPr>
-    <w:rPr/>
-  </w:style>
-  <w:style w:type="numbering" w:styleId="NoList" w:default="1">
-    <w:name w:val="No List"/>
-    <w:uiPriority w:val="99"/>
-    <w:semiHidden/>
-    <w:unhideWhenUsed/>
-    <w:qFormat/>
-  </w:style>
-  <w:style w:type="table" w:default="1" w:styleId="TableNormal">
-    <w:name w:val="Normal Table"/>
-    <w:uiPriority w:val="99"/>
-    <w:semiHidden/>
-    <w:unhideWhenUsed/>
-    <w:tblPr>
-      <w:tblCellMar>
-        <w:top w:w="0" w:type="dxa"/>
-        <w:left w:w="108" w:type="dxa"/>
-        <w:bottom w:w="0" w:type="dxa"/>
-        <w:right w:w="108" w:type="dxa"/>
-      </w:tblCellMar>
-    </w:tblPr>
   </w:style>
   <w:style w:type="table" w:styleId="TableGrid">
     <w:name w:val="Table Grid"/>
     <w:basedOn w:val="TableNormal"/>
     <w:uiPriority w:val="39"/>
-    <w:rsid w:val="000c21a8"/>
+    <w:rsid w:val="000C21A8"/>
     <w:tblPr>
       <w:tblBorders>
-        <w:top w:val="single" w:color="auto" w:sz="4" w:space="0"/>
-        <w:left w:val="single" w:color="auto" w:sz="4" w:space="0"/>
-        <w:bottom w:val="single" w:color="auto" w:sz="4" w:space="0"/>
-        <w:right w:val="single" w:color="auto" w:sz="4" w:space="0"/>
-        <w:insideH w:val="single" w:color="auto" w:sz="4" w:space="0"/>
-        <w:insideV w:val="single" w:color="auto" w:sz="4" w:space="0"/>
+        <w:top w:val="single" w:sz="4" w:space="0" w:color="auto"/>
+        <w:left w:val="single" w:sz="4" w:space="0" w:color="auto"/>
+        <w:bottom w:val="single" w:sz="4" w:space="0" w:color="auto"/>
+        <w:right w:val="single" w:sz="4" w:space="0" w:color="auto"/>
+        <w:insideH w:val="single" w:sz="4" w:space="0" w:color="auto"/>
+        <w:insideV w:val="single" w:sz="4" w:space="0" w:color="auto"/>
       </w:tblBorders>
     </w:tblPr>
   </w:style>
@@ -5651,54 +7177,54 @@
 </file>
 
 <file path=word/theme/theme1.xml><?xml version="1.0" encoding="utf-8"?>
-<a:theme xmlns:a="http://schemas.openxmlformats.org/drawingml/2006/main" xmlns:r="http://schemas.openxmlformats.org/officeDocument/2006/relationships" name="Tema de Office">
+<a:theme xmlns:a="http://schemas.openxmlformats.org/drawingml/2006/main" name="Tema de Office">
   <a:themeElements>
     <a:clrScheme name="Office">
       <a:dk1>
         <a:srgbClr val="000000"/>
       </a:dk1>
       <a:lt1>
-        <a:srgbClr val="ffffff"/>
+        <a:srgbClr val="FFFFFF"/>
       </a:lt1>
       <a:dk2>
-        <a:srgbClr val="44546a"/>
+        <a:srgbClr val="44546A"/>
       </a:dk2>
       <a:lt2>
-        <a:srgbClr val="e7e6e6"/>
+        <a:srgbClr val="E7E6E6"/>
       </a:lt2>
       <a:accent1>
-        <a:srgbClr val="4472c4"/>
+        <a:srgbClr val="4472C4"/>
       </a:accent1>
       <a:accent2>
-        <a:srgbClr val="ed7d31"/>
+        <a:srgbClr val="ED7D31"/>
       </a:accent2>
       <a:accent3>
-        <a:srgbClr val="a5a5a5"/>
+        <a:srgbClr val="A5A5A5"/>
       </a:accent3>
       <a:accent4>
-        <a:srgbClr val="ffc000"/>
+        <a:srgbClr val="FFC000"/>
       </a:accent4>
       <a:accent5>
-        <a:srgbClr val="5b9bd5"/>
+        <a:srgbClr val="5B9BD5"/>
       </a:accent5>
       <a:accent6>
-        <a:srgbClr val="70ad47"/>
+        <a:srgbClr val="70AD47"/>
       </a:accent6>
       <a:hlink>
-        <a:srgbClr val="0563c1"/>
+        <a:srgbClr val="0563C1"/>
       </a:hlink>
       <a:folHlink>
-        <a:srgbClr val="954f72"/>
+        <a:srgbClr val="954F72"/>
       </a:folHlink>
     </a:clrScheme>
     <a:fontScheme name="Office">
       <a:majorFont>
-        <a:latin typeface="Calibri Light" panose="020F0302020204030204" pitchFamily="0" charset="1"/>
+        <a:latin typeface="Calibri Light" panose="020F0302020204030204"/>
         <a:ea typeface=""/>
         <a:cs typeface=""/>
       </a:majorFont>
       <a:minorFont>
-        <a:latin typeface="Calibri" panose="020F0502020204030204" pitchFamily="0" charset="1"/>
+        <a:latin typeface="Calibri" panose="020F0502020204030204"/>
         <a:ea typeface=""/>
         <a:cs typeface=""/>
       </a:minorFont>
@@ -5730,7 +7256,7 @@
             </a:gs>
           </a:gsLst>
           <a:lin ang="5400000" scaled="0"/>
-          <a:tileRect l="0" t="0" r="0" b="0"/>
+          <a:tileRect/>
         </a:gradFill>
         <a:gradFill>
           <a:gsLst>
@@ -5754,7 +7280,7 @@
             </a:gs>
           </a:gsLst>
           <a:lin ang="5400000" scaled="0"/>
-          <a:tileRect l="0" t="0" r="0" b="0"/>
+          <a:tileRect/>
         </a:gradFill>
       </a:fillStyleLst>
       <a:lnStyleLst>
@@ -5814,11 +7340,13 @@
             </a:gs>
           </a:gsLst>
           <a:lin ang="5400000" scaled="0"/>
-          <a:tileRect l="0" t="0" r="0" b="0"/>
+          <a:tileRect/>
         </a:gradFill>
       </a:bgFillStyleLst>
     </a:fmtScheme>
   </a:themeElements>
+  <a:objectDefaults/>
+  <a:extraClrSchemeLst/>
 </a:theme>
 </file>
 
